--- a/guj/docx/50.content.docx
+++ b/guj/docx/50.content.docx
@@ -718,6 +718,167 @@
         <w:rPr>
           <w:lang w:val="gu_IN" w:bidi="gu_IN"/>
         </w:rPr>
+        <w:t>ફિલિપ્પીઓને પાઉલ પ્રેરીતનો પત્ર - અધ્યાય 1 પ્રસ્તાવના</w:t>
+      </w:r>
+      <w:r>
+        <w:rPr>
+          <w:lang w:val="gu_IN" w:bidi="gu_IN"/>
+        </w:rPr>
+      </w:r>
+    </w:p>
+    <w:p>
+      <w:pPr>
+        <w:pStyle w:val="Heading3"/>
+      </w:pPr>
+      <w:r>
+        <w:rPr>
+          <w:lang w:val="gu_IN" w:bidi="gu_IN"/>
+        </w:rPr>
+        <w:t>માળખું અને રચના</w:t>
+      </w:r>
+    </w:p>
+    <w:p>
+      <w:pPr/>
+      <w:r>
+        <w:rPr>
+          <w:lang w:val="gu_IN" w:bidi="gu_IN"/>
+        </w:rPr>
+      </w:r>
+      <w:r>
+        <w:rPr>
+          <w:lang w:val="gu_IN" w:bidi="gu_IN"/>
+        </w:rPr>
+        <w:t>પત્રને મોકલનારાઓનાં અને તેને પ્રાપ્ત કરનારાઓનાં નામોની સાથેનાં વાક્ય વડે પત્રનો આરંભ કરવાની તે જમાનાની એક સામાન્ય રીતભાતનું અનુકરણ પાઉલ કરે છે. તે સંસ્કૃતિમાં, ત્યારબાદ પત્ર મોકલનાર પત્રને વાંચનાર લોકોને માટે શુભેચ્છા પાઠવતા. પાઉલ આ કામ ખ્રિસ્તી આશીર્વચનનાં રૂપમાં કરે છે.</w:t>
+      </w:r>
+    </w:p>
+    <w:p>
+      <w:pPr>
+        <w:pStyle w:val="Heading3"/>
+      </w:pPr>
+      <w:r>
+        <w:rPr>
+          <w:lang w:val="gu_IN" w:bidi="gu_IN"/>
+        </w:rPr>
+        <w:t>આ અધ્યાયમાં રહેલ વિશેષ વિષયો</w:t>
+      </w:r>
+    </w:p>
+    <w:p>
+      <w:pPr>
+        <w:pStyle w:val="Heading4"/>
+      </w:pPr>
+      <w:r>
+        <w:rPr>
+          <w:lang w:val="gu_IN" w:bidi="gu_IN"/>
+        </w:rPr>
+        <w:t>ખ્રિસ્તનાં દહાડે</w:t>
+      </w:r>
+    </w:p>
+    <w:p>
+      <w:pPr/>
+      <w:r>
+        <w:rPr>
+          <w:lang w:val="gu_IN" w:bidi="gu_IN"/>
+        </w:rPr>
+      </w:r>
+      <w:r>
+        <w:rPr>
+          <w:lang w:val="gu_IN" w:bidi="gu_IN"/>
+        </w:rPr>
+        <w:t xml:space="preserve">આ બાબત ખ્રિસ્તનાં પુનરાગમનનો ઉલ્લેખ કરે છે. ખ્રિસ્તનાં પુનરાગમનને પાઉલ ઘણીવાર ઈશ્વરમય જીવન સાથે જોડે છે. (જુઓ: </w:t>
+      </w:r>
+      <w:r>
+        <w:rPr>
+          <w:lang w:val="gu_IN" w:bidi="gu_IN"/>
+        </w:rPr>
+        <w:t>ઈશ્વરપરાયણ/ઈશ્વરીય, ધર્મનિષ્ઠા/ઈશ્વરપરાયણતા, અધર્મી, નાસ્તિક, નાસ્તિકતા/અનાસ્થા</w:t>
+      </w:r>
+      <w:r>
+        <w:rPr>
+          <w:lang w:val="gu_IN" w:bidi="gu_IN"/>
+        </w:rPr>
+        <w:t>)</w:t>
+      </w:r>
+    </w:p>
+    <w:p>
+      <w:pPr>
+        <w:pStyle w:val="Heading3"/>
+      </w:pPr>
+      <w:r>
+        <w:rPr>
+          <w:lang w:val="gu_IN" w:bidi="gu_IN"/>
+        </w:rPr>
+        <w:t>આ અધ્યાયમાં રહેલ બીજી સંભવિત સમસ્યાઓ</w:t>
+      </w:r>
+    </w:p>
+    <w:p>
+      <w:pPr>
+        <w:pStyle w:val="Heading4"/>
+      </w:pPr>
+      <w:r>
+        <w:rPr>
+          <w:lang w:val="gu_IN" w:bidi="gu_IN"/>
+        </w:rPr>
+        <w:t>વિરોધાભાસ</w:t>
+      </w:r>
+    </w:p>
+    <w:p>
+      <w:pPr/>
+      <w:r>
+        <w:rPr>
+          <w:lang w:val="gu_IN" w:bidi="gu_IN"/>
+        </w:rPr>
+      </w:r>
+      <w:r>
+        <w:rPr>
+          <w:lang w:val="gu_IN" w:bidi="gu_IN"/>
+        </w:rPr>
+        <w:t>વિરોધાભાસ એક સત્ય નિવેદન છે જે કોઈ એક અસંભવ બાબતનો ઉલ્લેખ કરતું હોય છે. ૨૧ મી કલમમાં રહેલ આ નિવેદન વિરોધાભાસી છે: “મરવું લાભ છે.” કલમ ૨૩માં પાઉલ આ નિવેદન કેમ સત્ય છે તેનો ખુલાસો કરે છે. (</w:t>
+      </w:r>
+      <w:hyperlink r:id="rId13">
+        <w:r>
+          <w:rPr>
+            <w:lang w:val="gu_IN" w:bidi="gu_IN"/>
+          </w:rPr>
+          <w:rPr>
+            <w:color w:val="0000EE"/>
+            <w:u w:val="single"/>
+          </w:rPr>
+          <w:t>ફિલીપ્પી ૧:૨૧</w:t>
+        </w:r>
+      </w:hyperlink>
+      <w:r>
+        <w:rPr>
+          <w:lang w:val="gu_IN" w:bidi="gu_IN"/>
+        </w:rPr>
+        <w:t>)</w:t>
+      </w:r>
+      <w:r>
+        <w:rPr>
+          <w:lang w:val="gu_IN" w:bidi="gu_IN"/>
+        </w:rPr>
+      </w:r>
+      <w:r>
+        <w:rPr>
+          <w:lang w:val="gu_IN" w:bidi="gu_IN"/>
+        </w:rPr>
+      </w:r>
+    </w:p>
+    <w:p>
+      <w:pPr/>
+      <w:r>
+        <w:rPr>
+          <w:lang w:val="gu_IN" w:bidi="gu_IN"/>
+        </w:rPr>
+      </w:r>
+    </w:p>
+    <w:p>
+      <w:pPr>
+        <w:pStyle w:val="Heading2"/>
+      </w:pPr>
+      <w:r>
+        <w:rPr>
+          <w:lang w:val="gu_IN" w:bidi="gu_IN"/>
+        </w:rPr>
         <w:t>ફિલિપ્પીઓને પાઉલ પ્રેરીતનો પત્ર 1:1 (#2)</w:t>
       </w:r>
       <w:r>
@@ -905,7 +1066,7 @@
         </w:rPr>
         <w:t xml:space="preserve"> શબ્દ ફિલીપ્પીનાં ખ્રિસ્તીઓનો ઉલ્લેખ કરે છે અને પાઉલે લખેલ મૂળ ભાષામાં તે બહુવચનનું રૂપ છે. એક વિકલ્પને છોડીને, આ સમગ્ર પત્રમાં, “તમે” અને “તમને” શબ્દો બહુવચનનાં છે અને તેઓ ફિલીપ્પીનાં ખ્રિસ્તીઓનો ઉલ્લેખ કરે છે. એક વ્યક્તિનો ઉલ્લેખ કરવા માટે અને એકથી વધારે વ્યક્તિઓનો ઉલ્લેખ કરવા માટે જો તમારી ભાષા “તમે” અને “તમને” માટેનાં બીજા કોઈ રૂપોનો ઉપયોગ કરતા હોય તો [૪:૩] (../04/03.md)નાં શબ્દો સિવાય આ પત્રમાં આવતા આ પ્રસંગમાં અને અન્ય તમામ પ્રસંગોએ “તમે” અને “તમને” માટે તમારી ભાષામાં બહુવચનનો ઉપયોગ કરવું યથાયોગ્ય ગણાશે. </w:t>
       </w:r>
-      <w:hyperlink r:id="rId13">
+      <w:hyperlink r:id="rId14">
         <w:r>
           <w:rPr>
             <w:lang w:val="gu_IN" w:bidi="gu_IN"/>
@@ -1257,7 +1418,7 @@
         </w:rPr>
         <w:t xml:space="preserve"> માટેનાં શબ્દનો અનુવાદ કઈ રીતે કર્યો છે તેને તપાસો. આ પત્રમાં, “તમે” અને “તમને” શબ્દો બહુવચનનાં છે અને તેઓ ફિલીપ્પીનાં ખ્રિસ્તીઓનો ઉલ્લેખ કરે છે, પરંતુ </w:t>
       </w:r>
-      <w:hyperlink r:id="rId13">
+      <w:hyperlink r:id="rId14">
         <w:r>
           <w:rPr>
             <w:lang w:val="gu_IN" w:bidi="gu_IN"/>
@@ -1439,7 +1600,7 @@
         </w:rPr>
         <w:t xml:space="preserve"> શબ્દ બહુવચનમાં છે અને ફિલીપ્પીઓનાં ખ્રિસ્તીઓનો તે ઉલ્લેખ કરે છે. આ પત્રમાં, એક વિકલ્પને છોડીને, “તમે” અને “તમને” શબ્દો હંમેશા બહુવચનનાં છે અને તેઓ ફિલીપ્પીઓનાં ખ્રિસ્તીઓને લાગુ પડે છે. એક વ્યક્તિનો ઉલ્લેખ કરવા માટે અને એકથી વધારે વ્યક્તિઓનો ઉલ્લેખ કરવા માટે જો તમારી ભાષા “તમે” અને “તમને” માટેનાં બીજા કોઈ રૂપોનો ઉપયોગ કરતા હોય તો [૪:૩] (../04/03.md)નાં શબ્દો સિવાય આ પત્રમાં આવતા આ પ્રસંગમાં અને અન્ય તમામ પ્રસંગોએ “તમે” અને “તમને” માટે તમારી ભાષામાં બહુવચનનો ઉપયોગ કરવું યથાયોગ્ય ગણાશે. </w:t>
       </w:r>
-      <w:hyperlink r:id="rId13">
+      <w:hyperlink r:id="rId14">
         <w:r>
           <w:rPr>
             <w:lang w:val="gu_IN" w:bidi="gu_IN"/>
@@ -1545,7 +1706,7 @@
         </w:rPr>
         <w:t xml:space="preserve"> શબ્દસમૂહ સુવાર્તાનો ફેલાવો કરવા માટે વિવિધ પ્રકારે પાઉલની સાથે સામેલ થનાર ફિલીપ્પીઓની ભાગીદારીનો ઉલ્લેખ કરે છે. તેમાં તેઓએ પાઉલને માટે જે દાન મોકલ્યા તેનો પણ સમાવેશ થાય છે. (જુઓ </w:t>
       </w:r>
-      <w:hyperlink r:id="rId14">
+      <w:hyperlink r:id="rId15">
         <w:r>
           <w:rPr>
             <w:lang w:val="gu_IN" w:bidi="gu_IN"/>
@@ -4522,7 +4683,7 @@
         </w:rPr>
         <w:t xml:space="preserve">પાછલી કલમ </w:t>
       </w:r>
-      <w:hyperlink r:id="rId15">
+      <w:hyperlink r:id="rId16">
         <w:r>
           <w:rPr>
             <w:lang w:val="gu_IN" w:bidi="gu_IN"/>
@@ -7992,7 +8153,7 @@
         </w:rPr>
         <w:t>શબ્દસમૂહ વ્યક્તિ ધરતી પર તેના શરીરમાં નિવાસ કરે તેનાં અર્થમાં છે.</w:t>
       </w:r>
-      <w:hyperlink r:id="rId16">
+      <w:hyperlink r:id="rId17">
         <w:r>
           <w:rPr>
             <w:lang w:val="gu_IN" w:bidi="gu_IN"/>
@@ -8263,7 +8424,7 @@
         </w:rPr>
         <w:t xml:space="preserve">શબ્દ પાછલાં </w:t>
       </w:r>
-      <w:hyperlink r:id="rId17">
+      <w:hyperlink r:id="rId18">
         <w:r>
           <w:rPr>
             <w:lang w:val="gu_IN" w:bidi="gu_IN"/>
@@ -8457,7 +8618,7 @@
         </w:rPr>
         <w:t xml:space="preserve">શબ્દ ખ્રિસ્ત સાથે રહેવા માટે મરણ પામીને ધરતીને છોડવાની બાબતથી વિપરીત ધરતી પર વ્યક્તિના શરીરમાં જીવતા રહેવાનો ઉલ્લેખ કરે છે. </w:t>
       </w:r>
-      <w:hyperlink r:id="rId17">
+      <w:hyperlink r:id="rId18">
         <w:r>
           <w:rPr>
             <w:lang w:val="gu_IN" w:bidi="gu_IN"/>
@@ -10840,6 +11001,137 @@
         <w:rPr>
           <w:lang w:val="gu_IN" w:bidi="gu_IN"/>
         </w:rPr>
+        <w:t>ફિલિપ્પીઓને પાઉલ પ્રેરીતનો પત્ર - અધ્યાય 2 પ્રસ્તાવના</w:t>
+      </w:r>
+      <w:r>
+        <w:rPr>
+          <w:lang w:val="gu_IN" w:bidi="gu_IN"/>
+        </w:rPr>
+      </w:r>
+    </w:p>
+    <w:p>
+      <w:pPr>
+        <w:pStyle w:val="Heading3"/>
+      </w:pPr>
+      <w:r>
+        <w:rPr>
+          <w:lang w:val="gu_IN" w:bidi="gu_IN"/>
+        </w:rPr>
+        <w:t>માળખું અને રચના</w:t>
+      </w:r>
+    </w:p>
+    <w:p>
+      <w:pPr/>
+      <w:r>
+        <w:rPr>
+          <w:lang w:val="gu_IN" w:bidi="gu_IN"/>
+        </w:rPr>
+      </w:r>
+      <w:r>
+        <w:rPr>
+          <w:lang w:val="gu_IN" w:bidi="gu_IN"/>
+        </w:rPr>
+        <w:t>કલમ ૬–૧૧ ની લીટીઓ ULT જેવા કેટલાંક અનુવાદોમાં અલગથી તારવવામાં આવી છે. આ કલમો ખ્રિસ્તનાં દાખલાનું વર્ણન કરે છે. ઈસુ વિષેનાં મહત્વના સત્યો તેઓ શીખવે છે.</w:t>
+      </w:r>
+    </w:p>
+    <w:p>
+      <w:pPr>
+        <w:pStyle w:val="Heading3"/>
+      </w:pPr>
+      <w:r>
+        <w:rPr>
+          <w:lang w:val="gu_IN" w:bidi="gu_IN"/>
+        </w:rPr>
+        <w:t>આ અધ્યાયમાં રહેલ વિશેષ વિષયો</w:t>
+      </w:r>
+    </w:p>
+    <w:p>
+      <w:pPr>
+        <w:pStyle w:val="Heading4"/>
+      </w:pPr>
+      <w:r>
+        <w:rPr>
+          <w:lang w:val="gu_IN" w:bidi="gu_IN"/>
+        </w:rPr>
+        <w:t>વ્યવહારિક સૂચનાઓ</w:t>
+      </w:r>
+    </w:p>
+    <w:p>
+      <w:pPr/>
+      <w:r>
+        <w:rPr>
+          <w:lang w:val="gu_IN" w:bidi="gu_IN"/>
+        </w:rPr>
+      </w:r>
+      <w:r>
+        <w:rPr>
+          <w:lang w:val="gu_IN" w:bidi="gu_IN"/>
+        </w:rPr>
+        <w:t>ફિલીપ્પીની મંડળીને પાઉલ આ પત્રમાં ઘણી વ્યવહારિક સૂચનાઓ આપે છે.</w:t>
+      </w:r>
+    </w:p>
+    <w:p>
+      <w:pPr>
+        <w:pStyle w:val="Heading3"/>
+      </w:pPr>
+      <w:r>
+        <w:rPr>
+          <w:lang w:val="gu_IN" w:bidi="gu_IN"/>
+        </w:rPr>
+        <w:t>આ અધ્યાયની અનુવાદ માટેની બીજી સંભવિત સમસ્યાઓ</w:t>
+      </w:r>
+    </w:p>
+    <w:p>
+      <w:pPr>
+        <w:pStyle w:val="Heading4"/>
+      </w:pPr>
+      <w:r>
+        <w:rPr>
+          <w:lang w:val="gu_IN" w:bidi="gu_IN"/>
+        </w:rPr>
+        <w:t>“જો કંઈ”</w:t>
+      </w:r>
+    </w:p>
+    <w:p>
+      <w:pPr/>
+      <w:r>
+        <w:rPr>
+          <w:lang w:val="gu_IN" w:bidi="gu_IN"/>
+        </w:rPr>
+      </w:r>
+      <w:r>
+        <w:rPr>
+          <w:lang w:val="gu_IN" w:bidi="gu_IN"/>
+        </w:rPr>
+        <w:t>આ એક આનુમાનિક નિવેદન હોય તેના જેવું દેખાઈ છે. તેમ છતાં, તે આનુમાનિક નિવેદન નથી, કેમ કે તે કંઇક સત્ય બાબતને પ્રગટ કરે છે. અનુવાદક આ શબ્દસમૂહને “તે હોઈને” તરીકે પણ અનુવાદ કરી શકે છે.</w:t>
+      </w:r>
+      <w:r>
+        <w:rPr>
+          <w:lang w:val="gu_IN" w:bidi="gu_IN"/>
+        </w:rPr>
+      </w:r>
+      <w:r>
+        <w:rPr>
+          <w:lang w:val="gu_IN" w:bidi="gu_IN"/>
+        </w:rPr>
+      </w:r>
+    </w:p>
+    <w:p>
+      <w:pPr/>
+      <w:r>
+        <w:rPr>
+          <w:lang w:val="gu_IN" w:bidi="gu_IN"/>
+        </w:rPr>
+      </w:r>
+    </w:p>
+    <w:p>
+      <w:pPr>
+        <w:pStyle w:val="Heading2"/>
+      </w:pPr>
+      <w:r>
+        <w:rPr>
+          <w:lang w:val="gu_IN" w:bidi="gu_IN"/>
+        </w:rPr>
         <w:t>ફિલિપ્પીઓને પાઉલ પ્રેરીતનો પત્ર 2:1 (#1)</w:t>
       </w:r>
       <w:r>
@@ -13652,7 +13944,7 @@
         </w:rPr>
         <w:t xml:space="preserve">શબ્દ </w:t>
       </w:r>
-      <w:hyperlink r:id="rId18">
+      <w:hyperlink r:id="rId19">
         <w:r>
           <w:rPr>
             <w:lang w:val="gu_IN" w:bidi="gu_IN"/>
@@ -18396,7 +18688,7 @@
         </w:rPr>
         <w:t xml:space="preserve"> શબ્દસમૂહ </w:t>
       </w:r>
-      <w:hyperlink r:id="rId19">
+      <w:hyperlink r:id="rId20">
         <w:r>
           <w:rPr>
             <w:lang w:val="gu_IN" w:bidi="gu_IN"/>
@@ -18930,7 +19222,7 @@
         </w:rPr>
         <w:t xml:space="preserve">**હું આનંદ કરું છું અને તમારી સર્વની સાથે આનંદ કરું છું” શબ્દસમૂહ ફિલીપ્પીનાં વિશ્વાસીઓનાં બદલામાં તેણે કરેલ પરિશ્રમ અને દુઃખ પ્રત્યેના તેના વલણનો પાઉલનો સારાંશ છે, જેને તે </w:t>
       </w:r>
-      <w:hyperlink r:id="rId19">
+      <w:hyperlink r:id="rId20">
         <w:r>
           <w:rPr>
             <w:lang w:val="gu_IN" w:bidi="gu_IN"/>
@@ -19018,7 +19310,7 @@
         </w:rPr>
         <w:t xml:space="preserve">શબ્દસમૂહ અગાઉની કલમ </w:t>
       </w:r>
-      <w:hyperlink r:id="rId20">
+      <w:hyperlink r:id="rId21">
         <w:r>
           <w:rPr>
             <w:lang w:val="gu_IN" w:bidi="gu_IN"/>
@@ -22197,6 +22489,198 @@
         <w:rPr>
           <w:lang w:val="gu_IN" w:bidi="gu_IN"/>
         </w:rPr>
+        <w:t>ફિલિપ્પીઓને પાઉલ પ્રેરીતનો પત્ર - અધ્યાય 3 પ્રસ્તાવના</w:t>
+      </w:r>
+      <w:r>
+        <w:rPr>
+          <w:lang w:val="gu_IN" w:bidi="gu_IN"/>
+        </w:rPr>
+      </w:r>
+    </w:p>
+    <w:p>
+      <w:pPr>
+        <w:pStyle w:val="Heading3"/>
+      </w:pPr>
+      <w:r>
+        <w:rPr>
+          <w:lang w:val="gu_IN" w:bidi="gu_IN"/>
+        </w:rPr>
+        <w:t>માળખું અને રચના</w:t>
+      </w:r>
+    </w:p>
+    <w:p>
+      <w:pPr/>
+      <w:r>
+        <w:rPr>
+          <w:lang w:val="gu_IN" w:bidi="gu_IN"/>
+        </w:rPr>
+      </w:r>
+      <w:r>
+        <w:rPr>
+          <w:lang w:val="gu_IN" w:bidi="gu_IN"/>
+        </w:rPr>
+        <w:t xml:space="preserve">૪–૮મી કલમોમાં એક ન્યાયી યહૂદી ગણાવા માટે તેને લાયકાત પૂરી પાડનાર બાબતોની સૂચી પાઉલ તૈયાર કરે છે. દરેક રીતે, પાઉલ એક આદર્શ યહૂદી હતો, પરંતુ ઈસુને ઓળખવાની મહાનતા સાથે તે હવે વિરોધાભાસ ઉત્પન્ન કરે છે. (જુઓ: </w:t>
+      </w:r>
+      <w:r>
+        <w:rPr>
+          <w:lang w:val="gu_IN" w:bidi="gu_IN"/>
+        </w:rPr>
+        <w:t>ન્યાયી, ન્યાયીપણું, અન્યાયી, અન્યાયીપણું, પ્રામાણિક, પ્રમાણિકપણું</w:t>
+      </w:r>
+      <w:r>
+        <w:rPr>
+          <w:lang w:val="gu_IN" w:bidi="gu_IN"/>
+        </w:rPr>
+        <w:t>)</w:t>
+      </w:r>
+    </w:p>
+    <w:p>
+      <w:pPr>
+        <w:pStyle w:val="Heading3"/>
+      </w:pPr>
+      <w:r>
+        <w:rPr>
+          <w:lang w:val="gu_IN" w:bidi="gu_IN"/>
+        </w:rPr>
+        <w:t>આ અધ્યાયનાં વિશેષ વિષયો</w:t>
+      </w:r>
+    </w:p>
+    <w:p>
+      <w:pPr>
+        <w:pStyle w:val="Heading4"/>
+      </w:pPr>
+      <w:r>
+        <w:rPr>
+          <w:lang w:val="gu_IN" w:bidi="gu_IN"/>
+        </w:rPr>
+        <w:t>કૂતરાં</w:t>
+      </w:r>
+    </w:p>
+    <w:p>
+      <w:pPr/>
+      <w:r>
+        <w:rPr>
+          <w:lang w:val="gu_IN" w:bidi="gu_IN"/>
+        </w:rPr>
+      </w:r>
+      <w:r>
+        <w:rPr>
+          <w:lang w:val="gu_IN" w:bidi="gu_IN"/>
+        </w:rPr>
+        <w:t>એક નકારાત્મક જીવનશૈલી ધરાવનાર લોકોનો ઉલ્લેખ કરવા માટે પ્રાચીન મધ્યપૂર્વી દેશોનાં લોકો કૂતરાંની ઉપમાનો ઉપયોગ કરતા હતા. આ રીતે સઘળી સંસ્કૃતિઓ તે પરિભાષાનો ઉપયોગ કરતી નથી.</w:t>
+      </w:r>
+    </w:p>
+    <w:p>
+      <w:pPr>
+        <w:pStyle w:val="Heading4"/>
+      </w:pPr>
+      <w:r>
+        <w:rPr>
+          <w:lang w:val="gu_IN" w:bidi="gu_IN"/>
+        </w:rPr>
+        <w:t>પુનરુત્થાન પામેલ શરીરો</w:t>
+      </w:r>
+    </w:p>
+    <w:p>
+      <w:pPr/>
+      <w:r>
+        <w:rPr>
+          <w:lang w:val="gu_IN" w:bidi="gu_IN"/>
+        </w:rPr>
+      </w:r>
+      <w:r>
+        <w:rPr>
+          <w:lang w:val="gu_IN" w:bidi="gu_IN"/>
+        </w:rPr>
+        <w:t xml:space="preserve">લોકો સ્વર્ગમાં કેવા દેખાતા હશે તેના વિષે આપણે બહુ ઓછું જાણીએ છીએ. પાઉલ અહીં શિક્ષણ આપે છે કે ખ્રિસ્તીઓ પાસે એક પ્રકારના વિશેષ મહિમાવંત અને પાપથી મુક્ત શરીર હશે. (જુઓ: </w:t>
+      </w:r>
+      <w:r>
+        <w:rPr>
+          <w:lang w:val="gu_IN" w:bidi="gu_IN"/>
+        </w:rPr>
+        <w:t>સ્વર્ગ, આકાશ, આકાશો, આકાશી (સ્વર્ગીય)</w:t>
+      </w:r>
+      <w:r>
+        <w:rPr>
+          <w:lang w:val="gu_IN" w:bidi="gu_IN"/>
+        </w:rPr>
+        <w:t xml:space="preserve"> અને </w:t>
+      </w:r>
+      <w:r>
+        <w:rPr>
+          <w:lang w:val="gu_IN" w:bidi="gu_IN"/>
+        </w:rPr>
+        <w:t>પાપ, પાપરૂપ, પાપી, પાપ કર્યા કરવું</w:t>
+      </w:r>
+      <w:r>
+        <w:rPr>
+          <w:lang w:val="gu_IN" w:bidi="gu_IN"/>
+        </w:rPr>
+        <w:t>)</w:t>
+      </w:r>
+    </w:p>
+    <w:p>
+      <w:pPr>
+        <w:pStyle w:val="Heading3"/>
+      </w:pPr>
+      <w:r>
+        <w:rPr>
+          <w:lang w:val="gu_IN" w:bidi="gu_IN"/>
+        </w:rPr>
+        <w:t>આ અધ્યાયમાં મહત્વનાં અલંકારો</w:t>
+      </w:r>
+    </w:p>
+    <w:p>
+      <w:pPr>
+        <w:pStyle w:val="Heading4"/>
+      </w:pPr>
+      <w:r>
+        <w:rPr>
+          <w:lang w:val="gu_IN" w:bidi="gu_IN"/>
+        </w:rPr>
+        <w:t>ઇનામ</w:t>
+      </w:r>
+    </w:p>
+    <w:p>
+      <w:pPr/>
+      <w:r>
+        <w:rPr>
+          <w:lang w:val="gu_IN" w:bidi="gu_IN"/>
+        </w:rPr>
+      </w:r>
+      <w:r>
+        <w:rPr>
+          <w:lang w:val="gu_IN" w:bidi="gu_IN"/>
+        </w:rPr>
+        <w:t>ખ્રિસ્તી જીવનનું વર્ણન કરવા માટે પાઉલ એક વિસ્તૃત દાખલો આપે છે. ખ્રિસ્તી જીવનનું લક્ષ્ય આ ધરતી પર રહીને ખ્રિસ્ત જેવા થવામાં વૃધ્ધિ કરવાનું છે. સંપૂર્ણપણે આપણે આ લક્ષ્યને કદીપણ સિધ્ધ કરી શકતા નથી, પરંતુ આપણે તેને સારુ યત્ન કરવાનું છે.</w:t>
+      </w:r>
+      <w:r>
+        <w:rPr>
+          <w:lang w:val="gu_IN" w:bidi="gu_IN"/>
+        </w:rPr>
+      </w:r>
+      <w:r>
+        <w:rPr>
+          <w:lang w:val="gu_IN" w:bidi="gu_IN"/>
+        </w:rPr>
+      </w:r>
+    </w:p>
+    <w:p>
+      <w:pPr/>
+      <w:r>
+        <w:rPr>
+          <w:lang w:val="gu_IN" w:bidi="gu_IN"/>
+        </w:rPr>
+      </w:r>
+    </w:p>
+    <w:p>
+      <w:pPr>
+        <w:pStyle w:val="Heading2"/>
+      </w:pPr>
+      <w:r>
+        <w:rPr>
+          <w:lang w:val="gu_IN" w:bidi="gu_IN"/>
+        </w:rPr>
         <w:t>ફિલિપ્પીઓને પાઉલ પ્રેરીતનો પત્ર 3:1 (#1)</w:t>
       </w:r>
       <w:r>
@@ -24691,7 +25175,7 @@
         </w:rPr>
         <w:t xml:space="preserve">શબ્દસમૂહ ખાસ કરીને </w:t>
       </w:r>
-      <w:hyperlink r:id="rId21">
+      <w:hyperlink r:id="rId22">
         <w:r>
           <w:rPr>
             <w:lang w:val="gu_IN" w:bidi="gu_IN"/>
@@ -38735,7 +39219,7 @@
         </w:rPr>
         <w:t xml:space="preserve">એક પુરુષનું નામ છે. </w:t>
       </w:r>
-      <w:hyperlink r:id="rId22">
+      <w:hyperlink r:id="rId23">
         <w:r>
           <w:rPr>
             <w:lang w:val="gu_IN" w:bidi="gu_IN"/>
@@ -39598,490 +40082,6 @@
           <w:lang w:val="gu_IN" w:bidi="gu_IN"/>
         </w:rPr>
         <w:t>શબ્દ એક ભાવવાચક સંજ્ઞા છે જેનો એક ક્રિયાપદનાં રૂપમાં અનુવાદ થઇ શકે છે. વૈકલ્પિક અનુવાદ: “પ્રભુ ઇસુ ખ્રિસ્ત તમારા પ્રત્યે કૃપાળુ થઈને વ્યવહાર કરો” (જુઓ: rc://gu/ta/man/translate/figs-abstractnouns)</w:t>
-      </w:r>
-      <w:r>
-        <w:rPr>
-          <w:lang w:val="gu_IN" w:bidi="gu_IN"/>
-        </w:rPr>
-      </w:r>
-      <w:r>
-        <w:rPr>
-          <w:lang w:val="gu_IN" w:bidi="gu_IN"/>
-        </w:rPr>
-      </w:r>
-    </w:p>
-    <w:p>
-      <w:pPr/>
-      <w:r>
-        <w:rPr>
-          <w:lang w:val="gu_IN" w:bidi="gu_IN"/>
-        </w:rPr>
-      </w:r>
-    </w:p>
-    <w:p>
-      <w:pPr>
-        <w:pStyle w:val="Heading2"/>
-      </w:pPr>
-      <w:r>
-        <w:rPr>
-          <w:lang w:val="gu_IN" w:bidi="gu_IN"/>
-        </w:rPr>
-        <w:t>ફિલિપ્પીઓને પાઉલ પ્રેરીતનો પત્ર - અધ્યાય 1 પ્રસ્તાવના</w:t>
-      </w:r>
-      <w:r>
-        <w:rPr>
-          <w:lang w:val="gu_IN" w:bidi="gu_IN"/>
-        </w:rPr>
-      </w:r>
-    </w:p>
-    <w:p>
-      <w:pPr>
-        <w:pStyle w:val="Heading3"/>
-      </w:pPr>
-      <w:r>
-        <w:rPr>
-          <w:lang w:val="gu_IN" w:bidi="gu_IN"/>
-        </w:rPr>
-        <w:t>માળખું અને રચના</w:t>
-      </w:r>
-    </w:p>
-    <w:p>
-      <w:pPr/>
-      <w:r>
-        <w:rPr>
-          <w:lang w:val="gu_IN" w:bidi="gu_IN"/>
-        </w:rPr>
-      </w:r>
-      <w:r>
-        <w:rPr>
-          <w:lang w:val="gu_IN" w:bidi="gu_IN"/>
-        </w:rPr>
-        <w:t>પત્રને મોકલનારાઓનાં અને તેને પ્રાપ્ત કરનારાઓનાં નામોની સાથેનાં વાક્ય વડે પત્રનો આરંભ કરવાની તે જમાનાની એક સામાન્ય રીતભાતનું અનુકરણ પાઉલ કરે છે. તે સંસ્કૃતિમાં, ત્યારબાદ પત્ર મોકલનાર પત્રને વાંચનાર લોકોને માટે શુભેચ્છા પાઠવતા. પાઉલ આ કામ ખ્રિસ્તી આશીર્વચનનાં રૂપમાં કરે છે.</w:t>
-      </w:r>
-    </w:p>
-    <w:p>
-      <w:pPr>
-        <w:pStyle w:val="Heading3"/>
-      </w:pPr>
-      <w:r>
-        <w:rPr>
-          <w:lang w:val="gu_IN" w:bidi="gu_IN"/>
-        </w:rPr>
-        <w:t>આ અધ્યાયમાં રહેલ વિશેષ વિષયો</w:t>
-      </w:r>
-    </w:p>
-    <w:p>
-      <w:pPr>
-        <w:pStyle w:val="Heading4"/>
-      </w:pPr>
-      <w:r>
-        <w:rPr>
-          <w:lang w:val="gu_IN" w:bidi="gu_IN"/>
-        </w:rPr>
-        <w:t>ખ્રિસ્તનાં દહાડે</w:t>
-      </w:r>
-    </w:p>
-    <w:p>
-      <w:pPr/>
-      <w:r>
-        <w:rPr>
-          <w:lang w:val="gu_IN" w:bidi="gu_IN"/>
-        </w:rPr>
-      </w:r>
-      <w:r>
-        <w:rPr>
-          <w:lang w:val="gu_IN" w:bidi="gu_IN"/>
-        </w:rPr>
-        <w:t xml:space="preserve">આ બાબત ખ્રિસ્તનાં પુનરાગમનનો ઉલ્લેખ કરે છે. ખ્રિસ્તનાં પુનરાગમનને પાઉલ ઘણીવાર ઈશ્વરમય જીવન સાથે જોડે છે. (જુઓ: </w:t>
-      </w:r>
-      <w:r>
-        <w:rPr>
-          <w:lang w:val="gu_IN" w:bidi="gu_IN"/>
-        </w:rPr>
-        <w:t>ઈશ્વરપરાયણ/ઈશ્વરીય, ધર્મનિષ્ઠા/ઈશ્વરપરાયણતા, અધર્મી, નાસ્તિક, નાસ્તિકતા/અનાસ્થા</w:t>
-      </w:r>
-      <w:r>
-        <w:rPr>
-          <w:lang w:val="gu_IN" w:bidi="gu_IN"/>
-        </w:rPr>
-        <w:t>)</w:t>
-      </w:r>
-    </w:p>
-    <w:p>
-      <w:pPr>
-        <w:pStyle w:val="Heading3"/>
-      </w:pPr>
-      <w:r>
-        <w:rPr>
-          <w:lang w:val="gu_IN" w:bidi="gu_IN"/>
-        </w:rPr>
-        <w:t>આ અધ્યાયમાં રહેલ બીજી સંભવિત સમસ્યાઓ</w:t>
-      </w:r>
-    </w:p>
-    <w:p>
-      <w:pPr>
-        <w:pStyle w:val="Heading4"/>
-      </w:pPr>
-      <w:r>
-        <w:rPr>
-          <w:lang w:val="gu_IN" w:bidi="gu_IN"/>
-        </w:rPr>
-        <w:t>વિરોધાભાસ</w:t>
-      </w:r>
-    </w:p>
-    <w:p>
-      <w:pPr/>
-      <w:r>
-        <w:rPr>
-          <w:lang w:val="gu_IN" w:bidi="gu_IN"/>
-        </w:rPr>
-      </w:r>
-      <w:r>
-        <w:rPr>
-          <w:lang w:val="gu_IN" w:bidi="gu_IN"/>
-        </w:rPr>
-        <w:t>વિરોધાભાસ એક સત્ય નિવેદન છે જે કોઈ એક અસંભવ બાબતનો ઉલ્લેખ કરતું હોય છે. ૨૧ મી કલમમાં રહેલ આ નિવેદન વિરોધાભાસી છે: “મરવું લાભ છે.” કલમ ૨૩માં પાઉલ આ નિવેદન કેમ સત્ય છે તેનો ખુલાસો કરે છે. (</w:t>
-      </w:r>
-      <w:hyperlink r:id="rId23">
-        <w:r>
-          <w:rPr>
-            <w:lang w:val="gu_IN" w:bidi="gu_IN"/>
-          </w:rPr>
-          <w:rPr>
-            <w:color w:val="0000EE"/>
-            <w:u w:val="single"/>
-          </w:rPr>
-          <w:t>ફિલીપ્પી ૧:૨૧</w:t>
-        </w:r>
-      </w:hyperlink>
-      <w:r>
-        <w:rPr>
-          <w:lang w:val="gu_IN" w:bidi="gu_IN"/>
-        </w:rPr>
-        <w:t>)</w:t>
-      </w:r>
-      <w:r>
-        <w:rPr>
-          <w:lang w:val="gu_IN" w:bidi="gu_IN"/>
-        </w:rPr>
-      </w:r>
-      <w:r>
-        <w:rPr>
-          <w:lang w:val="gu_IN" w:bidi="gu_IN"/>
-        </w:rPr>
-      </w:r>
-    </w:p>
-    <w:p>
-      <w:pPr/>
-      <w:r>
-        <w:rPr>
-          <w:lang w:val="gu_IN" w:bidi="gu_IN"/>
-        </w:rPr>
-      </w:r>
-    </w:p>
-    <w:p>
-      <w:pPr>
-        <w:pStyle w:val="Heading2"/>
-      </w:pPr>
-      <w:r>
-        <w:rPr>
-          <w:lang w:val="gu_IN" w:bidi="gu_IN"/>
-        </w:rPr>
-        <w:t>ફિલિપ્પીઓને પાઉલ પ્રેરીતનો પત્ર - અધ્યાય 2 પ્રસ્તાવના</w:t>
-      </w:r>
-      <w:r>
-        <w:rPr>
-          <w:lang w:val="gu_IN" w:bidi="gu_IN"/>
-        </w:rPr>
-      </w:r>
-    </w:p>
-    <w:p>
-      <w:pPr>
-        <w:pStyle w:val="Heading3"/>
-      </w:pPr>
-      <w:r>
-        <w:rPr>
-          <w:lang w:val="gu_IN" w:bidi="gu_IN"/>
-        </w:rPr>
-        <w:t>માળખું અને રચના</w:t>
-      </w:r>
-    </w:p>
-    <w:p>
-      <w:pPr/>
-      <w:r>
-        <w:rPr>
-          <w:lang w:val="gu_IN" w:bidi="gu_IN"/>
-        </w:rPr>
-      </w:r>
-      <w:r>
-        <w:rPr>
-          <w:lang w:val="gu_IN" w:bidi="gu_IN"/>
-        </w:rPr>
-        <w:t>કલમ ૬–૧૧ ની લીટીઓ ULT જેવા કેટલાંક અનુવાદોમાં અલગથી તારવવામાં આવી છે. આ કલમો ખ્રિસ્તનાં દાખલાનું વર્ણન કરે છે. ઈસુ વિષેનાં મહત્વના સત્યો તેઓ શીખવે છે.</w:t>
-      </w:r>
-    </w:p>
-    <w:p>
-      <w:pPr>
-        <w:pStyle w:val="Heading3"/>
-      </w:pPr>
-      <w:r>
-        <w:rPr>
-          <w:lang w:val="gu_IN" w:bidi="gu_IN"/>
-        </w:rPr>
-        <w:t>આ અધ્યાયમાં રહેલ વિશેષ વિષયો</w:t>
-      </w:r>
-    </w:p>
-    <w:p>
-      <w:pPr>
-        <w:pStyle w:val="Heading4"/>
-      </w:pPr>
-      <w:r>
-        <w:rPr>
-          <w:lang w:val="gu_IN" w:bidi="gu_IN"/>
-        </w:rPr>
-        <w:t>વ્યવહારિક સૂચનાઓ</w:t>
-      </w:r>
-    </w:p>
-    <w:p>
-      <w:pPr/>
-      <w:r>
-        <w:rPr>
-          <w:lang w:val="gu_IN" w:bidi="gu_IN"/>
-        </w:rPr>
-      </w:r>
-      <w:r>
-        <w:rPr>
-          <w:lang w:val="gu_IN" w:bidi="gu_IN"/>
-        </w:rPr>
-        <w:t>ફિલીપ્પીની મંડળીને પાઉલ આ પત્રમાં ઘણી વ્યવહારિક સૂચનાઓ આપે છે.</w:t>
-      </w:r>
-    </w:p>
-    <w:p>
-      <w:pPr>
-        <w:pStyle w:val="Heading3"/>
-      </w:pPr>
-      <w:r>
-        <w:rPr>
-          <w:lang w:val="gu_IN" w:bidi="gu_IN"/>
-        </w:rPr>
-        <w:t>આ અધ્યાયની અનુવાદ માટેની બીજી સંભવિત સમસ્યાઓ</w:t>
-      </w:r>
-    </w:p>
-    <w:p>
-      <w:pPr>
-        <w:pStyle w:val="Heading4"/>
-      </w:pPr>
-      <w:r>
-        <w:rPr>
-          <w:lang w:val="gu_IN" w:bidi="gu_IN"/>
-        </w:rPr>
-        <w:t>“જો કંઈ”</w:t>
-      </w:r>
-    </w:p>
-    <w:p>
-      <w:pPr/>
-      <w:r>
-        <w:rPr>
-          <w:lang w:val="gu_IN" w:bidi="gu_IN"/>
-        </w:rPr>
-      </w:r>
-      <w:r>
-        <w:rPr>
-          <w:lang w:val="gu_IN" w:bidi="gu_IN"/>
-        </w:rPr>
-        <w:t>આ એક આનુમાનિક નિવેદન હોય તેના જેવું દેખાઈ છે. તેમ છતાં, તે આનુમાનિક નિવેદન નથી, કેમ કે તે કંઇક સત્ય બાબતને પ્રગટ કરે છે. અનુવાદક આ શબ્દસમૂહને “તે હોઈને” તરીકે પણ અનુવાદ કરી શકે છે.</w:t>
-      </w:r>
-      <w:r>
-        <w:rPr>
-          <w:lang w:val="gu_IN" w:bidi="gu_IN"/>
-        </w:rPr>
-      </w:r>
-      <w:r>
-        <w:rPr>
-          <w:lang w:val="gu_IN" w:bidi="gu_IN"/>
-        </w:rPr>
-      </w:r>
-    </w:p>
-    <w:p>
-      <w:pPr/>
-      <w:r>
-        <w:rPr>
-          <w:lang w:val="gu_IN" w:bidi="gu_IN"/>
-        </w:rPr>
-      </w:r>
-    </w:p>
-    <w:p>
-      <w:pPr>
-        <w:pStyle w:val="Heading2"/>
-      </w:pPr>
-      <w:r>
-        <w:rPr>
-          <w:lang w:val="gu_IN" w:bidi="gu_IN"/>
-        </w:rPr>
-        <w:t>ફિલિપ્પીઓને પાઉલ પ્રેરીતનો પત્ર - અધ્યાય 3 પ્રસ્તાવના</w:t>
-      </w:r>
-      <w:r>
-        <w:rPr>
-          <w:lang w:val="gu_IN" w:bidi="gu_IN"/>
-        </w:rPr>
-      </w:r>
-    </w:p>
-    <w:p>
-      <w:pPr>
-        <w:pStyle w:val="Heading3"/>
-      </w:pPr>
-      <w:r>
-        <w:rPr>
-          <w:lang w:val="gu_IN" w:bidi="gu_IN"/>
-        </w:rPr>
-        <w:t>માળખું અને રચના</w:t>
-      </w:r>
-    </w:p>
-    <w:p>
-      <w:pPr/>
-      <w:r>
-        <w:rPr>
-          <w:lang w:val="gu_IN" w:bidi="gu_IN"/>
-        </w:rPr>
-      </w:r>
-      <w:r>
-        <w:rPr>
-          <w:lang w:val="gu_IN" w:bidi="gu_IN"/>
-        </w:rPr>
-        <w:t xml:space="preserve">૪–૮મી કલમોમાં એક ન્યાયી યહૂદી ગણાવા માટે તેને લાયકાત પૂરી પાડનાર બાબતોની સૂચી પાઉલ તૈયાર કરે છે. દરેક રીતે, પાઉલ એક આદર્શ યહૂદી હતો, પરંતુ ઈસુને ઓળખવાની મહાનતા સાથે તે હવે વિરોધાભાસ ઉત્પન્ન કરે છે. (જુઓ: </w:t>
-      </w:r>
-      <w:r>
-        <w:rPr>
-          <w:lang w:val="gu_IN" w:bidi="gu_IN"/>
-        </w:rPr>
-        <w:t>ન્યાયી, ન્યાયીપણું, અન્યાયી, અન્યાયીપણું, પ્રામાણિક, પ્રમાણિકપણું</w:t>
-      </w:r>
-      <w:r>
-        <w:rPr>
-          <w:lang w:val="gu_IN" w:bidi="gu_IN"/>
-        </w:rPr>
-        <w:t>)</w:t>
-      </w:r>
-    </w:p>
-    <w:p>
-      <w:pPr>
-        <w:pStyle w:val="Heading3"/>
-      </w:pPr>
-      <w:r>
-        <w:rPr>
-          <w:lang w:val="gu_IN" w:bidi="gu_IN"/>
-        </w:rPr>
-        <w:t>આ અધ્યાયનાં વિશેષ વિષયો</w:t>
-      </w:r>
-    </w:p>
-    <w:p>
-      <w:pPr>
-        <w:pStyle w:val="Heading4"/>
-      </w:pPr>
-      <w:r>
-        <w:rPr>
-          <w:lang w:val="gu_IN" w:bidi="gu_IN"/>
-        </w:rPr>
-        <w:t>કૂતરાં</w:t>
-      </w:r>
-    </w:p>
-    <w:p>
-      <w:pPr/>
-      <w:r>
-        <w:rPr>
-          <w:lang w:val="gu_IN" w:bidi="gu_IN"/>
-        </w:rPr>
-      </w:r>
-      <w:r>
-        <w:rPr>
-          <w:lang w:val="gu_IN" w:bidi="gu_IN"/>
-        </w:rPr>
-        <w:t>એક નકારાત્મક જીવનશૈલી ધરાવનાર લોકોનો ઉલ્લેખ કરવા માટે પ્રાચીન મધ્યપૂર્વી દેશોનાં લોકો કૂતરાંની ઉપમાનો ઉપયોગ કરતા હતા. આ રીતે સઘળી સંસ્કૃતિઓ તે પરિભાષાનો ઉપયોગ કરતી નથી.</w:t>
-      </w:r>
-    </w:p>
-    <w:p>
-      <w:pPr>
-        <w:pStyle w:val="Heading4"/>
-      </w:pPr>
-      <w:r>
-        <w:rPr>
-          <w:lang w:val="gu_IN" w:bidi="gu_IN"/>
-        </w:rPr>
-        <w:t>પુનરુત્થાન પામેલ શરીરો</w:t>
-      </w:r>
-    </w:p>
-    <w:p>
-      <w:pPr/>
-      <w:r>
-        <w:rPr>
-          <w:lang w:val="gu_IN" w:bidi="gu_IN"/>
-        </w:rPr>
-      </w:r>
-      <w:r>
-        <w:rPr>
-          <w:lang w:val="gu_IN" w:bidi="gu_IN"/>
-        </w:rPr>
-        <w:t xml:space="preserve">લોકો સ્વર્ગમાં કેવા દેખાતા હશે તેના વિષે આપણે બહુ ઓછું જાણીએ છીએ. પાઉલ અહીં શિક્ષણ આપે છે કે ખ્રિસ્તીઓ પાસે એક પ્રકારના વિશેષ મહિમાવંત અને પાપથી મુક્ત શરીર હશે. (જુઓ: </w:t>
-      </w:r>
-      <w:r>
-        <w:rPr>
-          <w:lang w:val="gu_IN" w:bidi="gu_IN"/>
-        </w:rPr>
-        <w:t>સ્વર્ગ, આકાશ, આકાશો, આકાશી (સ્વર્ગીય)</w:t>
-      </w:r>
-      <w:r>
-        <w:rPr>
-          <w:lang w:val="gu_IN" w:bidi="gu_IN"/>
-        </w:rPr>
-        <w:t xml:space="preserve"> અને </w:t>
-      </w:r>
-      <w:r>
-        <w:rPr>
-          <w:lang w:val="gu_IN" w:bidi="gu_IN"/>
-        </w:rPr>
-        <w:t>પાપ, પાપરૂપ, પાપી, પાપ કર્યા કરવું</w:t>
-      </w:r>
-      <w:r>
-        <w:rPr>
-          <w:lang w:val="gu_IN" w:bidi="gu_IN"/>
-        </w:rPr>
-        <w:t>)</w:t>
-      </w:r>
-    </w:p>
-    <w:p>
-      <w:pPr>
-        <w:pStyle w:val="Heading3"/>
-      </w:pPr>
-      <w:r>
-        <w:rPr>
-          <w:lang w:val="gu_IN" w:bidi="gu_IN"/>
-        </w:rPr>
-        <w:t>આ અધ્યાયમાં મહત્વનાં અલંકારો</w:t>
-      </w:r>
-    </w:p>
-    <w:p>
-      <w:pPr>
-        <w:pStyle w:val="Heading4"/>
-      </w:pPr>
-      <w:r>
-        <w:rPr>
-          <w:lang w:val="gu_IN" w:bidi="gu_IN"/>
-        </w:rPr>
-        <w:t>ઇનામ</w:t>
-      </w:r>
-    </w:p>
-    <w:p>
-      <w:pPr/>
-      <w:r>
-        <w:rPr>
-          <w:lang w:val="gu_IN" w:bidi="gu_IN"/>
-        </w:rPr>
-      </w:r>
-      <w:r>
-        <w:rPr>
-          <w:lang w:val="gu_IN" w:bidi="gu_IN"/>
-        </w:rPr>
-        <w:t>ખ્રિસ્તી જીવનનું વર્ણન કરવા માટે પાઉલ એક વિસ્તૃત દાખલો આપે છે. ખ્રિસ્તી જીવનનું લક્ષ્ય આ ધરતી પર રહીને ખ્રિસ્ત જેવા થવામાં વૃધ્ધિ કરવાનું છે. સંપૂર્ણપણે આપણે આ લક્ષ્યને કદીપણ સિધ્ધ કરી શકતા નથી, પરંતુ આપણે તેને સારુ યત્ન કરવાનું છે.</w:t>
       </w:r>
       <w:r>
         <w:rPr>

--- a/guj/docx/50.content.docx
+++ b/guj/docx/50.content.docx
@@ -962,6 +962,21 @@
           <w:b/>
           <w:lang w:val="gu_IN" w:bidi="gu_IN"/>
         </w:rPr>
+        <w:t>χάρις ὑμῖν καὶ εἰρήνη</w:t>
+      </w:r>
+    </w:p>
+    <w:p>
+      <w:pPr/>
+      <w:r>
+        <w:rPr>
+          <w:lang w:val="gu_IN" w:bidi="gu_IN"/>
+        </w:rPr>
+      </w:r>
+      <w:r>
+        <w:rPr>
+          <w:b/>
+          <w:lang w:val="gu_IN" w:bidi="gu_IN"/>
+        </w:rPr>
         <w:t>"અને &amp; તમને કૃપા &amp; શાંતિ હો"</w:t>
       </w:r>
     </w:p>
@@ -1023,6 +1038,21 @@
         <w:rPr>
           <w:lang w:val="gu_IN" w:bidi="gu_IN"/>
         </w:rPr>
+      </w:r>
+    </w:p>
+    <w:p>
+      <w:pPr/>
+      <w:r>
+        <w:rPr>
+          <w:lang w:val="gu_IN" w:bidi="gu_IN"/>
+        </w:rPr>
+      </w:r>
+      <w:r>
+        <w:rPr>
+          <w:b/>
+          <w:lang w:val="gu_IN" w:bidi="gu_IN"/>
+        </w:rPr>
+        <w:t>ὑμῖν</w:t>
       </w:r>
     </w:p>
     <w:p>
@@ -1143,6 +1173,21 @@
           <w:b/>
           <w:lang w:val="gu_IN" w:bidi="gu_IN"/>
         </w:rPr>
+        <w:t>Πατρὸς ἡμῶν</w:t>
+      </w:r>
+    </w:p>
+    <w:p>
+      <w:pPr/>
+      <w:r>
+        <w:rPr>
+          <w:lang w:val="gu_IN" w:bidi="gu_IN"/>
+        </w:rPr>
+      </w:r>
+      <w:r>
+        <w:rPr>
+          <w:b/>
+          <w:lang w:val="gu_IN" w:bidi="gu_IN"/>
+        </w:rPr>
         <w:t>"આપણા પિતા"</w:t>
       </w:r>
     </w:p>
@@ -1231,6 +1276,21 @@
           <w:b/>
           <w:lang w:val="gu_IN" w:bidi="gu_IN"/>
         </w:rPr>
+        <w:t>ἐπὶ πάσῃ τῇ μνείᾳ ὑμῶν</w:t>
+      </w:r>
+    </w:p>
+    <w:p>
+      <w:pPr/>
+      <w:r>
+        <w:rPr>
+          <w:lang w:val="gu_IN" w:bidi="gu_IN"/>
+        </w:rPr>
+      </w:r>
+      <w:r>
+        <w:rPr>
+          <w:b/>
+          <w:lang w:val="gu_IN" w:bidi="gu_IN"/>
+        </w:rPr>
         <w:t>"સર્વ સ્મરણોમાં તમારા માટે મારા"</w:t>
       </w:r>
     </w:p>
@@ -1307,6 +1367,21 @@
           <w:b/>
           <w:lang w:val="gu_IN" w:bidi="gu_IN"/>
         </w:rPr>
+        <w:t>τῷ Θεῷ μου</w:t>
+      </w:r>
+    </w:p>
+    <w:p>
+      <w:pPr/>
+      <w:r>
+        <w:rPr>
+          <w:lang w:val="gu_IN" w:bidi="gu_IN"/>
+        </w:rPr>
+      </w:r>
+      <w:r>
+        <w:rPr>
+          <w:b/>
+          <w:lang w:val="gu_IN" w:bidi="gu_IN"/>
+        </w:rPr>
         <w:t>"મારા &amp; ઈશ્વરનો"</w:t>
       </w:r>
     </w:p>
@@ -1375,6 +1450,21 @@
         <w:rPr>
           <w:lang w:val="gu_IN" w:bidi="gu_IN"/>
         </w:rPr>
+      </w:r>
+    </w:p>
+    <w:p>
+      <w:pPr/>
+      <w:r>
+        <w:rPr>
+          <w:lang w:val="gu_IN" w:bidi="gu_IN"/>
+        </w:rPr>
+      </w:r>
+      <w:r>
+        <w:rPr>
+          <w:b/>
+          <w:lang w:val="gu_IN" w:bidi="gu_IN"/>
+        </w:rPr>
+        <w:t>ὑμῶν</w:t>
       </w:r>
     </w:p>
     <w:p>
@@ -1571,6 +1661,21 @@
           <w:b/>
           <w:lang w:val="gu_IN" w:bidi="gu_IN"/>
         </w:rPr>
+        <w:t>ὑμῶν</w:t>
+      </w:r>
+    </w:p>
+    <w:p>
+      <w:pPr/>
+      <w:r>
+        <w:rPr>
+          <w:lang w:val="gu_IN" w:bidi="gu_IN"/>
+        </w:rPr>
+      </w:r>
+      <w:r>
+        <w:rPr>
+          <w:b/>
+          <w:lang w:val="gu_IN" w:bidi="gu_IN"/>
+        </w:rPr>
         <w:t>"તમારી"</w:t>
       </w:r>
     </w:p>
@@ -1677,6 +1782,21 @@
           <w:b/>
           <w:lang w:val="gu_IN" w:bidi="gu_IN"/>
         </w:rPr>
+        <w:t>τῇ κοινωνίᾳ ὑμῶν εἰς τὸ εὐαγγέλιον</w:t>
+      </w:r>
+    </w:p>
+    <w:p>
+      <w:pPr/>
+      <w:r>
+        <w:rPr>
+          <w:lang w:val="gu_IN" w:bidi="gu_IN"/>
+        </w:rPr>
+      </w:r>
+      <w:r>
+        <w:rPr>
+          <w:b/>
+          <w:lang w:val="gu_IN" w:bidi="gu_IN"/>
+        </w:rPr>
         <w:t>"સુવાર્તામાં તમારી સહભાગીતાના કારણે"</w:t>
       </w:r>
     </w:p>
@@ -1783,6 +1903,21 @@
           <w:b/>
           <w:lang w:val="gu_IN" w:bidi="gu_IN"/>
         </w:rPr>
+        <w:t>ἀπὸ τῆς πρώτης ἡμέρας</w:t>
+      </w:r>
+    </w:p>
+    <w:p>
+      <w:pPr/>
+      <w:r>
+        <w:rPr>
+          <w:lang w:val="gu_IN" w:bidi="gu_IN"/>
+        </w:rPr>
+      </w:r>
+      <w:r>
+        <w:rPr>
+          <w:b/>
+          <w:lang w:val="gu_IN" w:bidi="gu_IN"/>
+        </w:rPr>
         <w:t>"પ્રથમ દિવસથી"</w:t>
       </w:r>
     </w:p>
@@ -1865,6 +2000,21 @@
           <w:b/>
           <w:lang w:val="gu_IN" w:bidi="gu_IN"/>
         </w:rPr>
+        <w:t>ἄχρι τοῦ νῦν</w:t>
+      </w:r>
+    </w:p>
+    <w:p>
+      <w:pPr/>
+      <w:r>
+        <w:rPr>
+          <w:lang w:val="gu_IN" w:bidi="gu_IN"/>
+        </w:rPr>
+      </w:r>
+      <w:r>
+        <w:rPr>
+          <w:b/>
+          <w:lang w:val="gu_IN" w:bidi="gu_IN"/>
+        </w:rPr>
         <w:t>"અત્યાર સુધી"</w:t>
       </w:r>
     </w:p>
@@ -2117,6 +2267,21 @@
           <w:b/>
           <w:lang w:val="gu_IN" w:bidi="gu_IN"/>
         </w:rPr>
+        <w:t>ὅτι ὁ ἐναρξάμενος ἐν ὑμῖν ἔργον ἀγαθὸν</w:t>
+      </w:r>
+    </w:p>
+    <w:p>
+      <w:pPr/>
+      <w:r>
+        <w:rPr>
+          <w:lang w:val="gu_IN" w:bidi="gu_IN"/>
+        </w:rPr>
+      </w:r>
+      <w:r>
+        <w:rPr>
+          <w:b/>
+          <w:lang w:val="gu_IN" w:bidi="gu_IN"/>
+        </w:rPr>
         <w:t>"કે એક જેમણે તમારામાં સારું કાર્ય શરૂ કર્યું છે તે"</w:t>
       </w:r>
     </w:p>
@@ -2199,6 +2364,21 @@
           <w:b/>
           <w:lang w:val="gu_IN" w:bidi="gu_IN"/>
         </w:rPr>
+        <w:t>ὑμῖν</w:t>
+      </w:r>
+    </w:p>
+    <w:p>
+      <w:pPr/>
+      <w:r>
+        <w:rPr>
+          <w:lang w:val="gu_IN" w:bidi="gu_IN"/>
+        </w:rPr>
+      </w:r>
+      <w:r>
+        <w:rPr>
+          <w:b/>
+          <w:lang w:val="gu_IN" w:bidi="gu_IN"/>
+        </w:rPr>
         <w:t>"તમારામાં"</w:t>
       </w:r>
     </w:p>
@@ -2275,6 +2455,21 @@
           <w:b/>
           <w:lang w:val="gu_IN" w:bidi="gu_IN"/>
         </w:rPr>
+        <w:t>ἐπιτελέσει</w:t>
+      </w:r>
+    </w:p>
+    <w:p>
+      <w:pPr/>
+      <w:r>
+        <w:rPr>
+          <w:lang w:val="gu_IN" w:bidi="gu_IN"/>
+        </w:rPr>
+      </w:r>
+      <w:r>
+        <w:rPr>
+          <w:b/>
+          <w:lang w:val="gu_IN" w:bidi="gu_IN"/>
+        </w:rPr>
         <w:t>"તેને સમ્પૂર્ણ કરશે"</w:t>
       </w:r>
     </w:p>
@@ -2363,6 +2558,21 @@
           <w:b/>
           <w:lang w:val="gu_IN" w:bidi="gu_IN"/>
         </w:rPr>
+        <w:t>ἡμέρας Χριστοῦ Ἰησοῦ</w:t>
+      </w:r>
+    </w:p>
+    <w:p>
+      <w:pPr/>
+      <w:r>
+        <w:rPr>
+          <w:lang w:val="gu_IN" w:bidi="gu_IN"/>
+        </w:rPr>
+      </w:r>
+      <w:r>
+        <w:rPr>
+          <w:b/>
+          <w:lang w:val="gu_IN" w:bidi="gu_IN"/>
+        </w:rPr>
         <w:t>"ઈસુ ખ્રિસ્તના દિવસ"</w:t>
       </w:r>
     </w:p>
@@ -2445,6 +2655,21 @@
           <w:b/>
           <w:lang w:val="gu_IN" w:bidi="gu_IN"/>
         </w:rPr>
+        <w:t>τὸ ἔχειν με ἐν τῇ καρδίᾳ ὑμᾶς</w:t>
+      </w:r>
+    </w:p>
+    <w:p>
+      <w:pPr/>
+      <w:r>
+        <w:rPr>
+          <w:lang w:val="gu_IN" w:bidi="gu_IN"/>
+        </w:rPr>
+      </w:r>
+      <w:r>
+        <w:rPr>
+          <w:b/>
+          <w:lang w:val="gu_IN" w:bidi="gu_IN"/>
+        </w:rPr>
         <w:t>"તમે {મારા} હૃદયમાં છો"</w:t>
       </w:r>
     </w:p>
@@ -2590,6 +2815,21 @@
           <w:b/>
           <w:lang w:val="gu_IN" w:bidi="gu_IN"/>
         </w:rPr>
+        <w:t>τῆς χάριτος</w:t>
+      </w:r>
+    </w:p>
+    <w:p>
+      <w:pPr/>
+      <w:r>
+        <w:rPr>
+          <w:lang w:val="gu_IN" w:bidi="gu_IN"/>
+        </w:rPr>
+      </w:r>
+      <w:r>
+        <w:rPr>
+          <w:b/>
+          <w:lang w:val="gu_IN" w:bidi="gu_IN"/>
+        </w:rPr>
         <w:t>"કૃપાના"</w:t>
       </w:r>
     </w:p>
@@ -2691,6 +2931,21 @@
           <w:b/>
           <w:lang w:val="gu_IN" w:bidi="gu_IN"/>
         </w:rPr>
+        <w:t>τοῖς δεσμοῖς μου</w:t>
+      </w:r>
+    </w:p>
+    <w:p>
+      <w:pPr/>
+      <w:r>
+        <w:rPr>
+          <w:lang w:val="gu_IN" w:bidi="gu_IN"/>
+        </w:rPr>
+      </w:r>
+      <w:r>
+        <w:rPr>
+          <w:b/>
+          <w:lang w:val="gu_IN" w:bidi="gu_IN"/>
+        </w:rPr>
         <w:t>"મારી સાંકળોમાં"</w:t>
       </w:r>
     </w:p>
@@ -2799,6 +3054,21 @@
           <w:b/>
           <w:lang w:val="gu_IN" w:bidi="gu_IN"/>
         </w:rPr>
+        <w:t>καὶ ἐν τῇ ἀπολογίᾳ καὶ βεβαιώσει τοῦ εὐαγγελίου</w:t>
+      </w:r>
+    </w:p>
+    <w:p>
+      <w:pPr/>
+      <w:r>
+        <w:rPr>
+          <w:lang w:val="gu_IN" w:bidi="gu_IN"/>
+        </w:rPr>
+      </w:r>
+      <w:r>
+        <w:rPr>
+          <w:b/>
+          <w:lang w:val="gu_IN" w:bidi="gu_IN"/>
+        </w:rPr>
         <w:t>"સુવાર્તાની &amp; અને &amp; બચાવ તથા સમર્થનમાં"</w:t>
       </w:r>
     </w:p>
@@ -2894,6 +3164,21 @@
           <w:b/>
           <w:lang w:val="gu_IN" w:bidi="gu_IN"/>
         </w:rPr>
+        <w:t>ἐν σπλάγχνοις Χριστοῦ Ἰησοῦ</w:t>
+      </w:r>
+    </w:p>
+    <w:p>
+      <w:pPr/>
+      <w:r>
+        <w:rPr>
+          <w:lang w:val="gu_IN" w:bidi="gu_IN"/>
+        </w:rPr>
+      </w:r>
+      <w:r>
+        <w:rPr>
+          <w:b/>
+          <w:lang w:val="gu_IN" w:bidi="gu_IN"/>
+        </w:rPr>
         <w:t>"ખ્રિસ્ત ઈસુના આંતરીક ભાગો સાથે"</w:t>
       </w:r>
     </w:p>
@@ -3153,6 +3438,21 @@
           <w:b/>
           <w:lang w:val="gu_IN" w:bidi="gu_IN"/>
         </w:rPr>
+        <w:t>ὑμῶν</w:t>
+      </w:r>
+    </w:p>
+    <w:p>
+      <w:pPr/>
+      <w:r>
+        <w:rPr>
+          <w:lang w:val="gu_IN" w:bidi="gu_IN"/>
+        </w:rPr>
+      </w:r>
+      <w:r>
+        <w:rPr>
+          <w:b/>
+          <w:lang w:val="gu_IN" w:bidi="gu_IN"/>
+        </w:rPr>
         <w:t>"તમારો"</w:t>
       </w:r>
     </w:p>
@@ -3229,6 +3529,21 @@
           <w:b/>
           <w:lang w:val="gu_IN" w:bidi="gu_IN"/>
         </w:rPr>
+        <w:t>ἐν ἐπιγνώσει καὶ πάσῃ αἰσθήσει</w:t>
+      </w:r>
+    </w:p>
+    <w:p>
+      <w:pPr/>
+      <w:r>
+        <w:rPr>
+          <w:lang w:val="gu_IN" w:bidi="gu_IN"/>
+        </w:rPr>
+      </w:r>
+      <w:r>
+        <w:rPr>
+          <w:b/>
+          <w:lang w:val="gu_IN" w:bidi="gu_IN"/>
+        </w:rPr>
         <w:t>"જ્ઞાન અને સર્વ સમજણમાં"</w:t>
       </w:r>
     </w:p>
@@ -3330,6 +3645,21 @@
           <w:b/>
           <w:lang w:val="gu_IN" w:bidi="gu_IN"/>
         </w:rPr>
+        <w:t>εἰς τὸ δοκιμάζειν ὑμᾶς τὰ διαφέροντα</w:t>
+      </w:r>
+    </w:p>
+    <w:p>
+      <w:pPr/>
+      <w:r>
+        <w:rPr>
+          <w:lang w:val="gu_IN" w:bidi="gu_IN"/>
+        </w:rPr>
+      </w:r>
+      <w:r>
+        <w:rPr>
+          <w:b/>
+          <w:lang w:val="gu_IN" w:bidi="gu_IN"/>
+        </w:rPr>
         <w:t>"કે જેથી તમે જે શ્રેષ્ઠ છે તેને માન્ય કરો"</w:t>
       </w:r>
     </w:p>
@@ -3431,6 +3761,21 @@
           <w:b/>
           <w:lang w:val="gu_IN" w:bidi="gu_IN"/>
         </w:rPr>
+        <w:t>εἰς</w:t>
+      </w:r>
+    </w:p>
+    <w:p>
+      <w:pPr/>
+      <w:r>
+        <w:rPr>
+          <w:lang w:val="gu_IN" w:bidi="gu_IN"/>
+        </w:rPr>
+      </w:r>
+      <w:r>
+        <w:rPr>
+          <w:b/>
+          <w:lang w:val="gu_IN" w:bidi="gu_IN"/>
+        </w:rPr>
         <w:t>"કે જેથી"</w:t>
       </w:r>
     </w:p>
@@ -3519,6 +3864,21 @@
           <w:b/>
           <w:lang w:val="gu_IN" w:bidi="gu_IN"/>
         </w:rPr>
+        <w:t>εἰλικρινεῖς καὶ ἀπρόσκοποι</w:t>
+      </w:r>
+    </w:p>
+    <w:p>
+      <w:pPr/>
+      <w:r>
+        <w:rPr>
+          <w:lang w:val="gu_IN" w:bidi="gu_IN"/>
+        </w:rPr>
+      </w:r>
+      <w:r>
+        <w:rPr>
+          <w:b/>
+          <w:lang w:val="gu_IN" w:bidi="gu_IN"/>
+        </w:rPr>
         <w:t>"શુદ્ધ અને નિર્દોષ"</w:t>
       </w:r>
     </w:p>
@@ -3614,6 +3974,21 @@
           <w:b/>
           <w:lang w:val="gu_IN" w:bidi="gu_IN"/>
         </w:rPr>
+        <w:t>πεπληρωμένοι καρπὸν δικαιοσύνης τὸν</w:t>
+      </w:r>
+    </w:p>
+    <w:p>
+      <w:pPr/>
+      <w:r>
+        <w:rPr>
+          <w:lang w:val="gu_IN" w:bidi="gu_IN"/>
+        </w:rPr>
+      </w:r>
+      <w:r>
+        <w:rPr>
+          <w:b/>
+          <w:lang w:val="gu_IN" w:bidi="gu_IN"/>
+        </w:rPr>
         <w:t>"ન્યાયીપણાના ફળથી ભરપૂર થઈને જે &amp; દ્વારા {છે"</w:t>
       </w:r>
     </w:p>
@@ -3715,6 +4090,21 @@
           <w:b/>
           <w:lang w:val="gu_IN" w:bidi="gu_IN"/>
         </w:rPr>
+        <w:t>πεπληρωμένοι</w:t>
+      </w:r>
+    </w:p>
+    <w:p>
+      <w:pPr/>
+      <w:r>
+        <w:rPr>
+          <w:lang w:val="gu_IN" w:bidi="gu_IN"/>
+        </w:rPr>
+      </w:r>
+      <w:r>
+        <w:rPr>
+          <w:b/>
+          <w:lang w:val="gu_IN" w:bidi="gu_IN"/>
+        </w:rPr>
         <w:t>"ભરપૂર થઈને"</w:t>
       </w:r>
     </w:p>
@@ -3797,6 +4187,21 @@
           <w:b/>
           <w:lang w:val="gu_IN" w:bidi="gu_IN"/>
         </w:rPr>
+        <w:t>τὸν διὰ Ἰησοῦ Χριστοῦ</w:t>
+      </w:r>
+    </w:p>
+    <w:p>
+      <w:pPr/>
+      <w:r>
+        <w:rPr>
+          <w:lang w:val="gu_IN" w:bidi="gu_IN"/>
+        </w:rPr>
+      </w:r>
+      <w:r>
+        <w:rPr>
+          <w:b/>
+          <w:lang w:val="gu_IN" w:bidi="gu_IN"/>
+        </w:rPr>
         <w:t>"જે &amp; ઈસુ ખ્રિસ્ત દ્વારા {છે"</w:t>
       </w:r>
     </w:p>
@@ -3885,6 +4290,21 @@
           <w:b/>
           <w:lang w:val="gu_IN" w:bidi="gu_IN"/>
         </w:rPr>
+        <w:t>εἰς δόξαν καὶ ἔπαινον Θεοῦ</w:t>
+      </w:r>
+    </w:p>
+    <w:p>
+      <w:pPr/>
+      <w:r>
+        <w:rPr>
+          <w:lang w:val="gu_IN" w:bidi="gu_IN"/>
+        </w:rPr>
+      </w:r>
+      <w:r>
+        <w:rPr>
+          <w:b/>
+          <w:lang w:val="gu_IN" w:bidi="gu_IN"/>
+        </w:rPr>
         <w:t>"ઈશ્વરના મહિમા અને સ્તુતિ માટે"</w:t>
       </w:r>
     </w:p>
@@ -3986,6 +4406,21 @@
           <w:b/>
           <w:lang w:val="gu_IN" w:bidi="gu_IN"/>
         </w:rPr>
+        <w:t>εἰς δόξαν καὶ ἔπαινον Θεοῦ</w:t>
+      </w:r>
+    </w:p>
+    <w:p>
+      <w:pPr/>
+      <w:r>
+        <w:rPr>
+          <w:lang w:val="gu_IN" w:bidi="gu_IN"/>
+        </w:rPr>
+      </w:r>
+      <w:r>
+        <w:rPr>
+          <w:b/>
+          <w:lang w:val="gu_IN" w:bidi="gu_IN"/>
+        </w:rPr>
         <w:t>"ઈશ્વરના મહિમા અને સ્તુતિ માટે"</w:t>
       </w:r>
     </w:p>
@@ -4081,6 +4516,21 @@
           <w:b/>
           <w:lang w:val="gu_IN" w:bidi="gu_IN"/>
         </w:rPr>
+        <w:t>ἀδελφοί</w:t>
+      </w:r>
+    </w:p>
+    <w:p>
+      <w:pPr/>
+      <w:r>
+        <w:rPr>
+          <w:lang w:val="gu_IN" w:bidi="gu_IN"/>
+        </w:rPr>
+      </w:r>
+      <w:r>
+        <w:rPr>
+          <w:b/>
+          <w:lang w:val="gu_IN" w:bidi="gu_IN"/>
+        </w:rPr>
         <w:t>"ભાઈઓ"</w:t>
       </w:r>
     </w:p>
@@ -4163,6 +4613,21 @@
           <w:b/>
           <w:lang w:val="gu_IN" w:bidi="gu_IN"/>
         </w:rPr>
+        <w:t>ἀδελφοί</w:t>
+      </w:r>
+    </w:p>
+    <w:p>
+      <w:pPr/>
+      <w:r>
+        <w:rPr>
+          <w:lang w:val="gu_IN" w:bidi="gu_IN"/>
+        </w:rPr>
+      </w:r>
+      <w:r>
+        <w:rPr>
+          <w:b/>
+          <w:lang w:val="gu_IN" w:bidi="gu_IN"/>
+        </w:rPr>
         <w:t>"ભાઈઓ"</w:t>
       </w:r>
     </w:p>
@@ -4245,6 +4710,21 @@
           <w:b/>
           <w:lang w:val="gu_IN" w:bidi="gu_IN"/>
         </w:rPr>
+        <w:t>τὰ κατ’ ἐμὲ</w:t>
+      </w:r>
+    </w:p>
+    <w:p>
+      <w:pPr/>
+      <w:r>
+        <w:rPr>
+          <w:lang w:val="gu_IN" w:bidi="gu_IN"/>
+        </w:rPr>
+      </w:r>
+      <w:r>
+        <w:rPr>
+          <w:b/>
+          <w:lang w:val="gu_IN" w:bidi="gu_IN"/>
+        </w:rPr>
         <w:t>"મારા સંબંધીની બાબતો"</w:t>
       </w:r>
     </w:p>
@@ -4409,6 +4889,21 @@
           <w:b/>
           <w:lang w:val="gu_IN" w:bidi="gu_IN"/>
         </w:rPr>
+        <w:t>ὥστε</w:t>
+      </w:r>
+    </w:p>
+    <w:p>
+      <w:pPr/>
+      <w:r>
+        <w:rPr>
+          <w:lang w:val="gu_IN" w:bidi="gu_IN"/>
+        </w:rPr>
+      </w:r>
+      <w:r>
+        <w:rPr>
+          <w:b/>
+          <w:lang w:val="gu_IN" w:bidi="gu_IN"/>
+        </w:rPr>
         <w:t>"પરિણામસ્વરૂપે"</w:t>
       </w:r>
     </w:p>
@@ -4497,6 +4992,21 @@
           <w:b/>
           <w:lang w:val="gu_IN" w:bidi="gu_IN"/>
         </w:rPr>
+        <w:t>τοὺς δεσμούς μου</w:t>
+      </w:r>
+    </w:p>
+    <w:p>
+      <w:pPr/>
+      <w:r>
+        <w:rPr>
+          <w:lang w:val="gu_IN" w:bidi="gu_IN"/>
+        </w:rPr>
+      </w:r>
+      <w:r>
+        <w:rPr>
+          <w:b/>
+          <w:lang w:val="gu_IN" w:bidi="gu_IN"/>
+        </w:rPr>
         <w:t>"મારી સાંકળો"</w:t>
       </w:r>
     </w:p>
@@ -4565,6 +5075,21 @@
         <w:rPr>
           <w:lang w:val="gu_IN" w:bidi="gu_IN"/>
         </w:rPr>
+      </w:r>
+    </w:p>
+    <w:p>
+      <w:pPr/>
+      <w:r>
+        <w:rPr>
+          <w:lang w:val="gu_IN" w:bidi="gu_IN"/>
+        </w:rPr>
+      </w:r>
+      <w:r>
+        <w:rPr>
+          <w:b/>
+          <w:lang w:val="gu_IN" w:bidi="gu_IN"/>
+        </w:rPr>
+        <w:t>τοὺς δεσμούς μου &amp; ἐν Χριστῷ</w:t>
       </w:r>
     </w:p>
     <w:p>
@@ -4761,6 +5286,21 @@
           <w:b/>
           <w:lang w:val="gu_IN" w:bidi="gu_IN"/>
         </w:rPr>
+        <w:t>τῶν ἀδελφῶν</w:t>
+      </w:r>
+    </w:p>
+    <w:p>
+      <w:pPr/>
+      <w:r>
+        <w:rPr>
+          <w:lang w:val="gu_IN" w:bidi="gu_IN"/>
+        </w:rPr>
+      </w:r>
+      <w:r>
+        <w:rPr>
+          <w:b/>
+          <w:lang w:val="gu_IN" w:bidi="gu_IN"/>
+        </w:rPr>
         <w:t>"ભાઈઓને"</w:t>
       </w:r>
     </w:p>
@@ -4843,6 +5383,21 @@
           <w:b/>
           <w:lang w:val="gu_IN" w:bidi="gu_IN"/>
         </w:rPr>
+        <w:t>ἐν Κυρίῳ πεποιθότας τοῖς δεσμοῖς μου</w:t>
+      </w:r>
+    </w:p>
+    <w:p>
+      <w:pPr/>
+      <w:r>
+        <w:rPr>
+          <w:lang w:val="gu_IN" w:bidi="gu_IN"/>
+        </w:rPr>
+      </w:r>
+      <w:r>
+        <w:rPr>
+          <w:b/>
+          <w:lang w:val="gu_IN" w:bidi="gu_IN"/>
+        </w:rPr>
         <w:t>"મારી સાંકળો દ્વારા પ્રભુમાં પ્રોત્સાહિત કરવામાં આવ્યા છે"</w:t>
       </w:r>
     </w:p>
@@ -5000,6 +5555,21 @@
           <w:b/>
           <w:lang w:val="gu_IN" w:bidi="gu_IN"/>
         </w:rPr>
+        <w:t>τοῖς δεσμοῖς μου</w:t>
+      </w:r>
+    </w:p>
+    <w:p>
+      <w:pPr/>
+      <w:r>
+        <w:rPr>
+          <w:lang w:val="gu_IN" w:bidi="gu_IN"/>
+        </w:rPr>
+      </w:r>
+      <w:r>
+        <w:rPr>
+          <w:b/>
+          <w:lang w:val="gu_IN" w:bidi="gu_IN"/>
+        </w:rPr>
         <w:t>"મારી સાંકળો દ્વારા"</w:t>
       </w:r>
     </w:p>
@@ -5088,6 +5658,21 @@
           <w:b/>
           <w:lang w:val="gu_IN" w:bidi="gu_IN"/>
         </w:rPr>
+        <w:t>τὸν λόγον</w:t>
+      </w:r>
+    </w:p>
+    <w:p>
+      <w:pPr/>
+      <w:r>
+        <w:rPr>
+          <w:lang w:val="gu_IN" w:bidi="gu_IN"/>
+        </w:rPr>
+      </w:r>
+      <w:r>
+        <w:rPr>
+          <w:b/>
+          <w:lang w:val="gu_IN" w:bidi="gu_IN"/>
+        </w:rPr>
         <w:t>"વચન"</w:t>
       </w:r>
     </w:p>
@@ -5302,6 +5887,21 @@
           <w:b/>
           <w:lang w:val="gu_IN" w:bidi="gu_IN"/>
         </w:rPr>
+        <w:t>διὰ φθόνον καὶ ἔριν</w:t>
+      </w:r>
+    </w:p>
+    <w:p>
+      <w:pPr/>
+      <w:r>
+        <w:rPr>
+          <w:lang w:val="gu_IN" w:bidi="gu_IN"/>
+        </w:rPr>
+      </w:r>
+      <w:r>
+        <w:rPr>
+          <w:b/>
+          <w:lang w:val="gu_IN" w:bidi="gu_IN"/>
+        </w:rPr>
         <w:t>"ઈર્ષ્યા અને તકરારને લીધે"</w:t>
       </w:r>
     </w:p>
@@ -5403,6 +6003,21 @@
           <w:b/>
           <w:lang w:val="gu_IN" w:bidi="gu_IN"/>
         </w:rPr>
+        <w:t>εὐδοκίαν</w:t>
+      </w:r>
+    </w:p>
+    <w:p>
+      <w:pPr/>
+      <w:r>
+        <w:rPr>
+          <w:lang w:val="gu_IN" w:bidi="gu_IN"/>
+        </w:rPr>
+      </w:r>
+      <w:r>
+        <w:rPr>
+          <w:b/>
+          <w:lang w:val="gu_IN" w:bidi="gu_IN"/>
+        </w:rPr>
         <w:t>"સદભાવનાને"</w:t>
       </w:r>
     </w:p>
@@ -5491,6 +6106,21 @@
           <w:b/>
           <w:lang w:val="gu_IN" w:bidi="gu_IN"/>
         </w:rPr>
+        <w:t>ἐξ ἀγάπης</w:t>
+      </w:r>
+    </w:p>
+    <w:p>
+      <w:pPr/>
+      <w:r>
+        <w:rPr>
+          <w:lang w:val="gu_IN" w:bidi="gu_IN"/>
+        </w:rPr>
+      </w:r>
+      <w:r>
+        <w:rPr>
+          <w:b/>
+          <w:lang w:val="gu_IN" w:bidi="gu_IN"/>
+        </w:rPr>
         <w:t>"જેઓ પ્રેમથી છે તે"</w:t>
       </w:r>
     </w:p>
@@ -5618,6 +6248,21 @@
           <w:b/>
           <w:lang w:val="gu_IN" w:bidi="gu_IN"/>
         </w:rPr>
+        <w:t>κεῖμαι</w:t>
+      </w:r>
+    </w:p>
+    <w:p>
+      <w:pPr/>
+      <w:r>
+        <w:rPr>
+          <w:lang w:val="gu_IN" w:bidi="gu_IN"/>
+        </w:rPr>
+      </w:r>
+      <w:r>
+        <w:rPr>
+          <w:b/>
+          <w:lang w:val="gu_IN" w:bidi="gu_IN"/>
+        </w:rPr>
         <w:t>"હું &amp; નિયુક્ત થયો છું"</w:t>
       </w:r>
     </w:p>
@@ -5700,6 +6345,21 @@
           <w:b/>
           <w:lang w:val="gu_IN" w:bidi="gu_IN"/>
         </w:rPr>
+        <w:t>εἰς ἀπολογίαν τοῦ εὐαγγελίου</w:t>
+      </w:r>
+    </w:p>
+    <w:p>
+      <w:pPr/>
+      <w:r>
+        <w:rPr>
+          <w:lang w:val="gu_IN" w:bidi="gu_IN"/>
+        </w:rPr>
+      </w:r>
+      <w:r>
+        <w:rPr>
+          <w:b/>
+          <w:lang w:val="gu_IN" w:bidi="gu_IN"/>
+        </w:rPr>
         <w:t>"સુવાર્તાના બચાવ માટે"</w:t>
       </w:r>
     </w:p>
@@ -5775,6 +6435,21 @@
           <w:b/>
           <w:lang w:val="gu_IN" w:bidi="gu_IN"/>
         </w:rPr>
+        <w:t>εἰς ἀπολογίαν τοῦ εὐαγγελίου κεῖμαι</w:t>
+      </w:r>
+    </w:p>
+    <w:p>
+      <w:pPr/>
+      <w:r>
+        <w:rPr>
+          <w:lang w:val="gu_IN" w:bidi="gu_IN"/>
+        </w:rPr>
+      </w:r>
+      <w:r>
+        <w:rPr>
+          <w:b/>
+          <w:lang w:val="gu_IN" w:bidi="gu_IN"/>
+        </w:rPr>
         <w:t>"હું સુવાર્તાના બચાવ માટે નિયુક્ત થયો છું"</w:t>
       </w:r>
     </w:p>
@@ -6071,6 +6746,21 @@
           <w:b/>
           <w:lang w:val="gu_IN" w:bidi="gu_IN"/>
         </w:rPr>
+        <w:t>τοῖς δεσμοῖς μου</w:t>
+      </w:r>
+    </w:p>
+    <w:p>
+      <w:pPr/>
+      <w:r>
+        <w:rPr>
+          <w:lang w:val="gu_IN" w:bidi="gu_IN"/>
+        </w:rPr>
+      </w:r>
+      <w:r>
+        <w:rPr>
+          <w:b/>
+          <w:lang w:val="gu_IN" w:bidi="gu_IN"/>
+        </w:rPr>
         <w:t>"મારી સાંકળોમાં"</w:t>
       </w:r>
     </w:p>
@@ -6159,6 +6849,21 @@
           <w:b/>
           <w:lang w:val="gu_IN" w:bidi="gu_IN"/>
         </w:rPr>
+        <w:t>οἰόμενοι θλῖψιν ἐγείρειν τοῖς δεσμοῖς μου</w:t>
+      </w:r>
+    </w:p>
+    <w:p>
+      <w:pPr/>
+      <w:r>
+        <w:rPr>
+          <w:lang w:val="gu_IN" w:bidi="gu_IN"/>
+        </w:rPr>
+      </w:r>
+      <w:r>
+        <w:rPr>
+          <w:b/>
+          <w:lang w:val="gu_IN" w:bidi="gu_IN"/>
+        </w:rPr>
         <w:t>"મારી સાંકળોમાં મુશ્કેલી ઊભી કરવાનું ધારીને"</w:t>
       </w:r>
     </w:p>
@@ -6234,6 +6939,21 @@
           <w:b/>
           <w:lang w:val="gu_IN" w:bidi="gu_IN"/>
         </w:rPr>
+        <w:t>τί γάρ</w:t>
+      </w:r>
+    </w:p>
+    <w:p>
+      <w:pPr/>
+      <w:r>
+        <w:rPr>
+          <w:lang w:val="gu_IN" w:bidi="gu_IN"/>
+        </w:rPr>
+      </w:r>
+      <w:r>
+        <w:rPr>
+          <w:b/>
+          <w:lang w:val="gu_IN" w:bidi="gu_IN"/>
+        </w:rPr>
         <w:t>"પછી શું"</w:t>
       </w:r>
     </w:p>
@@ -6316,6 +7036,21 @@
           <w:b/>
           <w:lang w:val="gu_IN" w:bidi="gu_IN"/>
         </w:rPr>
+        <w:t>τί γάρ</w:t>
+      </w:r>
+    </w:p>
+    <w:p>
+      <w:pPr/>
+      <w:r>
+        <w:rPr>
+          <w:lang w:val="gu_IN" w:bidi="gu_IN"/>
+        </w:rPr>
+      </w:r>
+      <w:r>
+        <w:rPr>
+          <w:b/>
+          <w:lang w:val="gu_IN" w:bidi="gu_IN"/>
+        </w:rPr>
         <w:t>"પછી શું"</w:t>
       </w:r>
     </w:p>
@@ -6479,6 +7214,21 @@
           <w:b/>
           <w:lang w:val="gu_IN" w:bidi="gu_IN"/>
         </w:rPr>
+        <w:t>τοῦτό</w:t>
+      </w:r>
+    </w:p>
+    <w:p>
+      <w:pPr/>
+      <w:r>
+        <w:rPr>
+          <w:lang w:val="gu_IN" w:bidi="gu_IN"/>
+        </w:rPr>
+      </w:r>
+      <w:r>
+        <w:rPr>
+          <w:b/>
+          <w:lang w:val="gu_IN" w:bidi="gu_IN"/>
+        </w:rPr>
         <w:t>"આ"</w:t>
       </w:r>
     </w:p>
@@ -6655,6 +7405,21 @@
           <w:b/>
           <w:lang w:val="gu_IN" w:bidi="gu_IN"/>
         </w:rPr>
+        <w:t>οἶδα γὰρ ὅτι τοῦτό μοι ἀποβήσεται εἰς σωτηρίαν</w:t>
+      </w:r>
+    </w:p>
+    <w:p>
+      <w:pPr/>
+      <w:r>
+        <w:rPr>
+          <w:lang w:val="gu_IN" w:bidi="gu_IN"/>
+        </w:rPr>
+      </w:r>
+      <w:r>
+        <w:rPr>
+          <w:b/>
+          <w:lang w:val="gu_IN" w:bidi="gu_IN"/>
+        </w:rPr>
         <w:t>"ઈસુ ખ્રિસ્તના આત્માની જોગવાઈ"</w:t>
       </w:r>
     </w:p>
@@ -6743,6 +7508,21 @@
           <w:b/>
           <w:lang w:val="gu_IN" w:bidi="gu_IN"/>
         </w:rPr>
+        <w:t>τὴν ἀποκαραδοκίαν καὶ ἐλπίδα</w:t>
+      </w:r>
+    </w:p>
+    <w:p>
+      <w:pPr/>
+      <w:r>
+        <w:rPr>
+          <w:lang w:val="gu_IN" w:bidi="gu_IN"/>
+        </w:rPr>
+      </w:r>
+      <w:r>
+        <w:rPr>
+          <w:b/>
+          <w:lang w:val="gu_IN" w:bidi="gu_IN"/>
+        </w:rPr>
         <w:t>"આતુર અપેક્ષા અને આશા"</w:t>
       </w:r>
     </w:p>
@@ -6933,6 +7713,21 @@
           <w:b/>
           <w:lang w:val="gu_IN" w:bidi="gu_IN"/>
         </w:rPr>
+        <w:t>ἐν τῷ σώματί μου</w:t>
+      </w:r>
+    </w:p>
+    <w:p>
+      <w:pPr/>
+      <w:r>
+        <w:rPr>
+          <w:lang w:val="gu_IN" w:bidi="gu_IN"/>
+        </w:rPr>
+      </w:r>
+      <w:r>
+        <w:rPr>
+          <w:b/>
+          <w:lang w:val="gu_IN" w:bidi="gu_IN"/>
+        </w:rPr>
         <w:t>"મારા શરીરમાં"</w:t>
       </w:r>
     </w:p>
@@ -7311,6 +8106,21 @@
           <w:b/>
           <w:lang w:val="gu_IN" w:bidi="gu_IN"/>
         </w:rPr>
+        <w:t>κέρδος</w:t>
+      </w:r>
+    </w:p>
+    <w:p>
+      <w:pPr/>
+      <w:r>
+        <w:rPr>
+          <w:lang w:val="gu_IN" w:bidi="gu_IN"/>
+        </w:rPr>
+      </w:r>
+      <w:r>
+        <w:rPr>
+          <w:b/>
+          <w:lang w:val="gu_IN" w:bidi="gu_IN"/>
+        </w:rPr>
         <w:t>"એ લાભ {છે"</w:t>
       </w:r>
     </w:p>
@@ -7399,6 +8209,21 @@
           <w:b/>
           <w:lang w:val="gu_IN" w:bidi="gu_IN"/>
         </w:rPr>
+        <w:t>ἐν σαρκί</w:t>
+      </w:r>
+    </w:p>
+    <w:p>
+      <w:pPr/>
+      <w:r>
+        <w:rPr>
+          <w:lang w:val="gu_IN" w:bidi="gu_IN"/>
+        </w:rPr>
+      </w:r>
+      <w:r>
+        <w:rPr>
+          <w:b/>
+          <w:lang w:val="gu_IN" w:bidi="gu_IN"/>
+        </w:rPr>
         <w:t>"દેહમાં"</w:t>
       </w:r>
     </w:p>
@@ -7500,6 +8325,21 @@
           <w:b/>
           <w:lang w:val="gu_IN" w:bidi="gu_IN"/>
         </w:rPr>
+        <w:t>τοῦτό μοι καρπὸς ἔργου</w:t>
+      </w:r>
+    </w:p>
+    <w:p>
+      <w:pPr/>
+      <w:r>
+        <w:rPr>
+          <w:lang w:val="gu_IN" w:bidi="gu_IN"/>
+        </w:rPr>
+      </w:r>
+      <w:r>
+        <w:rPr>
+          <w:b/>
+          <w:lang w:val="gu_IN" w:bidi="gu_IN"/>
+        </w:rPr>
         <w:t>"આ મારા માટે ફળદાયી શ્રમ {છે"</w:t>
       </w:r>
     </w:p>
@@ -7588,6 +8428,21 @@
           <w:b/>
           <w:lang w:val="gu_IN" w:bidi="gu_IN"/>
         </w:rPr>
+        <w:t>τοῦτό μοι καρπὸς ἔργου</w:t>
+      </w:r>
+    </w:p>
+    <w:p>
+      <w:pPr/>
+      <w:r>
+        <w:rPr>
+          <w:lang w:val="gu_IN" w:bidi="gu_IN"/>
+        </w:rPr>
+      </w:r>
+      <w:r>
+        <w:rPr>
+          <w:b/>
+          <w:lang w:val="gu_IN" w:bidi="gu_IN"/>
+        </w:rPr>
         <w:t>"આ મારા માટે ફળદાયી શ્રમ {છે"</w:t>
       </w:r>
     </w:p>
@@ -7676,6 +8531,21 @@
           <w:b/>
           <w:lang w:val="gu_IN" w:bidi="gu_IN"/>
         </w:rPr>
+        <w:t>συνέχομαι δὲ ἐκ τῶν δύο</w:t>
+      </w:r>
+    </w:p>
+    <w:p>
+      <w:pPr/>
+      <w:r>
+        <w:rPr>
+          <w:lang w:val="gu_IN" w:bidi="gu_IN"/>
+        </w:rPr>
+      </w:r>
+      <w:r>
+        <w:rPr>
+          <w:b/>
+          <w:lang w:val="gu_IN" w:bidi="gu_IN"/>
+        </w:rPr>
         <w:t>"પણ હું આ બંને વચ્ચે સખત પીસાયેલો છું"</w:t>
       </w:r>
     </w:p>
@@ -7758,6 +8628,21 @@
           <w:b/>
           <w:lang w:val="gu_IN" w:bidi="gu_IN"/>
         </w:rPr>
+        <w:t>συνέχομαι</w:t>
+      </w:r>
+    </w:p>
+    <w:p>
+      <w:pPr/>
+      <w:r>
+        <w:rPr>
+          <w:lang w:val="gu_IN" w:bidi="gu_IN"/>
+        </w:rPr>
+      </w:r>
+      <w:r>
+        <w:rPr>
+          <w:b/>
+          <w:lang w:val="gu_IN" w:bidi="gu_IN"/>
+        </w:rPr>
         <w:t>"હું &amp; સખત પીસાયેલો છું"</w:t>
       </w:r>
     </w:p>
@@ -7840,6 +8725,21 @@
           <w:b/>
           <w:lang w:val="gu_IN" w:bidi="gu_IN"/>
         </w:rPr>
+        <w:t>τῶν δύο</w:t>
+      </w:r>
+    </w:p>
+    <w:p>
+      <w:pPr/>
+      <w:r>
+        <w:rPr>
+          <w:lang w:val="gu_IN" w:bidi="gu_IN"/>
+        </w:rPr>
+      </w:r>
+      <w:r>
+        <w:rPr>
+          <w:b/>
+          <w:lang w:val="gu_IN" w:bidi="gu_IN"/>
+        </w:rPr>
         <w:t>"આ બંને"</w:t>
       </w:r>
     </w:p>
@@ -7941,6 +8841,21 @@
           <w:b/>
           <w:lang w:val="gu_IN" w:bidi="gu_IN"/>
         </w:rPr>
+        <w:t>τὴν ἐπιθυμίαν ἔχων</w:t>
+      </w:r>
+    </w:p>
+    <w:p>
+      <w:pPr/>
+      <w:r>
+        <w:rPr>
+          <w:lang w:val="gu_IN" w:bidi="gu_IN"/>
+        </w:rPr>
+      </w:r>
+      <w:r>
+        <w:rPr>
+          <w:b/>
+          <w:lang w:val="gu_IN" w:bidi="gu_IN"/>
+        </w:rPr>
         <w:t>"ઈચ્છા ધરાવીને"</w:t>
       </w:r>
     </w:p>
@@ -8029,6 +8944,21 @@
           <w:b/>
           <w:lang w:val="gu_IN" w:bidi="gu_IN"/>
         </w:rPr>
+        <w:t>εἰς τὸ ἀναλῦσαι</w:t>
+      </w:r>
+    </w:p>
+    <w:p>
+      <w:pPr/>
+      <w:r>
+        <w:rPr>
+          <w:lang w:val="gu_IN" w:bidi="gu_IN"/>
+        </w:rPr>
+      </w:r>
+      <w:r>
+        <w:rPr>
+          <w:b/>
+          <w:lang w:val="gu_IN" w:bidi="gu_IN"/>
+        </w:rPr>
         <w:t>"વિદાય લેવાની"</w:t>
       </w:r>
     </w:p>
@@ -8116,6 +9046,21 @@
         <w:rPr>
           <w:lang w:val="gu_IN" w:bidi="gu_IN"/>
         </w:rPr>
+      </w:r>
+    </w:p>
+    <w:p>
+      <w:pPr/>
+      <w:r>
+        <w:rPr>
+          <w:lang w:val="gu_IN" w:bidi="gu_IN"/>
+        </w:rPr>
+      </w:r>
+      <w:r>
+        <w:rPr>
+          <w:b/>
+          <w:lang w:val="gu_IN" w:bidi="gu_IN"/>
+        </w:rPr>
+        <w:t>τὸ δὲ ἐπιμένειν ἐν τῇ σαρκὶ</w:t>
       </w:r>
     </w:p>
     <w:p>
@@ -8243,6 +9188,21 @@
           <w:b/>
           <w:lang w:val="gu_IN" w:bidi="gu_IN"/>
         </w:rPr>
+        <w:t>ἀναγκαιότερον</w:t>
+      </w:r>
+    </w:p>
+    <w:p>
+      <w:pPr/>
+      <w:r>
+        <w:rPr>
+          <w:lang w:val="gu_IN" w:bidi="gu_IN"/>
+        </w:rPr>
+      </w:r>
+      <w:r>
+        <w:rPr>
+          <w:b/>
+          <w:lang w:val="gu_IN" w:bidi="gu_IN"/>
+        </w:rPr>
         <w:t>"વધુ જરૂરી {છે"</w:t>
       </w:r>
     </w:p>
@@ -8325,6 +9285,21 @@
           <w:b/>
           <w:lang w:val="gu_IN" w:bidi="gu_IN"/>
         </w:rPr>
+        <w:t>ὑμᾶς</w:t>
+      </w:r>
+    </w:p>
+    <w:p>
+      <w:pPr/>
+      <w:r>
+        <w:rPr>
+          <w:lang w:val="gu_IN" w:bidi="gu_IN"/>
+        </w:rPr>
+      </w:r>
+      <w:r>
+        <w:rPr>
+          <w:b/>
+          <w:lang w:val="gu_IN" w:bidi="gu_IN"/>
+        </w:rPr>
         <w:t>"તમારા"</w:t>
       </w:r>
     </w:p>
@@ -8387,6 +9362,21 @@
         <w:rPr>
           <w:lang w:val="gu_IN" w:bidi="gu_IN"/>
         </w:rPr>
+      </w:r>
+    </w:p>
+    <w:p>
+      <w:pPr/>
+      <w:r>
+        <w:rPr>
+          <w:lang w:val="gu_IN" w:bidi="gu_IN"/>
+        </w:rPr>
+      </w:r>
+      <w:r>
+        <w:rPr>
+          <w:b/>
+          <w:lang w:val="gu_IN" w:bidi="gu_IN"/>
+        </w:rPr>
+        <w:t>καὶ τοῦτο πεποιθὼς</w:t>
       </w:r>
     </w:p>
     <w:p>
@@ -8589,6 +9579,21 @@
           <w:b/>
           <w:lang w:val="gu_IN" w:bidi="gu_IN"/>
         </w:rPr>
+        <w:t>μενῶ</w:t>
+      </w:r>
+    </w:p>
+    <w:p>
+      <w:pPr/>
+      <w:r>
+        <w:rPr>
+          <w:lang w:val="gu_IN" w:bidi="gu_IN"/>
+        </w:rPr>
+      </w:r>
+      <w:r>
+        <w:rPr>
+          <w:b/>
+          <w:lang w:val="gu_IN" w:bidi="gu_IN"/>
+        </w:rPr>
         <w:t>"હું &amp; રહીશ"</w:t>
       </w:r>
     </w:p>
@@ -8708,6 +9713,21 @@
           <w:b/>
           <w:lang w:val="gu_IN" w:bidi="gu_IN"/>
         </w:rPr>
+        <w:t>μενῶ καὶ παραμενῶ</w:t>
+      </w:r>
+    </w:p>
+    <w:p>
+      <w:pPr/>
+      <w:r>
+        <w:rPr>
+          <w:lang w:val="gu_IN" w:bidi="gu_IN"/>
+        </w:rPr>
+      </w:r>
+      <w:r>
+        <w:rPr>
+          <w:b/>
+          <w:lang w:val="gu_IN" w:bidi="gu_IN"/>
+        </w:rPr>
         <w:t>"અને &amp; હું &amp; રહીશ &amp; રહેવાનું સતત જારી રાખીશ"</w:t>
       </w:r>
     </w:p>
@@ -8783,6 +9803,21 @@
           <w:b/>
           <w:lang w:val="gu_IN" w:bidi="gu_IN"/>
         </w:rPr>
+        <w:t>ὑμῖν</w:t>
+      </w:r>
+    </w:p>
+    <w:p>
+      <w:pPr/>
+      <w:r>
+        <w:rPr>
+          <w:lang w:val="gu_IN" w:bidi="gu_IN"/>
+        </w:rPr>
+      </w:r>
+      <w:r>
+        <w:rPr>
+          <w:b/>
+          <w:lang w:val="gu_IN" w:bidi="gu_IN"/>
+        </w:rPr>
         <w:t>"તમારી"</w:t>
       </w:r>
     </w:p>
@@ -8871,6 +9906,21 @@
           <w:b/>
           <w:lang w:val="gu_IN" w:bidi="gu_IN"/>
         </w:rPr>
+        <w:t>εἰς τὴν ὑμῶν προκοπὴν καὶ χαρὰν</w:t>
+      </w:r>
+    </w:p>
+    <w:p>
+      <w:pPr/>
+      <w:r>
+        <w:rPr>
+          <w:lang w:val="gu_IN" w:bidi="gu_IN"/>
+        </w:rPr>
+      </w:r>
+      <w:r>
+        <w:rPr>
+          <w:b/>
+          <w:lang w:val="gu_IN" w:bidi="gu_IN"/>
+        </w:rPr>
         <w:t>"પ્રગતિ &amp; આનંદ થાય માટે &amp; તમારી સાથે &amp; અને"</w:t>
       </w:r>
     </w:p>
@@ -8972,6 +10022,21 @@
           <w:b/>
           <w:lang w:val="gu_IN" w:bidi="gu_IN"/>
         </w:rPr>
+        <w:t>εἰς τὴν ὑμῶν προκοπὴν καὶ χαρὰν</w:t>
+      </w:r>
+    </w:p>
+    <w:p>
+      <w:pPr/>
+      <w:r>
+        <w:rPr>
+          <w:lang w:val="gu_IN" w:bidi="gu_IN"/>
+        </w:rPr>
+      </w:r>
+      <w:r>
+        <w:rPr>
+          <w:b/>
+          <w:lang w:val="gu_IN" w:bidi="gu_IN"/>
+        </w:rPr>
         <w:t>"પ્રગતિ &amp; આનંદ થાય માટે &amp; તમારી સાથે &amp; અને"</w:t>
       </w:r>
     </w:p>
@@ -9080,6 +10145,21 @@
           <w:b/>
           <w:lang w:val="gu_IN" w:bidi="gu_IN"/>
         </w:rPr>
+        <w:t>ὑμῶν</w:t>
+      </w:r>
+    </w:p>
+    <w:p>
+      <w:pPr/>
+      <w:r>
+        <w:rPr>
+          <w:lang w:val="gu_IN" w:bidi="gu_IN"/>
+        </w:rPr>
+      </w:r>
+      <w:r>
+        <w:rPr>
+          <w:b/>
+          <w:lang w:val="gu_IN" w:bidi="gu_IN"/>
+        </w:rPr>
         <w:t>"તમારી સાથે"</w:t>
       </w:r>
     </w:p>
@@ -9156,6 +10236,21 @@
           <w:b/>
           <w:lang w:val="gu_IN" w:bidi="gu_IN"/>
         </w:rPr>
+        <w:t>τῆς πίστεως</w:t>
+      </w:r>
+    </w:p>
+    <w:p>
+      <w:pPr/>
+      <w:r>
+        <w:rPr>
+          <w:lang w:val="gu_IN" w:bidi="gu_IN"/>
+        </w:rPr>
+      </w:r>
+      <w:r>
+        <w:rPr>
+          <w:b/>
+          <w:lang w:val="gu_IN" w:bidi="gu_IN"/>
+        </w:rPr>
         <w:t>"વિશ્વાસમાં"</w:t>
       </w:r>
     </w:p>
@@ -9244,6 +10339,21 @@
           <w:b/>
           <w:lang w:val="gu_IN" w:bidi="gu_IN"/>
         </w:rPr>
+        <w:t>ἵνα</w:t>
+      </w:r>
+    </w:p>
+    <w:p>
+      <w:pPr/>
+      <w:r>
+        <w:rPr>
+          <w:lang w:val="gu_IN" w:bidi="gu_IN"/>
+        </w:rPr>
+      </w:r>
+      <w:r>
+        <w:rPr>
+          <w:b/>
+          <w:lang w:val="gu_IN" w:bidi="gu_IN"/>
+        </w:rPr>
         <w:t>"જેથી"</w:t>
       </w:r>
     </w:p>
@@ -9332,6 +10442,21 @@
           <w:b/>
           <w:lang w:val="gu_IN" w:bidi="gu_IN"/>
         </w:rPr>
+        <w:t>τὸ καύχημα &amp; ἐν</w:t>
+      </w:r>
+    </w:p>
+    <w:p>
+      <w:pPr/>
+      <w:r>
+        <w:rPr>
+          <w:lang w:val="gu_IN" w:bidi="gu_IN"/>
+        </w:rPr>
+      </w:r>
+      <w:r>
+        <w:rPr>
+          <w:b/>
+          <w:lang w:val="gu_IN" w:bidi="gu_IN"/>
+        </w:rPr>
         <w:t>"ખ્રિસ્ત ઈસુમાં &amp; અભિમાન"</w:t>
       </w:r>
     </w:p>
@@ -9420,6 +10545,21 @@
           <w:b/>
           <w:lang w:val="gu_IN" w:bidi="gu_IN"/>
         </w:rPr>
+        <w:t>τῆς &amp; παρουσίας</w:t>
+      </w:r>
+    </w:p>
+    <w:p>
+      <w:pPr/>
+      <w:r>
+        <w:rPr>
+          <w:lang w:val="gu_IN" w:bidi="gu_IN"/>
+        </w:rPr>
+      </w:r>
+      <w:r>
+        <w:rPr>
+          <w:b/>
+          <w:lang w:val="gu_IN" w:bidi="gu_IN"/>
+        </w:rPr>
         <w:t>"આવવાથી"</w:t>
       </w:r>
     </w:p>
@@ -9508,6 +10648,21 @@
           <w:b/>
           <w:lang w:val="gu_IN" w:bidi="gu_IN"/>
         </w:rPr>
+        <w:t>διὰ τῆς ἐμῆς παρουσίας</w:t>
+      </w:r>
+    </w:p>
+    <w:p>
+      <w:pPr/>
+      <w:r>
+        <w:rPr>
+          <w:lang w:val="gu_IN" w:bidi="gu_IN"/>
+        </w:rPr>
+      </w:r>
+      <w:r>
+        <w:rPr>
+          <w:b/>
+          <w:lang w:val="gu_IN" w:bidi="gu_IN"/>
+        </w:rPr>
         <w:t>"મારામાં &amp; આવવાથી"</w:t>
       </w:r>
     </w:p>
@@ -9622,6 +10777,21 @@
           <w:b/>
           <w:lang w:val="gu_IN" w:bidi="gu_IN"/>
         </w:rPr>
+        <w:t>ἐλθὼν</w:t>
+      </w:r>
+    </w:p>
+    <w:p>
+      <w:pPr/>
+      <w:r>
+        <w:rPr>
+          <w:lang w:val="gu_IN" w:bidi="gu_IN"/>
+        </w:rPr>
+      </w:r>
+      <w:r>
+        <w:rPr>
+          <w:b/>
+          <w:lang w:val="gu_IN" w:bidi="gu_IN"/>
+        </w:rPr>
         <w:t>"તમારી પાસે આવીને"</w:t>
       </w:r>
     </w:p>
@@ -9792,6 +10962,21 @@
           <w:b/>
           <w:lang w:val="gu_IN" w:bidi="gu_IN"/>
         </w:rPr>
+        <w:t>στήκετε</w:t>
+      </w:r>
+    </w:p>
+    <w:p>
+      <w:pPr/>
+      <w:r>
+        <w:rPr>
+          <w:lang w:val="gu_IN" w:bidi="gu_IN"/>
+        </w:rPr>
+      </w:r>
+      <w:r>
+        <w:rPr>
+          <w:b/>
+          <w:lang w:val="gu_IN" w:bidi="gu_IN"/>
+        </w:rPr>
         <w:t>"તમે &amp; દૃઢ ઊભા છો"</w:t>
       </w:r>
     </w:p>
@@ -9880,6 +11065,21 @@
           <w:b/>
           <w:lang w:val="gu_IN" w:bidi="gu_IN"/>
         </w:rPr>
+        <w:t>ἐν ἑνὶ πνεύματι, μιᾷ ψυχῇ</w:t>
+      </w:r>
+    </w:p>
+    <w:p>
+      <w:pPr/>
+      <w:r>
+        <w:rPr>
+          <w:lang w:val="gu_IN" w:bidi="gu_IN"/>
+        </w:rPr>
+      </w:r>
+      <w:r>
+        <w:rPr>
+          <w:b/>
+          <w:lang w:val="gu_IN" w:bidi="gu_IN"/>
+        </w:rPr>
         <w:t>"એક આત્મામાં &amp; એક જીવથી સાથે"</w:t>
       </w:r>
     </w:p>
@@ -9981,6 +11181,21 @@
           <w:b/>
           <w:lang w:val="gu_IN" w:bidi="gu_IN"/>
         </w:rPr>
+        <w:t>ἐν ἑνὶ πνεύματι, μιᾷ ψυχῇ</w:t>
+      </w:r>
+    </w:p>
+    <w:p>
+      <w:pPr/>
+      <w:r>
+        <w:rPr>
+          <w:lang w:val="gu_IN" w:bidi="gu_IN"/>
+        </w:rPr>
+      </w:r>
+      <w:r>
+        <w:rPr>
+          <w:b/>
+          <w:lang w:val="gu_IN" w:bidi="gu_IN"/>
+        </w:rPr>
         <w:t>"એક આત્મામાં &amp; એક જીવથી સાથે"</w:t>
       </w:r>
     </w:p>
@@ -10145,6 +11360,21 @@
           <w:b/>
           <w:lang w:val="gu_IN" w:bidi="gu_IN"/>
         </w:rPr>
+        <w:t>τῇ πίστει τοῦ εὐαγγελίου</w:t>
+      </w:r>
+    </w:p>
+    <w:p>
+      <w:pPr/>
+      <w:r>
+        <w:rPr>
+          <w:lang w:val="gu_IN" w:bidi="gu_IN"/>
+        </w:rPr>
+      </w:r>
+      <w:r>
+        <w:rPr>
+          <w:b/>
+          <w:lang w:val="gu_IN" w:bidi="gu_IN"/>
+        </w:rPr>
         <w:t>"સુવાર્તાના વિશ્વાસ માટે"</w:t>
       </w:r>
     </w:p>
@@ -10246,6 +11476,21 @@
           <w:b/>
           <w:lang w:val="gu_IN" w:bidi="gu_IN"/>
         </w:rPr>
+        <w:t>τῶν ἀντικειμένων</w:t>
+      </w:r>
+    </w:p>
+    <w:p>
+      <w:pPr/>
+      <w:r>
+        <w:rPr>
+          <w:lang w:val="gu_IN" w:bidi="gu_IN"/>
+        </w:rPr>
+      </w:r>
+      <w:r>
+        <w:rPr>
+          <w:b/>
+          <w:lang w:val="gu_IN" w:bidi="gu_IN"/>
+        </w:rPr>
         <w:t>"જેઓ તમારો વિરોધ કરે છે"</w:t>
       </w:r>
     </w:p>
@@ -10328,6 +11573,21 @@
           <w:b/>
           <w:lang w:val="gu_IN" w:bidi="gu_IN"/>
         </w:rPr>
+        <w:t>ἥτις ἐστὶν αὐτοῖς ἔνδειξις</w:t>
+      </w:r>
+    </w:p>
+    <w:p>
+      <w:pPr/>
+      <w:r>
+        <w:rPr>
+          <w:lang w:val="gu_IN" w:bidi="gu_IN"/>
+        </w:rPr>
+      </w:r>
+      <w:r>
+        <w:rPr>
+          <w:b/>
+          <w:lang w:val="gu_IN" w:bidi="gu_IN"/>
+        </w:rPr>
         <w:t>"તેમના માટે &amp; નિશાની છે &amp; આ"</w:t>
       </w:r>
     </w:p>
@@ -10423,6 +11683,21 @@
           <w:b/>
           <w:lang w:val="gu_IN" w:bidi="gu_IN"/>
         </w:rPr>
+        <w:t>ἀπωλείας</w:t>
+      </w:r>
+    </w:p>
+    <w:p>
+      <w:pPr/>
+      <w:r>
+        <w:rPr>
+          <w:lang w:val="gu_IN" w:bidi="gu_IN"/>
+        </w:rPr>
+      </w:r>
+      <w:r>
+        <w:rPr>
+          <w:b/>
+          <w:lang w:val="gu_IN" w:bidi="gu_IN"/>
+        </w:rPr>
         <w:t>"તેમના} વિનાશની"</w:t>
       </w:r>
     </w:p>
@@ -10511,6 +11786,21 @@
           <w:b/>
           <w:lang w:val="gu_IN" w:bidi="gu_IN"/>
         </w:rPr>
+        <w:t>ὑμῶν δὲ σωτηρίας</w:t>
+      </w:r>
+    </w:p>
+    <w:p>
+      <w:pPr/>
+      <w:r>
+        <w:rPr>
+          <w:lang w:val="gu_IN" w:bidi="gu_IN"/>
+        </w:rPr>
+      </w:r>
+      <w:r>
+        <w:rPr>
+          <w:b/>
+          <w:lang w:val="gu_IN" w:bidi="gu_IN"/>
+        </w:rPr>
         <w:t>"મુક્તિની"</w:t>
       </w:r>
     </w:p>
@@ -10599,6 +11889,21 @@
           <w:b/>
           <w:lang w:val="gu_IN" w:bidi="gu_IN"/>
         </w:rPr>
+        <w:t>τοῦτο ἀπὸ Θεοῦ</w:t>
+      </w:r>
+    </w:p>
+    <w:p>
+      <w:pPr/>
+      <w:r>
+        <w:rPr>
+          <w:lang w:val="gu_IN" w:bidi="gu_IN"/>
+        </w:rPr>
+      </w:r>
+      <w:r>
+        <w:rPr>
+          <w:b/>
+          <w:lang w:val="gu_IN" w:bidi="gu_IN"/>
+        </w:rPr>
         <w:t>"આ &amp; ઈશ્વર તરફથી છે"</w:t>
       </w:r>
     </w:p>
@@ -10757,6 +12062,21 @@
           <w:b/>
           <w:lang w:val="gu_IN" w:bidi="gu_IN"/>
         </w:rPr>
+        <w:t>τὸν αὐτὸν ἀγῶνα ἔχοντες</w:t>
+      </w:r>
+    </w:p>
+    <w:p>
+      <w:pPr/>
+      <w:r>
+        <w:rPr>
+          <w:lang w:val="gu_IN" w:bidi="gu_IN"/>
+        </w:rPr>
+      </w:r>
+      <w:r>
+        <w:rPr>
+          <w:b/>
+          <w:lang w:val="gu_IN" w:bidi="gu_IN"/>
+        </w:rPr>
         <w:t>"સમાન સંઘર્ષ પામીને"</w:t>
       </w:r>
     </w:p>
@@ -10845,6 +12165,21 @@
           <w:b/>
           <w:lang w:val="gu_IN" w:bidi="gu_IN"/>
         </w:rPr>
+        <w:t>τὸν αὐτὸν ἀγῶνα ἔχοντες, οἷον εἴδετε ἐν ἐμοὶ</w:t>
+      </w:r>
+    </w:p>
+    <w:p>
+      <w:pPr/>
+      <w:r>
+        <w:rPr>
+          <w:lang w:val="gu_IN" w:bidi="gu_IN"/>
+        </w:rPr>
+      </w:r>
+      <w:r>
+        <w:rPr>
+          <w:b/>
+          <w:lang w:val="gu_IN" w:bidi="gu_IN"/>
+        </w:rPr>
         <w:t>"સમાન સંઘર્ષ પામીને જે તમે મારામાં જોયો હતો"</w:t>
       </w:r>
     </w:p>
@@ -10933,6 +12268,21 @@
           <w:b/>
           <w:lang w:val="gu_IN" w:bidi="gu_IN"/>
         </w:rPr>
+        <w:t>εἴδετε ἐν ἐμοὶ, καὶ νῦν ἀκούετε ἐν ἐμοί</w:t>
+      </w:r>
+    </w:p>
+    <w:p>
+      <w:pPr/>
+      <w:r>
+        <w:rPr>
+          <w:lang w:val="gu_IN" w:bidi="gu_IN"/>
+        </w:rPr>
+      </w:r>
+      <w:r>
+        <w:rPr>
+          <w:b/>
+          <w:lang w:val="gu_IN" w:bidi="gu_IN"/>
+        </w:rPr>
         <w:t>"તમે મારામાં જોયો હતો, અને હવે તમે મારામાં સાંભળો છો"</w:t>
       </w:r>
     </w:p>
@@ -11152,6 +12502,21 @@
           <w:b/>
           <w:lang w:val="gu_IN" w:bidi="gu_IN"/>
         </w:rPr>
+        <w:t>οὖν</w:t>
+      </w:r>
+    </w:p>
+    <w:p>
+      <w:pPr/>
+      <w:r>
+        <w:rPr>
+          <w:lang w:val="gu_IN" w:bidi="gu_IN"/>
+        </w:rPr>
+      </w:r>
+      <w:r>
+        <w:rPr>
+          <w:b/>
+          <w:lang w:val="gu_IN" w:bidi="gu_IN"/>
+        </w:rPr>
         <w:t>"તેથી"</w:t>
       </w:r>
     </w:p>
@@ -11516,6 +12881,21 @@
           <w:b/>
           <w:lang w:val="gu_IN" w:bidi="gu_IN"/>
         </w:rPr>
+        <w:t>εἴ τις &amp; παράκλησις ἐν Χριστῷ</w:t>
+      </w:r>
+    </w:p>
+    <w:p>
+      <w:pPr/>
+      <w:r>
+        <w:rPr>
+          <w:lang w:val="gu_IN" w:bidi="gu_IN"/>
+        </w:rPr>
+      </w:r>
+      <w:r>
+        <w:rPr>
+          <w:b/>
+          <w:lang w:val="gu_IN" w:bidi="gu_IN"/>
+        </w:rPr>
         <w:t>"જો ખ્રિસ્તમાં {કોઈ} ઉત્તેજન {હોય"</w:t>
       </w:r>
     </w:p>
@@ -11603,6 +12983,21 @@
           <w:b/>
           <w:lang w:val="gu_IN" w:bidi="gu_IN"/>
         </w:rPr>
+        <w:t>εἴ τις &amp; παράκλησις ἐν Χριστῷ</w:t>
+      </w:r>
+    </w:p>
+    <w:p>
+      <w:pPr/>
+      <w:r>
+        <w:rPr>
+          <w:lang w:val="gu_IN" w:bidi="gu_IN"/>
+        </w:rPr>
+      </w:r>
+      <w:r>
+        <w:rPr>
+          <w:b/>
+          <w:lang w:val="gu_IN" w:bidi="gu_IN"/>
+        </w:rPr>
         <w:t>"જો ખ્રિસ્તમાં {કોઈ} ઉત્તેજન {હોય"</w:t>
       </w:r>
     </w:p>
@@ -11702,6 +13097,21 @@
           <w:b/>
           <w:lang w:val="gu_IN" w:bidi="gu_IN"/>
         </w:rPr>
+        <w:t>εἴ τι παραμύθιον ἀγάπης</w:t>
+      </w:r>
+    </w:p>
+    <w:p>
+      <w:pPr/>
+      <w:r>
+        <w:rPr>
+          <w:lang w:val="gu_IN" w:bidi="gu_IN"/>
+        </w:rPr>
+      </w:r>
+      <w:r>
+        <w:rPr>
+          <w:b/>
+          <w:lang w:val="gu_IN" w:bidi="gu_IN"/>
+        </w:rPr>
         <w:t>"જો પ્રેમનો કોઈ દિલાસો હોય"</w:t>
       </w:r>
     </w:p>
@@ -11790,6 +13200,21 @@
           <w:b/>
           <w:lang w:val="gu_IN" w:bidi="gu_IN"/>
         </w:rPr>
+        <w:t>εἴ τι παραμύθιον ἀγάπης</w:t>
+      </w:r>
+    </w:p>
+    <w:p>
+      <w:pPr/>
+      <w:r>
+        <w:rPr>
+          <w:lang w:val="gu_IN" w:bidi="gu_IN"/>
+        </w:rPr>
+      </w:r>
+      <w:r>
+        <w:rPr>
+          <w:b/>
+          <w:lang w:val="gu_IN" w:bidi="gu_IN"/>
+        </w:rPr>
         <w:t>"જો પ્રેમનો કોઈ દિલાસો હોય"</w:t>
       </w:r>
     </w:p>
@@ -11891,6 +13316,21 @@
           <w:b/>
           <w:lang w:val="gu_IN" w:bidi="gu_IN"/>
         </w:rPr>
+        <w:t>εἴ τι παραμύθιον ἀγάπης</w:t>
+      </w:r>
+    </w:p>
+    <w:p>
+      <w:pPr/>
+      <w:r>
+        <w:rPr>
+          <w:lang w:val="gu_IN" w:bidi="gu_IN"/>
+        </w:rPr>
+      </w:r>
+      <w:r>
+        <w:rPr>
+          <w:b/>
+          <w:lang w:val="gu_IN" w:bidi="gu_IN"/>
+        </w:rPr>
         <w:t>"જો પ્રેમનો કોઈ દિલાસો હોય"</w:t>
       </w:r>
     </w:p>
@@ -11973,6 +13413,21 @@
           <w:b/>
           <w:lang w:val="gu_IN" w:bidi="gu_IN"/>
         </w:rPr>
+        <w:t>εἴ τις κοινωνία Πνεύματος</w:t>
+      </w:r>
+    </w:p>
+    <w:p>
+      <w:pPr/>
+      <w:r>
+        <w:rPr>
+          <w:lang w:val="gu_IN" w:bidi="gu_IN"/>
+        </w:rPr>
+      </w:r>
+      <w:r>
+        <w:rPr>
+          <w:b/>
+          <w:lang w:val="gu_IN" w:bidi="gu_IN"/>
+        </w:rPr>
         <w:t>"જો કોઈ આત્માની સંગત હોય"</w:t>
       </w:r>
     </w:p>
@@ -12043,6 +13498,21 @@
           <w:b/>
           <w:lang w:val="gu_IN" w:bidi="gu_IN"/>
         </w:rPr>
+        <w:t>εἴ τις κοινωνία Πνεύματος</w:t>
+      </w:r>
+    </w:p>
+    <w:p>
+      <w:pPr/>
+      <w:r>
+        <w:rPr>
+          <w:lang w:val="gu_IN" w:bidi="gu_IN"/>
+        </w:rPr>
+      </w:r>
+      <w:r>
+        <w:rPr>
+          <w:b/>
+          <w:lang w:val="gu_IN" w:bidi="gu_IN"/>
+        </w:rPr>
         <w:t>"જો કોઈ આત્માની સંગત હોય"</w:t>
       </w:r>
     </w:p>
@@ -12131,6 +13601,21 @@
           <w:b/>
           <w:lang w:val="gu_IN" w:bidi="gu_IN"/>
         </w:rPr>
+        <w:t>εἴ τις σπλάγχνα καὶ οἰκτιρμοί</w:t>
+      </w:r>
+    </w:p>
+    <w:p>
+      <w:pPr/>
+      <w:r>
+        <w:rPr>
+          <w:lang w:val="gu_IN" w:bidi="gu_IN"/>
+        </w:rPr>
+      </w:r>
+      <w:r>
+        <w:rPr>
+          <w:b/>
+          <w:lang w:val="gu_IN" w:bidi="gu_IN"/>
+        </w:rPr>
         <w:t>"જો કોઈ સ્નેહ અને કરુણા હોય"</w:t>
       </w:r>
     </w:p>
@@ -12232,6 +13717,21 @@
           <w:b/>
           <w:lang w:val="gu_IN" w:bidi="gu_IN"/>
         </w:rPr>
+        <w:t>εἴ τις σπλάγχνα καὶ οἰκτιρμοί</w:t>
+      </w:r>
+    </w:p>
+    <w:p>
+      <w:pPr/>
+      <w:r>
+        <w:rPr>
+          <w:lang w:val="gu_IN" w:bidi="gu_IN"/>
+        </w:rPr>
+      </w:r>
+      <w:r>
+        <w:rPr>
+          <w:b/>
+          <w:lang w:val="gu_IN" w:bidi="gu_IN"/>
+        </w:rPr>
         <w:t>"સ્નેહ અને કરુણા હોય"</w:t>
       </w:r>
     </w:p>
@@ -12314,6 +13814,21 @@
           <w:b/>
           <w:lang w:val="gu_IN" w:bidi="gu_IN"/>
         </w:rPr>
+        <w:t>πληρώσατέ μου τὴν χαρὰν</w:t>
+      </w:r>
+    </w:p>
+    <w:p>
+      <w:pPr/>
+      <w:r>
+        <w:rPr>
+          <w:lang w:val="gu_IN" w:bidi="gu_IN"/>
+        </w:rPr>
+      </w:r>
+      <w:r>
+        <w:rPr>
+          <w:b/>
+          <w:lang w:val="gu_IN" w:bidi="gu_IN"/>
+        </w:rPr>
         <w:t>"મારા આનંદને પૂર્ણ કરો"</w:t>
       </w:r>
     </w:p>
@@ -12472,6 +13987,21 @@
           <w:b/>
           <w:lang w:val="gu_IN" w:bidi="gu_IN"/>
         </w:rPr>
+        <w:t>τὴν αὐτὴν ἀγάπην ἔχοντες</w:t>
+      </w:r>
+    </w:p>
+    <w:p>
+      <w:pPr/>
+      <w:r>
+        <w:rPr>
+          <w:lang w:val="gu_IN" w:bidi="gu_IN"/>
+        </w:rPr>
+      </w:r>
+      <w:r>
+        <w:rPr>
+          <w:b/>
+          <w:lang w:val="gu_IN" w:bidi="gu_IN"/>
+        </w:rPr>
         <w:t>"સમાન પ્રેમ ધરાવીને"</w:t>
       </w:r>
     </w:p>
@@ -12567,6 +14097,21 @@
           <w:b/>
           <w:lang w:val="gu_IN" w:bidi="gu_IN"/>
         </w:rPr>
+        <w:t>σύνψυχοι</w:t>
+      </w:r>
+    </w:p>
+    <w:p>
+      <w:pPr/>
+      <w:r>
+        <w:rPr>
+          <w:lang w:val="gu_IN" w:bidi="gu_IN"/>
+        </w:rPr>
+      </w:r>
+      <w:r>
+        <w:rPr>
+          <w:b/>
+          <w:lang w:val="gu_IN" w:bidi="gu_IN"/>
+        </w:rPr>
         <w:t>"એકરૂપ થઇને"</w:t>
       </w:r>
     </w:p>
@@ -12838,6 +14383,21 @@
           <w:b/>
           <w:lang w:val="gu_IN" w:bidi="gu_IN"/>
         </w:rPr>
+        <w:t>μηδὲ κατὰ κενοδοξίαν</w:t>
+      </w:r>
+    </w:p>
+    <w:p>
+      <w:pPr/>
+      <w:r>
+        <w:rPr>
+          <w:lang w:val="gu_IN" w:bidi="gu_IN"/>
+        </w:rPr>
+      </w:r>
+      <w:r>
+        <w:rPr>
+          <w:b/>
+          <w:lang w:val="gu_IN" w:bidi="gu_IN"/>
+        </w:rPr>
         <w:t>"કે ખાલી અભિમાન પ્રમાણે"</w:t>
       </w:r>
     </w:p>
@@ -13077,6 +14637,21 @@
           <w:b/>
           <w:lang w:val="gu_IN" w:bidi="gu_IN"/>
         </w:rPr>
+        <w:t>ἕκαστος</w:t>
+      </w:r>
+    </w:p>
+    <w:p>
+      <w:pPr/>
+      <w:r>
+        <w:rPr>
+          <w:lang w:val="gu_IN" w:bidi="gu_IN"/>
+        </w:rPr>
+      </w:r>
+      <w:r>
+        <w:rPr>
+          <w:b/>
+          <w:lang w:val="gu_IN" w:bidi="gu_IN"/>
+        </w:rPr>
         <w:t>"એકબીજાની"</w:t>
       </w:r>
     </w:p>
@@ -13228,6 +14803,21 @@
           <w:b/>
           <w:lang w:val="gu_IN" w:bidi="gu_IN"/>
         </w:rPr>
+        <w:t>ἑαυτῶν</w:t>
+      </w:r>
+    </w:p>
+    <w:p>
+      <w:pPr/>
+      <w:r>
+        <w:rPr>
+          <w:lang w:val="gu_IN" w:bidi="gu_IN"/>
+        </w:rPr>
+      </w:r>
+      <w:r>
+        <w:rPr>
+          <w:b/>
+          <w:lang w:val="gu_IN" w:bidi="gu_IN"/>
+        </w:rPr>
         <w:t>"પોતપોતાની"</w:t>
       </w:r>
     </w:p>
@@ -13316,6 +14906,21 @@
           <w:b/>
           <w:lang w:val="gu_IN" w:bidi="gu_IN"/>
         </w:rPr>
+        <w:t>ἑαυτῶν</w:t>
+      </w:r>
+    </w:p>
+    <w:p>
+      <w:pPr/>
+      <w:r>
+        <w:rPr>
+          <w:lang w:val="gu_IN" w:bidi="gu_IN"/>
+        </w:rPr>
+      </w:r>
+      <w:r>
+        <w:rPr>
+          <w:b/>
+          <w:lang w:val="gu_IN" w:bidi="gu_IN"/>
+        </w:rPr>
         <w:t>"પોતપોતાની"</w:t>
       </w:r>
     </w:p>
@@ -13575,6 +15180,21 @@
           <w:b/>
           <w:lang w:val="gu_IN" w:bidi="gu_IN"/>
         </w:rPr>
+        <w:t>τοῦτο φρονεῖτε</w:t>
+      </w:r>
+    </w:p>
+    <w:p>
+      <w:pPr/>
+      <w:r>
+        <w:rPr>
+          <w:lang w:val="gu_IN" w:bidi="gu_IN"/>
+        </w:rPr>
+      </w:r>
+      <w:r>
+        <w:rPr>
+          <w:b/>
+          <w:lang w:val="gu_IN" w:bidi="gu_IN"/>
+        </w:rPr>
         <w:t>"એવું વલણ રાખો"</w:t>
       </w:r>
     </w:p>
@@ -13650,6 +15270,21 @@
           <w:b/>
           <w:lang w:val="gu_IN" w:bidi="gu_IN"/>
         </w:rPr>
+        <w:t>τοῦτο φρονεῖτε ἐν ὑμῖν, ὃ καὶ ἐν Χριστῷ Ἰησοῦ</w:t>
+      </w:r>
+    </w:p>
+    <w:p>
+      <w:pPr/>
+      <w:r>
+        <w:rPr>
+          <w:lang w:val="gu_IN" w:bidi="gu_IN"/>
+        </w:rPr>
+      </w:r>
+      <w:r>
+        <w:rPr>
+          <w:b/>
+          <w:lang w:val="gu_IN" w:bidi="gu_IN"/>
+        </w:rPr>
         <w:t>"તમારામાં પણ એવું વલણ રાખો જે ખ્રિસ્ત ઈસુમાં પણ {હતું"</w:t>
       </w:r>
     </w:p>
@@ -13725,6 +15360,21 @@
           <w:b/>
           <w:lang w:val="gu_IN" w:bidi="gu_IN"/>
         </w:rPr>
+        <w:t>ἐν μορφῇ Θεοῦ ὑπάρχων</w:t>
+      </w:r>
+    </w:p>
+    <w:p>
+      <w:pPr/>
+      <w:r>
+        <w:rPr>
+          <w:lang w:val="gu_IN" w:bidi="gu_IN"/>
+        </w:rPr>
+      </w:r>
+      <w:r>
+        <w:rPr>
+          <w:b/>
+          <w:lang w:val="gu_IN" w:bidi="gu_IN"/>
+        </w:rPr>
         <w:t>"ઈશ્વરના સ્વરૂપમાં અસ્તિત્વ ધરાવીને"</w:t>
       </w:r>
     </w:p>
@@ -13907,6 +15557,21 @@
         <w:rPr>
           <w:lang w:val="gu_IN" w:bidi="gu_IN"/>
         </w:rPr>
+      </w:r>
+    </w:p>
+    <w:p>
+      <w:pPr/>
+      <w:r>
+        <w:rPr>
+          <w:lang w:val="gu_IN" w:bidi="gu_IN"/>
+        </w:rPr>
+      </w:r>
+      <w:r>
+        <w:rPr>
+          <w:b/>
+          <w:lang w:val="gu_IN" w:bidi="gu_IN"/>
+        </w:rPr>
+        <w:t>ἀλλὰ</w:t>
       </w:r>
     </w:p>
     <w:p>
@@ -14034,6 +15699,21 @@
           <w:b/>
           <w:lang w:val="gu_IN" w:bidi="gu_IN"/>
         </w:rPr>
+        <w:t>ἀλλὰ ἑαυτὸν ἐκένωσεν</w:t>
+      </w:r>
+    </w:p>
+    <w:p>
+      <w:pPr/>
+      <w:r>
+        <w:rPr>
+          <w:lang w:val="gu_IN" w:bidi="gu_IN"/>
+        </w:rPr>
+      </w:r>
+      <w:r>
+        <w:rPr>
+          <w:b/>
+          <w:lang w:val="gu_IN" w:bidi="gu_IN"/>
+        </w:rPr>
         <w:t>"તેના બદલે, તેમણે પોતાની જાતને ખાલી કરી"</w:t>
       </w:r>
     </w:p>
@@ -14135,6 +15815,21 @@
           <w:b/>
           <w:lang w:val="gu_IN" w:bidi="gu_IN"/>
         </w:rPr>
+        <w:t>ἑαυτὸν ἐκένωσεν</w:t>
+      </w:r>
+    </w:p>
+    <w:p>
+      <w:pPr/>
+      <w:r>
+        <w:rPr>
+          <w:lang w:val="gu_IN" w:bidi="gu_IN"/>
+        </w:rPr>
+      </w:r>
+      <w:r>
+        <w:rPr>
+          <w:b/>
+          <w:lang w:val="gu_IN" w:bidi="gu_IN"/>
+        </w:rPr>
         <w:t>"તેમણે પોતાની જાતને ખાલી કરી"</w:t>
       </w:r>
     </w:p>
@@ -14223,6 +15918,21 @@
           <w:b/>
           <w:lang w:val="gu_IN" w:bidi="gu_IN"/>
         </w:rPr>
+        <w:t>ἑαυτὸν ἐκένωσεν</w:t>
+      </w:r>
+    </w:p>
+    <w:p>
+      <w:pPr/>
+      <w:r>
+        <w:rPr>
+          <w:lang w:val="gu_IN" w:bidi="gu_IN"/>
+        </w:rPr>
+      </w:r>
+      <w:r>
+        <w:rPr>
+          <w:b/>
+          <w:lang w:val="gu_IN" w:bidi="gu_IN"/>
+        </w:rPr>
         <w:t>"તેમણે પોતાની જાતને ખાલી કરી"</w:t>
       </w:r>
     </w:p>
@@ -14324,6 +16034,21 @@
           <w:b/>
           <w:lang w:val="gu_IN" w:bidi="gu_IN"/>
         </w:rPr>
+        <w:t>μορφὴν δούλου λαβών</w:t>
+      </w:r>
+    </w:p>
+    <w:p>
+      <w:pPr/>
+      <w:r>
+        <w:rPr>
+          <w:lang w:val="gu_IN" w:bidi="gu_IN"/>
+        </w:rPr>
+      </w:r>
+      <w:r>
+        <w:rPr>
+          <w:b/>
+          <w:lang w:val="gu_IN" w:bidi="gu_IN"/>
+        </w:rPr>
         <w:t>"દાસનું રૂપ ધારણ કરીને"</w:t>
       </w:r>
     </w:p>
@@ -14394,6 +16119,21 @@
           <w:b/>
           <w:lang w:val="gu_IN" w:bidi="gu_IN"/>
         </w:rPr>
+        <w:t>ἐν ὁμοιώματι ἀνθρώπων γενόμενος</w:t>
+      </w:r>
+    </w:p>
+    <w:p>
+      <w:pPr/>
+      <w:r>
+        <w:rPr>
+          <w:lang w:val="gu_IN" w:bidi="gu_IN"/>
+        </w:rPr>
+      </w:r>
+      <w:r>
+        <w:rPr>
+          <w:b/>
+          <w:lang w:val="gu_IN" w:bidi="gu_IN"/>
+        </w:rPr>
         <w:t>"માણસોના સ્વરૂપમાં જન્મ લઈને"</w:t>
       </w:r>
     </w:p>
@@ -14464,6 +16204,21 @@
           <w:b/>
           <w:lang w:val="gu_IN" w:bidi="gu_IN"/>
         </w:rPr>
+        <w:t>ἐν ὁμοιώματι ἀνθρώπων</w:t>
+      </w:r>
+    </w:p>
+    <w:p>
+      <w:pPr/>
+      <w:r>
+        <w:rPr>
+          <w:lang w:val="gu_IN" w:bidi="gu_IN"/>
+        </w:rPr>
+      </w:r>
+      <w:r>
+        <w:rPr>
+          <w:b/>
+          <w:lang w:val="gu_IN" w:bidi="gu_IN"/>
+        </w:rPr>
         <w:t>"માણસોના સ્વરૂપમાં"</w:t>
       </w:r>
     </w:p>
@@ -14565,6 +16320,21 @@
           <w:b/>
           <w:lang w:val="gu_IN" w:bidi="gu_IN"/>
         </w:rPr>
+        <w:t>καὶ σχήματι εὑρεθεὶς ὡς ἄνθρωπος</w:t>
+      </w:r>
+    </w:p>
+    <w:p>
+      <w:pPr/>
+      <w:r>
+        <w:rPr>
+          <w:lang w:val="gu_IN" w:bidi="gu_IN"/>
+        </w:rPr>
+      </w:r>
+      <w:r>
+        <w:rPr>
+          <w:b/>
+          <w:lang w:val="gu_IN" w:bidi="gu_IN"/>
+        </w:rPr>
         <w:t>"અને દેખાવમાં એક માણસ તરીકે દેખાઈને"</w:t>
       </w:r>
     </w:p>
@@ -14661,6 +16431,21 @@
           <w:b/>
           <w:lang w:val="gu_IN" w:bidi="gu_IN"/>
         </w:rPr>
+        <w:t>ἄνθρωπος</w:t>
+      </w:r>
+    </w:p>
+    <w:p>
+      <w:pPr/>
+      <w:r>
+        <w:rPr>
+          <w:lang w:val="gu_IN" w:bidi="gu_IN"/>
+        </w:rPr>
+      </w:r>
+      <w:r>
+        <w:rPr>
+          <w:b/>
+          <w:lang w:val="gu_IN" w:bidi="gu_IN"/>
+        </w:rPr>
         <w:t>"એક માણસ"</w:t>
       </w:r>
     </w:p>
@@ -14762,6 +16547,21 @@
           <w:b/>
           <w:lang w:val="gu_IN" w:bidi="gu_IN"/>
         </w:rPr>
+        <w:t>ἐταπείνωσεν ἑαυτὸν, γενόμενος ὑπήκοος μέχρι θανάτου</w:t>
+      </w:r>
+    </w:p>
+    <w:p>
+      <w:pPr/>
+      <w:r>
+        <w:rPr>
+          <w:lang w:val="gu_IN" w:bidi="gu_IN"/>
+        </w:rPr>
+      </w:r>
+      <w:r>
+        <w:rPr>
+          <w:b/>
+          <w:lang w:val="gu_IN" w:bidi="gu_IN"/>
+        </w:rPr>
         <w:t>"તેમણે પોતાની જાતને નમ્ર બનાવી, મૃત્યુ સુધી આજ્ઞાકારી બનીને &amp; સુધી"</w:t>
       </w:r>
     </w:p>
@@ -14845,6 +16645,21 @@
           <w:b/>
           <w:lang w:val="gu_IN" w:bidi="gu_IN"/>
         </w:rPr>
+        <w:t>ἑαυτὸν</w:t>
+      </w:r>
+    </w:p>
+    <w:p>
+      <w:pPr/>
+      <w:r>
+        <w:rPr>
+          <w:lang w:val="gu_IN" w:bidi="gu_IN"/>
+        </w:rPr>
+      </w:r>
+      <w:r>
+        <w:rPr>
+          <w:b/>
+          <w:lang w:val="gu_IN" w:bidi="gu_IN"/>
+        </w:rPr>
         <w:t>"પોતાની જાતને"</w:t>
       </w:r>
     </w:p>
@@ -15021,6 +16836,21 @@
           <w:b/>
           <w:lang w:val="gu_IN" w:bidi="gu_IN"/>
         </w:rPr>
+        <w:t>γενόμενος ὑπήκοος μέχρι θανάτου</w:t>
+      </w:r>
+    </w:p>
+    <w:p>
+      <w:pPr/>
+      <w:r>
+        <w:rPr>
+          <w:lang w:val="gu_IN" w:bidi="gu_IN"/>
+        </w:rPr>
+      </w:r>
+      <w:r>
+        <w:rPr>
+          <w:b/>
+          <w:lang w:val="gu_IN" w:bidi="gu_IN"/>
+        </w:rPr>
         <w:t>"મૃત્યુ સુધી આજ્ઞાકારી બનીને &amp; સુધી"</w:t>
       </w:r>
     </w:p>
@@ -15116,6 +16946,21 @@
           <w:b/>
           <w:lang w:val="gu_IN" w:bidi="gu_IN"/>
         </w:rPr>
+        <w:t>θανάτου δὲ σταυροῦ</w:t>
+      </w:r>
+    </w:p>
+    <w:p>
+      <w:pPr/>
+      <w:r>
+        <w:rPr>
+          <w:lang w:val="gu_IN" w:bidi="gu_IN"/>
+        </w:rPr>
+      </w:r>
+      <w:r>
+        <w:rPr>
+          <w:b/>
+          <w:lang w:val="gu_IN" w:bidi="gu_IN"/>
+        </w:rPr>
         <w:t>"વધસ્તંભ પરના મૃત્યુ &amp; પણ"</w:t>
       </w:r>
     </w:p>
@@ -15212,6 +17057,21 @@
           <w:b/>
           <w:lang w:val="gu_IN" w:bidi="gu_IN"/>
         </w:rPr>
+        <w:t>διὸ</w:t>
+      </w:r>
+    </w:p>
+    <w:p>
+      <w:pPr/>
+      <w:r>
+        <w:rPr>
+          <w:lang w:val="gu_IN" w:bidi="gu_IN"/>
+        </w:rPr>
+      </w:r>
+      <w:r>
+        <w:rPr>
+          <w:b/>
+          <w:lang w:val="gu_IN" w:bidi="gu_IN"/>
+        </w:rPr>
         <w:t>"તેથી"</w:t>
       </w:r>
     </w:p>
@@ -15383,6 +17243,21 @@
           <w:b/>
           <w:lang w:val="gu_IN" w:bidi="gu_IN"/>
         </w:rPr>
+        <w:t>τὸ ὄνομα τὸ ὑπὲρ πᾶν ὄνομα</w:t>
+      </w:r>
+    </w:p>
+    <w:p>
+      <w:pPr/>
+      <w:r>
+        <w:rPr>
+          <w:lang w:val="gu_IN" w:bidi="gu_IN"/>
+        </w:rPr>
+      </w:r>
+      <w:r>
+        <w:rPr>
+          <w:b/>
+          <w:lang w:val="gu_IN" w:bidi="gu_IN"/>
+        </w:rPr>
         <w:t>"એવું નામ &amp; જે દરેક નામથી ઉપર {છે"</w:t>
       </w:r>
     </w:p>
@@ -15471,6 +17346,21 @@
           <w:b/>
           <w:lang w:val="gu_IN" w:bidi="gu_IN"/>
         </w:rPr>
+        <w:t>ἵνα</w:t>
+      </w:r>
+    </w:p>
+    <w:p>
+      <w:pPr/>
+      <w:r>
+        <w:rPr>
+          <w:lang w:val="gu_IN" w:bidi="gu_IN"/>
+        </w:rPr>
+      </w:r>
+      <w:r>
+        <w:rPr>
+          <w:b/>
+          <w:lang w:val="gu_IN" w:bidi="gu_IN"/>
+        </w:rPr>
         <w:t>"જેથી"</w:t>
       </w:r>
     </w:p>
@@ -15553,6 +17443,21 @@
           <w:b/>
           <w:lang w:val="gu_IN" w:bidi="gu_IN"/>
         </w:rPr>
+        <w:t>ἐν τῷ ὀνόματι Ἰησοῦ, πᾶν γόνυ κάμψῃ</w:t>
+      </w:r>
+    </w:p>
+    <w:p>
+      <w:pPr/>
+      <w:r>
+        <w:rPr>
+          <w:lang w:val="gu_IN" w:bidi="gu_IN"/>
+        </w:rPr>
+      </w:r>
+      <w:r>
+        <w:rPr>
+          <w:b/>
+          <w:lang w:val="gu_IN" w:bidi="gu_IN"/>
+        </w:rPr>
         <w:t>"પર &amp; ઈસુના નામ &amp; દરેક ઘૂંટણ નમશે"</w:t>
       </w:r>
     </w:p>
@@ -15729,6 +17634,21 @@
           <w:b/>
           <w:lang w:val="gu_IN" w:bidi="gu_IN"/>
         </w:rPr>
+        <w:t>ἐπουρανίων καὶ ἐπιγείων καὶ καταχθονίων</w:t>
+      </w:r>
+    </w:p>
+    <w:p>
+      <w:pPr/>
+      <w:r>
+        <w:rPr>
+          <w:lang w:val="gu_IN" w:bidi="gu_IN"/>
+        </w:rPr>
+      </w:r>
+      <w:r>
+        <w:rPr>
+          <w:b/>
+          <w:lang w:val="gu_IN" w:bidi="gu_IN"/>
+        </w:rPr>
         <w:t>"સ્વર્ગમાં અને પૃથ્વી &amp; અને પૃથ્વીની નીચે &amp; પર"</w:t>
       </w:r>
     </w:p>
@@ -15805,6 +17725,21 @@
           <w:b/>
           <w:lang w:val="gu_IN" w:bidi="gu_IN"/>
         </w:rPr>
+        <w:t>πᾶσα γλῶσσα ἐξομολογήσηται</w:t>
+      </w:r>
+    </w:p>
+    <w:p>
+      <w:pPr/>
+      <w:r>
+        <w:rPr>
+          <w:lang w:val="gu_IN" w:bidi="gu_IN"/>
+        </w:rPr>
+      </w:r>
+      <w:r>
+        <w:rPr>
+          <w:b/>
+          <w:lang w:val="gu_IN" w:bidi="gu_IN"/>
+        </w:rPr>
         <w:t>"દરેક જીભ કબૂલ કરશે"</w:t>
       </w:r>
     </w:p>
@@ -15981,6 +17916,21 @@
           <w:b/>
           <w:lang w:val="gu_IN" w:bidi="gu_IN"/>
         </w:rPr>
+        <w:t>εἰς δόξαν Θεοῦ Πατρὸς</w:t>
+      </w:r>
+    </w:p>
+    <w:p>
+      <w:pPr/>
+      <w:r>
+        <w:rPr>
+          <w:lang w:val="gu_IN" w:bidi="gu_IN"/>
+        </w:rPr>
+      </w:r>
+      <w:r>
+        <w:rPr>
+          <w:b/>
+          <w:lang w:val="gu_IN" w:bidi="gu_IN"/>
+        </w:rPr>
         <w:t>"ઈશ્વર પિતાના મહિમા માટે"</w:t>
       </w:r>
     </w:p>
@@ -16076,6 +18026,21 @@
           <w:b/>
           <w:lang w:val="gu_IN" w:bidi="gu_IN"/>
         </w:rPr>
+        <w:t>ὥστε</w:t>
+      </w:r>
+    </w:p>
+    <w:p>
+      <w:pPr/>
+      <w:r>
+        <w:rPr>
+          <w:lang w:val="gu_IN" w:bidi="gu_IN"/>
+        </w:rPr>
+      </w:r>
+      <w:r>
+        <w:rPr>
+          <w:b/>
+          <w:lang w:val="gu_IN" w:bidi="gu_IN"/>
+        </w:rPr>
         <w:t>"તો પછી"</w:t>
       </w:r>
     </w:p>
@@ -16169,6 +18134,21 @@
           <w:b/>
           <w:lang w:val="gu_IN" w:bidi="gu_IN"/>
         </w:rPr>
+        <w:t>ἀγαπητοί μου</w:t>
+      </w:r>
+    </w:p>
+    <w:p>
+      <w:pPr/>
+      <w:r>
+        <w:rPr>
+          <w:lang w:val="gu_IN" w:bidi="gu_IN"/>
+        </w:rPr>
+      </w:r>
+      <w:r>
+        <w:rPr>
+          <w:b/>
+          <w:lang w:val="gu_IN" w:bidi="gu_IN"/>
+        </w:rPr>
         <w:t>"મારા વહાલાઓ"</w:t>
       </w:r>
     </w:p>
@@ -16371,6 +18351,21 @@
           <w:b/>
           <w:lang w:val="gu_IN" w:bidi="gu_IN"/>
         </w:rPr>
+        <w:t>μετὰ φόβου καὶ τρόμου τὴν ἑαυτῶν σωτηρίαν κατεργάζεσθε</w:t>
+      </w:r>
+    </w:p>
+    <w:p>
+      <w:pPr/>
+      <w:r>
+        <w:rPr>
+          <w:lang w:val="gu_IN" w:bidi="gu_IN"/>
+        </w:rPr>
+      </w:r>
+      <w:r>
+        <w:rPr>
+          <w:b/>
+          <w:lang w:val="gu_IN" w:bidi="gu_IN"/>
+        </w:rPr>
         <w:t>"ભય અને ધ્રૂજારી સાથે તમારું તારણ સાધી લેવાનો યત્ન કરો"</w:t>
       </w:r>
     </w:p>
@@ -16466,6 +18461,21 @@
           <w:b/>
           <w:lang w:val="gu_IN" w:bidi="gu_IN"/>
         </w:rPr>
+        <w:t>μετὰ φόβου καὶ τρόμου</w:t>
+      </w:r>
+    </w:p>
+    <w:p>
+      <w:pPr/>
+      <w:r>
+        <w:rPr>
+          <w:lang w:val="gu_IN" w:bidi="gu_IN"/>
+        </w:rPr>
+      </w:r>
+      <w:r>
+        <w:rPr>
+          <w:b/>
+          <w:lang w:val="gu_IN" w:bidi="gu_IN"/>
+        </w:rPr>
         <w:t>"ભય અને ધ્રૂજારી સાથે"</w:t>
       </w:r>
     </w:p>
@@ -16567,6 +18577,21 @@
           <w:b/>
           <w:lang w:val="gu_IN" w:bidi="gu_IN"/>
         </w:rPr>
+        <w:t>ἐνεργῶν</w:t>
+      </w:r>
+    </w:p>
+    <w:p>
+      <w:pPr/>
+      <w:r>
+        <w:rPr>
+          <w:lang w:val="gu_IN" w:bidi="gu_IN"/>
+        </w:rPr>
+      </w:r>
+      <w:r>
+        <w:rPr>
+          <w:b/>
+          <w:lang w:val="gu_IN" w:bidi="gu_IN"/>
+        </w:rPr>
         <w:t>"કરી રહ્યા છે"</w:t>
       </w:r>
     </w:p>
@@ -16643,6 +18668,21 @@
           <w:b/>
           <w:lang w:val="gu_IN" w:bidi="gu_IN"/>
         </w:rPr>
+        <w:t>ἐν ὑμῖν</w:t>
+      </w:r>
+    </w:p>
+    <w:p>
+      <w:pPr/>
+      <w:r>
+        <w:rPr>
+          <w:lang w:val="gu_IN" w:bidi="gu_IN"/>
+        </w:rPr>
+      </w:r>
+      <w:r>
+        <w:rPr>
+          <w:b/>
+          <w:lang w:val="gu_IN" w:bidi="gu_IN"/>
+        </w:rPr>
         <w:t>"તમારામાં"</w:t>
       </w:r>
     </w:p>
@@ -16788,6 +18828,21 @@
           <w:b/>
           <w:lang w:val="gu_IN" w:bidi="gu_IN"/>
         </w:rPr>
+        <w:t>πάντα ποιεῖτε χωρὶς γογγυσμῶν καὶ διαλογισμῶν</w:t>
+      </w:r>
+    </w:p>
+    <w:p>
+      <w:pPr/>
+      <w:r>
+        <w:rPr>
+          <w:lang w:val="gu_IN" w:bidi="gu_IN"/>
+        </w:rPr>
+      </w:r>
+      <w:r>
+        <w:rPr>
+          <w:b/>
+          <w:lang w:val="gu_IN" w:bidi="gu_IN"/>
+        </w:rPr>
         <w:t>"ફરિયાદ કે દલીલ કર્યા વિના બધું કરો"</w:t>
       </w:r>
     </w:p>
@@ -16870,6 +18925,21 @@
           <w:b/>
           <w:lang w:val="gu_IN" w:bidi="gu_IN"/>
         </w:rPr>
+        <w:t>ἄμεμπτοι καὶ ἀκέραιοι</w:t>
+      </w:r>
+    </w:p>
+    <w:p>
+      <w:pPr/>
+      <w:r>
+        <w:rPr>
+          <w:lang w:val="gu_IN" w:bidi="gu_IN"/>
+        </w:rPr>
+      </w:r>
+      <w:r>
+        <w:rPr>
+          <w:b/>
+          <w:lang w:val="gu_IN" w:bidi="gu_IN"/>
+        </w:rPr>
         <w:t>"અને &amp; નિર્દોષ &amp; શુદ્ધ"</w:t>
       </w:r>
     </w:p>
@@ -16965,6 +19035,21 @@
           <w:b/>
           <w:lang w:val="gu_IN" w:bidi="gu_IN"/>
         </w:rPr>
+        <w:t>τέκνα Θεοῦ</w:t>
+      </w:r>
+    </w:p>
+    <w:p>
+      <w:pPr/>
+      <w:r>
+        <w:rPr>
+          <w:lang w:val="gu_IN" w:bidi="gu_IN"/>
+        </w:rPr>
+      </w:r>
+      <w:r>
+        <w:rPr>
+          <w:b/>
+          <w:lang w:val="gu_IN" w:bidi="gu_IN"/>
+        </w:rPr>
         <w:t>"ઈશ્વરના બાળકો"</w:t>
       </w:r>
     </w:p>
@@ -17061,6 +19146,21 @@
           <w:b/>
           <w:lang w:val="gu_IN" w:bidi="gu_IN"/>
         </w:rPr>
+        <w:t>ἄμωμα</w:t>
+      </w:r>
+    </w:p>
+    <w:p>
+      <w:pPr/>
+      <w:r>
+        <w:rPr>
+          <w:lang w:val="gu_IN" w:bidi="gu_IN"/>
+        </w:rPr>
+      </w:r>
+      <w:r>
+        <w:rPr>
+          <w:b/>
+          <w:lang w:val="gu_IN" w:bidi="gu_IN"/>
+        </w:rPr>
         <w:t>"દોષરહિત"</w:t>
       </w:r>
     </w:p>
@@ -17156,6 +19256,21 @@
           <w:b/>
           <w:lang w:val="gu_IN" w:bidi="gu_IN"/>
         </w:rPr>
+        <w:t>ἐν οἷς φαίνεσθε ὡς φωστῆρες ἐν κόσμῳ</w:t>
+      </w:r>
+    </w:p>
+    <w:p>
+      <w:pPr/>
+      <w:r>
+        <w:rPr>
+          <w:lang w:val="gu_IN" w:bidi="gu_IN"/>
+        </w:rPr>
+      </w:r>
+      <w:r>
+        <w:rPr>
+          <w:b/>
+          <w:lang w:val="gu_IN" w:bidi="gu_IN"/>
+        </w:rPr>
         <w:t>"જેમની વચ્ચે તમે વિશ્વમાં પ્રકાશ તરીકે ચમકો છો"</w:t>
       </w:r>
     </w:p>
@@ -17231,6 +19346,21 @@
           <w:b/>
           <w:lang w:val="gu_IN" w:bidi="gu_IN"/>
         </w:rPr>
+        <w:t>φαίνεσθε ὡς φωστῆρες ἐν κόσμῳ</w:t>
+      </w:r>
+    </w:p>
+    <w:p>
+      <w:pPr/>
+      <w:r>
+        <w:rPr>
+          <w:lang w:val="gu_IN" w:bidi="gu_IN"/>
+        </w:rPr>
+      </w:r>
+      <w:r>
+        <w:rPr>
+          <w:b/>
+          <w:lang w:val="gu_IN" w:bidi="gu_IN"/>
+        </w:rPr>
         <w:t>"તમે વિશ્વમાં પ્રકાશ તરીકે ચમકો છો"</w:t>
       </w:r>
     </w:p>
@@ -17332,6 +19462,21 @@
           <w:b/>
           <w:lang w:val="gu_IN" w:bidi="gu_IN"/>
         </w:rPr>
+        <w:t>μέσον γενεᾶς σκολιᾶς καὶ διεστραμμένης</w:t>
+      </w:r>
+    </w:p>
+    <w:p>
+      <w:pPr/>
+      <w:r>
+        <w:rPr>
+          <w:lang w:val="gu_IN" w:bidi="gu_IN"/>
+        </w:rPr>
+      </w:r>
+      <w:r>
+        <w:rPr>
+          <w:b/>
+          <w:lang w:val="gu_IN" w:bidi="gu_IN"/>
+        </w:rPr>
         <w:t>"એક કુટિલ &amp; વિકૃત પેઢીની વચ્ચે &amp; અને"</w:t>
       </w:r>
     </w:p>
@@ -17427,6 +19572,21 @@
           <w:b/>
           <w:lang w:val="gu_IN" w:bidi="gu_IN"/>
         </w:rPr>
+        <w:t>λόγον ζωῆς ἐπέχοντες</w:t>
+      </w:r>
+    </w:p>
+    <w:p>
+      <w:pPr/>
+      <w:r>
+        <w:rPr>
+          <w:lang w:val="gu_IN" w:bidi="gu_IN"/>
+        </w:rPr>
+      </w:r>
+      <w:r>
+        <w:rPr>
+          <w:b/>
+          <w:lang w:val="gu_IN" w:bidi="gu_IN"/>
+        </w:rPr>
         <w:t>"જીવનના શબ્દને પકડી રાખીને"</w:t>
       </w:r>
     </w:p>
@@ -17503,6 +19663,21 @@
           <w:b/>
           <w:lang w:val="gu_IN" w:bidi="gu_IN"/>
         </w:rPr>
+        <w:t>λόγον ζωῆς ἐπέχοντες</w:t>
+      </w:r>
+    </w:p>
+    <w:p>
+      <w:pPr/>
+      <w:r>
+        <w:rPr>
+          <w:lang w:val="gu_IN" w:bidi="gu_IN"/>
+        </w:rPr>
+      </w:r>
+      <w:r>
+        <w:rPr>
+          <w:b/>
+          <w:lang w:val="gu_IN" w:bidi="gu_IN"/>
+        </w:rPr>
         <w:t>"જીવનના શબ્દને પકડી રાખીને"</w:t>
       </w:r>
     </w:p>
@@ -17573,6 +19748,21 @@
           <w:b/>
           <w:lang w:val="gu_IN" w:bidi="gu_IN"/>
         </w:rPr>
+        <w:t>λόγον ζωῆς</w:t>
+      </w:r>
+    </w:p>
+    <w:p>
+      <w:pPr/>
+      <w:r>
+        <w:rPr>
+          <w:lang w:val="gu_IN" w:bidi="gu_IN"/>
+        </w:rPr>
+      </w:r>
+      <w:r>
+        <w:rPr>
+          <w:b/>
+          <w:lang w:val="gu_IN" w:bidi="gu_IN"/>
+        </w:rPr>
         <w:t>"જીવનના શબ્દને"</w:t>
       </w:r>
     </w:p>
@@ -17655,6 +19845,21 @@
           <w:b/>
           <w:lang w:val="gu_IN" w:bidi="gu_IN"/>
         </w:rPr>
+        <w:t>λόγον</w:t>
+      </w:r>
+    </w:p>
+    <w:p>
+      <w:pPr/>
+      <w:r>
+        <w:rPr>
+          <w:lang w:val="gu_IN" w:bidi="gu_IN"/>
+        </w:rPr>
+      </w:r>
+      <w:r>
+        <w:rPr>
+          <w:b/>
+          <w:lang w:val="gu_IN" w:bidi="gu_IN"/>
+        </w:rPr>
         <w:t>"જીવનના શબ્દને"</w:t>
       </w:r>
     </w:p>
@@ -17756,6 +19961,21 @@
           <w:b/>
           <w:lang w:val="gu_IN" w:bidi="gu_IN"/>
         </w:rPr>
+        <w:t>λόγον ζωῆς</w:t>
+      </w:r>
+    </w:p>
+    <w:p>
+      <w:pPr/>
+      <w:r>
+        <w:rPr>
+          <w:lang w:val="gu_IN" w:bidi="gu_IN"/>
+        </w:rPr>
+      </w:r>
+      <w:r>
+        <w:rPr>
+          <w:b/>
+          <w:lang w:val="gu_IN" w:bidi="gu_IN"/>
+        </w:rPr>
         <w:t>"જીવનના શબ્દને"</w:t>
       </w:r>
     </w:p>
@@ -17877,6 +20097,21 @@
           <w:b/>
           <w:lang w:val="gu_IN" w:bidi="gu_IN"/>
         </w:rPr>
+        <w:t>λόγον ζωῆς</w:t>
+      </w:r>
+    </w:p>
+    <w:p>
+      <w:pPr/>
+      <w:r>
+        <w:rPr>
+          <w:lang w:val="gu_IN" w:bidi="gu_IN"/>
+        </w:rPr>
+      </w:r>
+      <w:r>
+        <w:rPr>
+          <w:b/>
+          <w:lang w:val="gu_IN" w:bidi="gu_IN"/>
+        </w:rPr>
         <w:t>"જીવનના શબ્દને"</w:t>
       </w:r>
     </w:p>
@@ -17965,6 +20200,21 @@
           <w:b/>
           <w:lang w:val="gu_IN" w:bidi="gu_IN"/>
         </w:rPr>
+        <w:t>εἰς καύχημα ἐμοὶ εἰς ἡμέραν Χριστοῦ, ὅτι οὐκ εἰς κενὸν ἔδραμον, οὐδὲ εἰς κενὸν ἐκοπίασα</w:t>
+      </w:r>
+    </w:p>
+    <w:p>
+      <w:pPr/>
+      <w:r>
+        <w:rPr>
+          <w:lang w:val="gu_IN" w:bidi="gu_IN"/>
+        </w:rPr>
+      </w:r>
+      <w:r>
+        <w:rPr>
+          <w:b/>
+          <w:lang w:val="gu_IN" w:bidi="gu_IN"/>
+        </w:rPr>
         <w:t>"ખ્રિસ્તના દિવસે મારી બડાઈ માટે કે હું નિરર્થક દોડ્યો નથી કે વ્યર્થ શ્રમ કર્યો નથી"</w:t>
       </w:r>
     </w:p>
@@ -18060,6 +20310,21 @@
           <w:b/>
           <w:lang w:val="gu_IN" w:bidi="gu_IN"/>
         </w:rPr>
+        <w:t>εἰς καύχημα ἐμοὶ</w:t>
+      </w:r>
+    </w:p>
+    <w:p>
+      <w:pPr/>
+      <w:r>
+        <w:rPr>
+          <w:lang w:val="gu_IN" w:bidi="gu_IN"/>
+        </w:rPr>
+      </w:r>
+      <w:r>
+        <w:rPr>
+          <w:b/>
+          <w:lang w:val="gu_IN" w:bidi="gu_IN"/>
+        </w:rPr>
         <w:t>"મારી બડાઈ માટે"</w:t>
       </w:r>
     </w:p>
@@ -18211,6 +20476,21 @@
           <w:b/>
           <w:lang w:val="gu_IN" w:bidi="gu_IN"/>
         </w:rPr>
+        <w:t>εἰς ἡμέραν Χριστοῦ</w:t>
+      </w:r>
+    </w:p>
+    <w:p>
+      <w:pPr/>
+      <w:r>
+        <w:rPr>
+          <w:lang w:val="gu_IN" w:bidi="gu_IN"/>
+        </w:rPr>
+      </w:r>
+      <w:r>
+        <w:rPr>
+          <w:b/>
+          <w:lang w:val="gu_IN" w:bidi="gu_IN"/>
+        </w:rPr>
         <w:t>"ખ્રિસ્તના દિવસે"</w:t>
       </w:r>
     </w:p>
@@ -18293,6 +20573,21 @@
           <w:b/>
           <w:lang w:val="gu_IN" w:bidi="gu_IN"/>
         </w:rPr>
+        <w:t>οὐκ εἰς κενὸν ἔδραμον, οὐδὲ εἰς κενὸν ἐκοπίασα</w:t>
+      </w:r>
+    </w:p>
+    <w:p>
+      <w:pPr/>
+      <w:r>
+        <w:rPr>
+          <w:lang w:val="gu_IN" w:bidi="gu_IN"/>
+        </w:rPr>
+      </w:r>
+      <w:r>
+        <w:rPr>
+          <w:b/>
+          <w:lang w:val="gu_IN" w:bidi="gu_IN"/>
+        </w:rPr>
         <w:t>"હું નિરર્થક દોડ્યો નથી કે વ્યર્થ શ્રમ કર્યો નથી"</w:t>
       </w:r>
     </w:p>
@@ -18388,6 +20683,21 @@
           <w:b/>
           <w:lang w:val="gu_IN" w:bidi="gu_IN"/>
         </w:rPr>
+        <w:t>οὐκ εἰς κενὸν ἔδραμον</w:t>
+      </w:r>
+    </w:p>
+    <w:p>
+      <w:pPr/>
+      <w:r>
+        <w:rPr>
+          <w:lang w:val="gu_IN" w:bidi="gu_IN"/>
+        </w:rPr>
+      </w:r>
+      <w:r>
+        <w:rPr>
+          <w:b/>
+          <w:lang w:val="gu_IN" w:bidi="gu_IN"/>
+        </w:rPr>
         <w:t>"હું નિરર્થક દોડ્યો નથી"</w:t>
       </w:r>
     </w:p>
@@ -18489,6 +20799,21 @@
           <w:b/>
           <w:lang w:val="gu_IN" w:bidi="gu_IN"/>
         </w:rPr>
+        <w:t>εἰς κενὸν</w:t>
+      </w:r>
+    </w:p>
+    <w:p>
+      <w:pPr/>
+      <w:r>
+        <w:rPr>
+          <w:lang w:val="gu_IN" w:bidi="gu_IN"/>
+        </w:rPr>
+      </w:r>
+      <w:r>
+        <w:rPr>
+          <w:b/>
+          <w:lang w:val="gu_IN" w:bidi="gu_IN"/>
+        </w:rPr>
         <w:t>"નિરર્થક &amp; કે વ્યર્થ શ્રમ કર્યો નથી"</w:t>
       </w:r>
     </w:p>
@@ -18577,6 +20902,21 @@
           <w:b/>
           <w:lang w:val="gu_IN" w:bidi="gu_IN"/>
         </w:rPr>
+        <w:t>οὐδὲ εἰς κενὸν ἐκοπίασα</w:t>
+      </w:r>
+    </w:p>
+    <w:p>
+      <w:pPr/>
+      <w:r>
+        <w:rPr>
+          <w:lang w:val="gu_IN" w:bidi="gu_IN"/>
+        </w:rPr>
+      </w:r>
+      <w:r>
+        <w:rPr>
+          <w:b/>
+          <w:lang w:val="gu_IN" w:bidi="gu_IN"/>
+        </w:rPr>
         <w:t>"કે વ્યર્થ શ્રમ કર્યો નથી"</w:t>
       </w:r>
     </w:p>
@@ -18651,6 +20991,21 @@
         <w:rPr>
           <w:lang w:val="gu_IN" w:bidi="gu_IN"/>
         </w:rPr>
+      </w:r>
+    </w:p>
+    <w:p>
+      <w:pPr/>
+      <w:r>
+        <w:rPr>
+          <w:lang w:val="gu_IN" w:bidi="gu_IN"/>
+        </w:rPr>
+      </w:r>
+      <w:r>
+        <w:rPr>
+          <w:b/>
+          <w:lang w:val="gu_IN" w:bidi="gu_IN"/>
+        </w:rPr>
+        <w:t>ἀλλ’ εἰ καὶ</w:t>
       </w:r>
     </w:p>
     <w:p>
@@ -18765,6 +21120,21 @@
           <w:b/>
           <w:lang w:val="gu_IN" w:bidi="gu_IN"/>
         </w:rPr>
+        <w:t>σπένδομαι ἐπὶ τῇ θυσίᾳ καὶ λειτουργίᾳ τῆς πίστεως ὑμῶν</w:t>
+      </w:r>
+    </w:p>
+    <w:p>
+      <w:pPr/>
+      <w:r>
+        <w:rPr>
+          <w:lang w:val="gu_IN" w:bidi="gu_IN"/>
+        </w:rPr>
+      </w:r>
+      <w:r>
+        <w:rPr>
+          <w:b/>
+          <w:lang w:val="gu_IN" w:bidi="gu_IN"/>
+        </w:rPr>
         <w:t>"હું તમારા વિશ્વાસના બલિદાન અને સેવા પર અર્પણ તરીકે રેડાવામાં આવી રહ્યો છું"</w:t>
       </w:r>
     </w:p>
@@ -18847,6 +21217,21 @@
           <w:b/>
           <w:lang w:val="gu_IN" w:bidi="gu_IN"/>
         </w:rPr>
+        <w:t>σπένδομαι</w:t>
+      </w:r>
+    </w:p>
+    <w:p>
+      <w:pPr/>
+      <w:r>
+        <w:rPr>
+          <w:lang w:val="gu_IN" w:bidi="gu_IN"/>
+        </w:rPr>
+      </w:r>
+      <w:r>
+        <w:rPr>
+          <w:b/>
+          <w:lang w:val="gu_IN" w:bidi="gu_IN"/>
+        </w:rPr>
         <w:t>"હું &amp; અર્પણ તરીકે રેડાવામાં આવી રહ્યો છું"</w:t>
       </w:r>
     </w:p>
@@ -19084,6 +21469,21 @@
         <w:rPr>
           <w:lang w:val="gu_IN" w:bidi="gu_IN"/>
         </w:rPr>
+      </w:r>
+    </w:p>
+    <w:p>
+      <w:pPr/>
+      <w:r>
+        <w:rPr>
+          <w:lang w:val="gu_IN" w:bidi="gu_IN"/>
+        </w:rPr>
+      </w:r>
+      <w:r>
+        <w:rPr>
+          <w:b/>
+          <w:lang w:val="gu_IN" w:bidi="gu_IN"/>
+        </w:rPr>
+        <w:t>ἐπὶ τῇ θυσίᾳ καὶ λειτουργίᾳ τῆς πίστεως ὑμῶν</w:t>
       </w:r>
     </w:p>
     <w:p>
@@ -19287,6 +21687,21 @@
           <w:b/>
           <w:lang w:val="gu_IN" w:bidi="gu_IN"/>
         </w:rPr>
+        <w:t>τὸ &amp; αὐτὸ</w:t>
+      </w:r>
+    </w:p>
+    <w:p>
+      <w:pPr/>
+      <w:r>
+        <w:rPr>
+          <w:lang w:val="gu_IN" w:bidi="gu_IN"/>
+        </w:rPr>
+      </w:r>
+      <w:r>
+        <w:rPr>
+          <w:b/>
+          <w:lang w:val="gu_IN" w:bidi="gu_IN"/>
+        </w:rPr>
         <w:t>"એ જ રીતે"</w:t>
       </w:r>
     </w:p>
@@ -19387,6 +21802,21 @@
           <w:b/>
           <w:lang w:val="gu_IN" w:bidi="gu_IN"/>
         </w:rPr>
+        <w:t>καὶ ὑμεῖς χαίρετε καὶ συνχαίρετέ μοι</w:t>
+      </w:r>
+    </w:p>
+    <w:p>
+      <w:pPr/>
+      <w:r>
+        <w:rPr>
+          <w:lang w:val="gu_IN" w:bidi="gu_IN"/>
+        </w:rPr>
+      </w:r>
+      <w:r>
+        <w:rPr>
+          <w:b/>
+          <w:lang w:val="gu_IN" w:bidi="gu_IN"/>
+        </w:rPr>
         <w:t>"તમે પણ મારી સાથે આનંદ કરો અને આનંદ કરો"</w:t>
       </w:r>
     </w:p>
@@ -19752,6 +22182,21 @@
           <w:b/>
           <w:lang w:val="gu_IN" w:bidi="gu_IN"/>
         </w:rPr>
+        <w:t>ὡς πατρὶ τέκνον, σὺν ἐμοὶ ἐδούλευσεν εἰς τὸ εὐαγγέλιον</w:t>
+      </w:r>
+    </w:p>
+    <w:p>
+      <w:pPr/>
+      <w:r>
+        <w:rPr>
+          <w:lang w:val="gu_IN" w:bidi="gu_IN"/>
+        </w:rPr>
+      </w:r>
+      <w:r>
+        <w:rPr>
+          <w:b/>
+          <w:lang w:val="gu_IN" w:bidi="gu_IN"/>
+        </w:rPr>
         <w:t>"એક બાળક {તેના} પિતા સાથે હોય તેમ, તેણે મારી સાથે સુવાર્તામાં સેવા કરી હતી"</w:t>
       </w:r>
     </w:p>
@@ -19827,6 +22272,21 @@
           <w:b/>
           <w:lang w:val="gu_IN" w:bidi="gu_IN"/>
         </w:rPr>
+        <w:t>τὴν δὲ δοκιμὴν αὐτοῦ γινώσκετε</w:t>
+      </w:r>
+    </w:p>
+    <w:p>
+      <w:pPr/>
+      <w:r>
+        <w:rPr>
+          <w:lang w:val="gu_IN" w:bidi="gu_IN"/>
+        </w:rPr>
+      </w:r>
+      <w:r>
+        <w:rPr>
+          <w:b/>
+          <w:lang w:val="gu_IN" w:bidi="gu_IN"/>
+        </w:rPr>
         <w:t>"પણ તમે તેણે સાબિત કરેલ મહત્વને જાણો છો"</w:t>
       </w:r>
     </w:p>
@@ -19915,6 +22375,21 @@
           <w:b/>
           <w:lang w:val="gu_IN" w:bidi="gu_IN"/>
         </w:rPr>
+        <w:t>εἰς τὸ εὐαγγέλιον</w:t>
+      </w:r>
+    </w:p>
+    <w:p>
+      <w:pPr/>
+      <w:r>
+        <w:rPr>
+          <w:lang w:val="gu_IN" w:bidi="gu_IN"/>
+        </w:rPr>
+      </w:r>
+      <w:r>
+        <w:rPr>
+          <w:b/>
+          <w:lang w:val="gu_IN" w:bidi="gu_IN"/>
+        </w:rPr>
         <w:t>"સુવાર્તામાં"</w:t>
       </w:r>
     </w:p>
@@ -20066,6 +22541,21 @@
           <w:b/>
           <w:lang w:val="gu_IN" w:bidi="gu_IN"/>
         </w:rPr>
+        <w:t>ὅτι καὶ αὐτὸς ταχέως ἐλεύσομαι</w:t>
+      </w:r>
+    </w:p>
+    <w:p>
+      <w:pPr/>
+      <w:r>
+        <w:rPr>
+          <w:lang w:val="gu_IN" w:bidi="gu_IN"/>
+        </w:rPr>
+      </w:r>
+      <w:r>
+        <w:rPr>
+          <w:b/>
+          <w:lang w:val="gu_IN" w:bidi="gu_IN"/>
+        </w:rPr>
         <w:t>"કે હું પોતે પણ જલ્દી આવીશ"</w:t>
       </w:r>
     </w:p>
@@ -20242,6 +22732,21 @@
           <w:b/>
           <w:lang w:val="gu_IN" w:bidi="gu_IN"/>
         </w:rPr>
+        <w:t>Ἐπαφρόδιτον</w:t>
+      </w:r>
+    </w:p>
+    <w:p>
+      <w:pPr/>
+      <w:r>
+        <w:rPr>
+          <w:lang w:val="gu_IN" w:bidi="gu_IN"/>
+        </w:rPr>
+      </w:r>
+      <w:r>
+        <w:rPr>
+          <w:b/>
+          <w:lang w:val="gu_IN" w:bidi="gu_IN"/>
+        </w:rPr>
         <w:t>"એપાફ્રદિતસને"</w:t>
       </w:r>
     </w:p>
@@ -20324,6 +22829,21 @@
           <w:b/>
           <w:lang w:val="gu_IN" w:bidi="gu_IN"/>
         </w:rPr>
+        <w:t>τὸν ἀδελφὸν &amp; μου</w:t>
+      </w:r>
+    </w:p>
+    <w:p>
+      <w:pPr/>
+      <w:r>
+        <w:rPr>
+          <w:lang w:val="gu_IN" w:bidi="gu_IN"/>
+        </w:rPr>
+      </w:r>
+      <w:r>
+        <w:rPr>
+          <w:b/>
+          <w:lang w:val="gu_IN" w:bidi="gu_IN"/>
+        </w:rPr>
         <w:t>"મારા ભાઈ"</w:t>
       </w:r>
     </w:p>
@@ -20425,6 +22945,21 @@
           <w:b/>
           <w:lang w:val="gu_IN" w:bidi="gu_IN"/>
         </w:rPr>
+        <w:t>συνστρατιώτην</w:t>
+      </w:r>
+    </w:p>
+    <w:p>
+      <w:pPr/>
+      <w:r>
+        <w:rPr>
+          <w:lang w:val="gu_IN" w:bidi="gu_IN"/>
+        </w:rPr>
+      </w:r>
+      <w:r>
+        <w:rPr>
+          <w:b/>
+          <w:lang w:val="gu_IN" w:bidi="gu_IN"/>
+        </w:rPr>
         <w:t>"સાથી સૈનિક"</w:t>
       </w:r>
     </w:p>
@@ -20841,6 +23376,21 @@
           <w:b/>
           <w:lang w:val="gu_IN" w:bidi="gu_IN"/>
         </w:rPr>
+        <w:t>ἠσθένησεν παραπλήσιον θανάτῳ</w:t>
+      </w:r>
+    </w:p>
+    <w:p>
+      <w:pPr/>
+      <w:r>
+        <w:rPr>
+          <w:lang w:val="gu_IN" w:bidi="gu_IN"/>
+        </w:rPr>
+      </w:r>
+      <w:r>
+        <w:rPr>
+          <w:b/>
+          <w:lang w:val="gu_IN" w:bidi="gu_IN"/>
+        </w:rPr>
         <w:t>"તે લગભગ મૃત્યુને આંબી ગયો હતો"</w:t>
       </w:r>
     </w:p>
@@ -20955,6 +23505,21 @@
           <w:b/>
           <w:lang w:val="gu_IN" w:bidi="gu_IN"/>
         </w:rPr>
+        <w:t>ἀλλὰ ὁ Θεὸς ἠλέησεν αὐτόν</w:t>
+      </w:r>
+    </w:p>
+    <w:p>
+      <w:pPr/>
+      <w:r>
+        <w:rPr>
+          <w:lang w:val="gu_IN" w:bidi="gu_IN"/>
+        </w:rPr>
+      </w:r>
+      <w:r>
+        <w:rPr>
+          <w:b/>
+          <w:lang w:val="gu_IN" w:bidi="gu_IN"/>
+        </w:rPr>
         <w:t>"પણ ઈશ્વરે તેના પર દયા કરી"</w:t>
       </w:r>
     </w:p>
@@ -21144,6 +23709,21 @@
           <w:b/>
           <w:lang w:val="gu_IN" w:bidi="gu_IN"/>
         </w:rPr>
+        <w:t>λύπην ἐπὶ λύπην</w:t>
+      </w:r>
+    </w:p>
+    <w:p>
+      <w:pPr/>
+      <w:r>
+        <w:rPr>
+          <w:lang w:val="gu_IN" w:bidi="gu_IN"/>
+        </w:rPr>
+      </w:r>
+      <w:r>
+        <w:rPr>
+          <w:b/>
+          <w:lang w:val="gu_IN" w:bidi="gu_IN"/>
+        </w:rPr>
         <w:t>"દુઃખ પર દુઃખ"</w:t>
       </w:r>
     </w:p>
@@ -21315,6 +23895,21 @@
           <w:b/>
           <w:lang w:val="gu_IN" w:bidi="gu_IN"/>
         </w:rPr>
+        <w:t>κἀγὼ ἀλυπότερος ὦ</w:t>
+      </w:r>
+    </w:p>
+    <w:p>
+      <w:pPr/>
+      <w:r>
+        <w:rPr>
+          <w:lang w:val="gu_IN" w:bidi="gu_IN"/>
+        </w:rPr>
+      </w:r>
+      <w:r>
+        <w:rPr>
+          <w:b/>
+          <w:lang w:val="gu_IN" w:bidi="gu_IN"/>
+        </w:rPr>
         <w:t>"અને હું પીડાથી મુક્ત થઈ શકું"</w:t>
       </w:r>
     </w:p>
@@ -21429,6 +24024,21 @@
           <w:b/>
           <w:lang w:val="gu_IN" w:bidi="gu_IN"/>
         </w:rPr>
+        <w:t>προσδέχεσθε &amp; αὐτὸν</w:t>
+      </w:r>
+    </w:p>
+    <w:p>
+      <w:pPr/>
+      <w:r>
+        <w:rPr>
+          <w:lang w:val="gu_IN" w:bidi="gu_IN"/>
+        </w:rPr>
+      </w:r>
+      <w:r>
+        <w:rPr>
+          <w:b/>
+          <w:lang w:val="gu_IN" w:bidi="gu_IN"/>
+        </w:rPr>
         <w:t>"તેનું સ્વાગત કરો"</w:t>
       </w:r>
     </w:p>
@@ -21511,6 +24121,21 @@
           <w:b/>
           <w:lang w:val="gu_IN" w:bidi="gu_IN"/>
         </w:rPr>
+        <w:t>ἐν Κυρίῳ μετὰ πάσης χαρᾶς</w:t>
+      </w:r>
+    </w:p>
+    <w:p>
+      <w:pPr/>
+      <w:r>
+        <w:rPr>
+          <w:lang w:val="gu_IN" w:bidi="gu_IN"/>
+        </w:rPr>
+      </w:r>
+      <w:r>
+        <w:rPr>
+          <w:b/>
+          <w:lang w:val="gu_IN" w:bidi="gu_IN"/>
+        </w:rPr>
         <w:t>"પ્રભુમાં પૂરા આનંદથી"</w:t>
       </w:r>
     </w:p>
@@ -21612,6 +24237,21 @@
           <w:b/>
           <w:lang w:val="gu_IN" w:bidi="gu_IN"/>
         </w:rPr>
+        <w:t>ἐντίμους ἔχετε</w:t>
+      </w:r>
+    </w:p>
+    <w:p>
+      <w:pPr/>
+      <w:r>
+        <w:rPr>
+          <w:lang w:val="gu_IN" w:bidi="gu_IN"/>
+        </w:rPr>
+      </w:r>
+      <w:r>
+        <w:rPr>
+          <w:b/>
+          <w:lang w:val="gu_IN" w:bidi="gu_IN"/>
+        </w:rPr>
         <w:t>"સન્માન કરો"</w:t>
       </w:r>
     </w:p>
@@ -21694,6 +24334,21 @@
           <w:b/>
           <w:lang w:val="gu_IN" w:bidi="gu_IN"/>
         </w:rPr>
+        <w:t>ἐντίμους ἔχετε</w:t>
+      </w:r>
+    </w:p>
+    <w:p>
+      <w:pPr/>
+      <w:r>
+        <w:rPr>
+          <w:lang w:val="gu_IN" w:bidi="gu_IN"/>
+        </w:rPr>
+      </w:r>
+      <w:r>
+        <w:rPr>
+          <w:b/>
+          <w:lang w:val="gu_IN" w:bidi="gu_IN"/>
+        </w:rPr>
         <w:t>"સન્માન કરો"</w:t>
       </w:r>
     </w:p>
@@ -21909,6 +24564,21 @@
           <w:b/>
           <w:lang w:val="gu_IN" w:bidi="gu_IN"/>
         </w:rPr>
+        <w:t>διὰ τὸ ἔργον Χριστοῦ</w:t>
+      </w:r>
+    </w:p>
+    <w:p>
+      <w:pPr/>
+      <w:r>
+        <w:rPr>
+          <w:lang w:val="gu_IN" w:bidi="gu_IN"/>
+        </w:rPr>
+      </w:r>
+      <w:r>
+        <w:rPr>
+          <w:b/>
+          <w:lang w:val="gu_IN" w:bidi="gu_IN"/>
+        </w:rPr>
         <w:t>"ખ્રિસ્તના કાર્યને લીધે"</w:t>
       </w:r>
     </w:p>
@@ -21991,6 +24661,21 @@
           <w:b/>
           <w:lang w:val="gu_IN" w:bidi="gu_IN"/>
         </w:rPr>
+        <w:t>διὰ τὸ ἔργον Χριστοῦ</w:t>
+      </w:r>
+    </w:p>
+    <w:p>
+      <w:pPr/>
+      <w:r>
+        <w:rPr>
+          <w:lang w:val="gu_IN" w:bidi="gu_IN"/>
+        </w:rPr>
+      </w:r>
+      <w:r>
+        <w:rPr>
+          <w:b/>
+          <w:lang w:val="gu_IN" w:bidi="gu_IN"/>
+        </w:rPr>
         <w:t>"ખ્રિસ્તના કાર્યને લીધે"</w:t>
       </w:r>
     </w:p>
@@ -22105,6 +24790,21 @@
           <w:b/>
           <w:lang w:val="gu_IN" w:bidi="gu_IN"/>
         </w:rPr>
+        <w:t>μέχρι θανάτου ἤγγισεν</w:t>
+      </w:r>
+    </w:p>
+    <w:p>
+      <w:pPr/>
+      <w:r>
+        <w:rPr>
+          <w:lang w:val="gu_IN" w:bidi="gu_IN"/>
+        </w:rPr>
+      </w:r>
+      <w:r>
+        <w:rPr>
+          <w:b/>
+          <w:lang w:val="gu_IN" w:bidi="gu_IN"/>
+        </w:rPr>
         <w:t>"તે મૃત્યુની પણ નજીક આવ્યો"</w:t>
       </w:r>
     </w:p>
@@ -22219,6 +24919,21 @@
           <w:b/>
           <w:lang w:val="gu_IN" w:bidi="gu_IN"/>
         </w:rPr>
+        <w:t>παραβολευσάμενος τῇ ψυχῇ</w:t>
+      </w:r>
+    </w:p>
+    <w:p>
+      <w:pPr/>
+      <w:r>
+        <w:rPr>
+          <w:lang w:val="gu_IN" w:bidi="gu_IN"/>
+        </w:rPr>
+      </w:r>
+      <w:r>
+        <w:rPr>
+          <w:b/>
+          <w:lang w:val="gu_IN" w:bidi="gu_IN"/>
+        </w:rPr>
         <w:t>"તેણે &amp; જીવ જોખમમાં મૂક્યો"</w:t>
       </w:r>
     </w:p>
@@ -22421,6 +25136,21 @@
           <w:b/>
           <w:lang w:val="gu_IN" w:bidi="gu_IN"/>
         </w:rPr>
+        <w:t>ἵνα ἀναπληρώσῃ τὸ ὑμῶν ὑστέρημα, τῆς πρός με λειτουργίας</w:t>
+      </w:r>
+    </w:p>
+    <w:p>
+      <w:pPr/>
+      <w:r>
+        <w:rPr>
+          <w:lang w:val="gu_IN" w:bidi="gu_IN"/>
+        </w:rPr>
+      </w:r>
+      <w:r>
+        <w:rPr>
+          <w:b/>
+          <w:lang w:val="gu_IN" w:bidi="gu_IN"/>
+        </w:rPr>
         <w:t>"પોતાનો &amp; જેથી તે મારી સેવામાં તમારી ઉણપ પૂરી કરી શકે"</w:t>
       </w:r>
     </w:p>
@@ -22701,6 +25431,21 @@
           <w:b/>
           <w:lang w:val="gu_IN" w:bidi="gu_IN"/>
         </w:rPr>
+        <w:t>ἀδελφοί</w:t>
+      </w:r>
+    </w:p>
+    <w:p>
+      <w:pPr/>
+      <w:r>
+        <w:rPr>
+          <w:lang w:val="gu_IN" w:bidi="gu_IN"/>
+        </w:rPr>
+      </w:r>
+      <w:r>
+        <w:rPr>
+          <w:b/>
+          <w:lang w:val="gu_IN" w:bidi="gu_IN"/>
+        </w:rPr>
         <w:t>"ભાઈઓ"</w:t>
       </w:r>
     </w:p>
@@ -22789,6 +25534,21 @@
           <w:b/>
           <w:lang w:val="gu_IN" w:bidi="gu_IN"/>
         </w:rPr>
+        <w:t>χαίρετε ἐν Κυρίῳ</w:t>
+      </w:r>
+    </w:p>
+    <w:p>
+      <w:pPr/>
+      <w:r>
+        <w:rPr>
+          <w:lang w:val="gu_IN" w:bidi="gu_IN"/>
+        </w:rPr>
+      </w:r>
+      <w:r>
+        <w:rPr>
+          <w:b/>
+          <w:lang w:val="gu_IN" w:bidi="gu_IN"/>
+        </w:rPr>
         <w:t>"પ્રભુમાં આનંદ કરો"</w:t>
       </w:r>
     </w:p>
@@ -22859,6 +25619,21 @@
           <w:b/>
           <w:lang w:val="gu_IN" w:bidi="gu_IN"/>
         </w:rPr>
+        <w:t>ἐν Κυρίῳ</w:t>
+      </w:r>
+    </w:p>
+    <w:p>
+      <w:pPr/>
+      <w:r>
+        <w:rPr>
+          <w:lang w:val="gu_IN" w:bidi="gu_IN"/>
+        </w:rPr>
+      </w:r>
+      <w:r>
+        <w:rPr>
+          <w:b/>
+          <w:lang w:val="gu_IN" w:bidi="gu_IN"/>
+        </w:rPr>
         <w:t>"પ્રભુમાં"</w:t>
       </w:r>
     </w:p>
@@ -22922,6 +25697,21 @@
           <w:b/>
           <w:lang w:val="gu_IN" w:bidi="gu_IN"/>
         </w:rPr>
+        <w:t>ὑμῖν δὲ ἀσφαλές</w:t>
+      </w:r>
+    </w:p>
+    <w:p>
+      <w:pPr/>
+      <w:r>
+        <w:rPr>
+          <w:lang w:val="gu_IN" w:bidi="gu_IN"/>
+        </w:rPr>
+      </w:r>
+      <w:r>
+        <w:rPr>
+          <w:b/>
+          <w:lang w:val="gu_IN" w:bidi="gu_IN"/>
+        </w:rPr>
         <w:t>"અને તમારા માટે એક સુરક્ષાકવચ {છે"</w:t>
       </w:r>
     </w:p>
@@ -23010,6 +25800,21 @@
           <w:b/>
           <w:lang w:val="gu_IN" w:bidi="gu_IN"/>
         </w:rPr>
+        <w:t>βλέπετε</w:t>
+      </w:r>
+    </w:p>
+    <w:p>
+      <w:pPr/>
+      <w:r>
+        <w:rPr>
+          <w:lang w:val="gu_IN" w:bidi="gu_IN"/>
+        </w:rPr>
+      </w:r>
+      <w:r>
+        <w:rPr>
+          <w:b/>
+          <w:lang w:val="gu_IN" w:bidi="gu_IN"/>
+        </w:rPr>
         <w:t>"સાવધ રહો"</w:t>
       </w:r>
     </w:p>
@@ -23098,6 +25903,21 @@
           <w:b/>
           <w:lang w:val="gu_IN" w:bidi="gu_IN"/>
         </w:rPr>
+        <w:t>βλέπετε</w:t>
+      </w:r>
+    </w:p>
+    <w:p>
+      <w:pPr/>
+      <w:r>
+        <w:rPr>
+          <w:lang w:val="gu_IN" w:bidi="gu_IN"/>
+        </w:rPr>
+      </w:r>
+      <w:r>
+        <w:rPr>
+          <w:b/>
+          <w:lang w:val="gu_IN" w:bidi="gu_IN"/>
+        </w:rPr>
         <w:t>"સાવધ રહો"</w:t>
       </w:r>
     </w:p>
@@ -23263,6 +26083,21 @@
           <w:b/>
           <w:lang w:val="gu_IN" w:bidi="gu_IN"/>
         </w:rPr>
+        <w:t>τοὺς κύνας</w:t>
+      </w:r>
+    </w:p>
+    <w:p>
+      <w:pPr/>
+      <w:r>
+        <w:rPr>
+          <w:lang w:val="gu_IN" w:bidi="gu_IN"/>
+        </w:rPr>
+      </w:r>
+      <w:r>
+        <w:rPr>
+          <w:b/>
+          <w:lang w:val="gu_IN" w:bidi="gu_IN"/>
+        </w:rPr>
         <w:t>"કૂતરાથી"</w:t>
       </w:r>
     </w:p>
@@ -23364,6 +26199,21 @@
           <w:b/>
           <w:lang w:val="gu_IN" w:bidi="gu_IN"/>
         </w:rPr>
+        <w:t>κακοὺς ἐργάτας</w:t>
+      </w:r>
+    </w:p>
+    <w:p>
+      <w:pPr/>
+      <w:r>
+        <w:rPr>
+          <w:lang w:val="gu_IN" w:bidi="gu_IN"/>
+        </w:rPr>
+      </w:r>
+      <w:r>
+        <w:rPr>
+          <w:b/>
+          <w:lang w:val="gu_IN" w:bidi="gu_IN"/>
+        </w:rPr>
         <w:t>"દુષ્ટ કામદારોથી"</w:t>
       </w:r>
     </w:p>
@@ -23452,6 +26302,21 @@
           <w:b/>
           <w:lang w:val="gu_IN" w:bidi="gu_IN"/>
         </w:rPr>
+        <w:t>τὴν κατατομήν</w:t>
+      </w:r>
+    </w:p>
+    <w:p>
+      <w:pPr/>
+      <w:r>
+        <w:rPr>
+          <w:lang w:val="gu_IN" w:bidi="gu_IN"/>
+        </w:rPr>
+      </w:r>
+      <w:r>
+        <w:rPr>
+          <w:b/>
+          <w:lang w:val="gu_IN" w:bidi="gu_IN"/>
+        </w:rPr>
         <w:t>"અંગછેદનથી"</w:t>
       </w:r>
     </w:p>
@@ -23560,6 +26425,21 @@
           <w:b/>
           <w:lang w:val="gu_IN" w:bidi="gu_IN"/>
         </w:rPr>
+        <w:t>τὴν κατατομήν</w:t>
+      </w:r>
+    </w:p>
+    <w:p>
+      <w:pPr/>
+      <w:r>
+        <w:rPr>
+          <w:lang w:val="gu_IN" w:bidi="gu_IN"/>
+        </w:rPr>
+      </w:r>
+      <w:r>
+        <w:rPr>
+          <w:b/>
+          <w:lang w:val="gu_IN" w:bidi="gu_IN"/>
+        </w:rPr>
         <w:t>"અંગછેદનથી"</w:t>
       </w:r>
     </w:p>
@@ -23648,6 +26528,21 @@
           <w:b/>
           <w:lang w:val="gu_IN" w:bidi="gu_IN"/>
         </w:rPr>
+        <w:t>ἡμεῖς γάρ ἐσμεν</w:t>
+      </w:r>
+    </w:p>
+    <w:p>
+      <w:pPr/>
+      <w:r>
+        <w:rPr>
+          <w:lang w:val="gu_IN" w:bidi="gu_IN"/>
+        </w:rPr>
+      </w:r>
+      <w:r>
+        <w:rPr>
+          <w:b/>
+          <w:lang w:val="gu_IN" w:bidi="gu_IN"/>
+        </w:rPr>
         <w:t>"કેમ કે આપણે &amp; છીએ"</w:t>
       </w:r>
     </w:p>
@@ -23749,6 +26644,21 @@
           <w:b/>
           <w:lang w:val="gu_IN" w:bidi="gu_IN"/>
         </w:rPr>
+        <w:t>ἡ περιτομή</w:t>
+      </w:r>
+    </w:p>
+    <w:p>
+      <w:pPr/>
+      <w:r>
+        <w:rPr>
+          <w:lang w:val="gu_IN" w:bidi="gu_IN"/>
+        </w:rPr>
+      </w:r>
+      <w:r>
+        <w:rPr>
+          <w:b/>
+          <w:lang w:val="gu_IN" w:bidi="gu_IN"/>
+        </w:rPr>
         <w:t>"સુન્નત"</w:t>
       </w:r>
     </w:p>
@@ -23926,6 +26836,21 @@
           <w:b/>
           <w:lang w:val="gu_IN" w:bidi="gu_IN"/>
         </w:rPr>
+        <w:t>οὐκ ἐν σαρκὶ πεποιθότες</w:t>
+      </w:r>
+    </w:p>
+    <w:p>
+      <w:pPr/>
+      <w:r>
+        <w:rPr>
+          <w:lang w:val="gu_IN" w:bidi="gu_IN"/>
+        </w:rPr>
+      </w:r>
+      <w:r>
+        <w:rPr>
+          <w:b/>
+          <w:lang w:val="gu_IN" w:bidi="gu_IN"/>
+        </w:rPr>
         <w:t>"દેહમાં ભરોસો રાખતા નથી"</w:t>
       </w:r>
     </w:p>
@@ -24027,6 +26952,21 @@
           <w:b/>
           <w:lang w:val="gu_IN" w:bidi="gu_IN"/>
         </w:rPr>
+        <w:t>καυχώμενοι ἐν Χριστῷ Ἰησοῦ, καὶ οὐκ ἐν σαρκὶ πεποιθότες</w:t>
+      </w:r>
+    </w:p>
+    <w:p>
+      <w:pPr/>
+      <w:r>
+        <w:rPr>
+          <w:lang w:val="gu_IN" w:bidi="gu_IN"/>
+        </w:rPr>
+      </w:r>
+      <w:r>
+        <w:rPr>
+          <w:b/>
+          <w:lang w:val="gu_IN" w:bidi="gu_IN"/>
+        </w:rPr>
         <w:t>"ખ્રિસ્ત ઈસુમાં અભિમાન કરે છે અને દેહમાં ભરોસો રાખતા નથી"</w:t>
       </w:r>
     </w:p>
@@ -24110,6 +27050,21 @@
           <w:b/>
           <w:lang w:val="gu_IN" w:bidi="gu_IN"/>
         </w:rPr>
+        <w:t>καὶ οὐκ ἐν σαρκὶ πεποιθότες</w:t>
+      </w:r>
+    </w:p>
+    <w:p>
+      <w:pPr/>
+      <w:r>
+        <w:rPr>
+          <w:lang w:val="gu_IN" w:bidi="gu_IN"/>
+        </w:rPr>
+      </w:r>
+      <w:r>
+        <w:rPr>
+          <w:b/>
+          <w:lang w:val="gu_IN" w:bidi="gu_IN"/>
+        </w:rPr>
         <w:t>"અને દેહમાં ભરોસો રાખતા નથી"</w:t>
       </w:r>
     </w:p>
@@ -24362,6 +27317,21 @@
           <w:b/>
           <w:lang w:val="gu_IN" w:bidi="gu_IN"/>
         </w:rPr>
+        <w:t>φυλῆς Βενιαμείν</w:t>
+      </w:r>
+    </w:p>
+    <w:p>
+      <w:pPr/>
+      <w:r>
+        <w:rPr>
+          <w:lang w:val="gu_IN" w:bidi="gu_IN"/>
+        </w:rPr>
+      </w:r>
+      <w:r>
+        <w:rPr>
+          <w:b/>
+          <w:lang w:val="gu_IN" w:bidi="gu_IN"/>
+        </w:rPr>
         <w:t>"બિન્યામીનના કુળમાંથી"</w:t>
       </w:r>
     </w:p>
@@ -24514,6 +27484,21 @@
           <w:b/>
           <w:lang w:val="gu_IN" w:bidi="gu_IN"/>
         </w:rPr>
+        <w:t>κατὰ νόμον Φαρισαῖος</w:t>
+      </w:r>
+    </w:p>
+    <w:p>
+      <w:pPr/>
+      <w:r>
+        <w:rPr>
+          <w:lang w:val="gu_IN" w:bidi="gu_IN"/>
+        </w:rPr>
+      </w:r>
+      <w:r>
+        <w:rPr>
+          <w:b/>
+          <w:lang w:val="gu_IN" w:bidi="gu_IN"/>
+        </w:rPr>
         <w:t>"કાયદા અનુસાર, એક ફરોશી"</w:t>
       </w:r>
     </w:p>
@@ -24647,6 +27632,21 @@
           <w:b/>
           <w:lang w:val="gu_IN" w:bidi="gu_IN"/>
         </w:rPr>
+        <w:t>κατὰ ζῆλος διώκων τὴν ἐκκλησίαν</w:t>
+      </w:r>
+    </w:p>
+    <w:p>
+      <w:pPr/>
+      <w:r>
+        <w:rPr>
+          <w:lang w:val="gu_IN" w:bidi="gu_IN"/>
+        </w:rPr>
+      </w:r>
+      <w:r>
+        <w:rPr>
+          <w:b/>
+          <w:lang w:val="gu_IN" w:bidi="gu_IN"/>
+        </w:rPr>
         <w:t>"ઉત્સાહ અનુસાર, મંડળીની સતાવણી કરનાર"</w:t>
       </w:r>
     </w:p>
@@ -24774,6 +27774,21 @@
           <w:b/>
           <w:lang w:val="gu_IN" w:bidi="gu_IN"/>
         </w:rPr>
+        <w:t>τὴν ἐκκλησίαν</w:t>
+      </w:r>
+    </w:p>
+    <w:p>
+      <w:pPr/>
+      <w:r>
+        <w:rPr>
+          <w:lang w:val="gu_IN" w:bidi="gu_IN"/>
+        </w:rPr>
+      </w:r>
+      <w:r>
+        <w:rPr>
+          <w:b/>
+          <w:lang w:val="gu_IN" w:bidi="gu_IN"/>
+        </w:rPr>
         <w:t>"મંડળીની"</w:t>
       </w:r>
     </w:p>
@@ -25045,6 +28060,21 @@
           <w:b/>
           <w:lang w:val="gu_IN" w:bidi="gu_IN"/>
         </w:rPr>
+        <w:t>ἅτινα ἦν μοι κέρδη, ταῦτα ἥγημαι διὰ τὸν Χριστὸν ζημίαν</w:t>
+      </w:r>
+    </w:p>
+    <w:p>
+      <w:pPr/>
+      <w:r>
+        <w:rPr>
+          <w:lang w:val="gu_IN" w:bidi="gu_IN"/>
+        </w:rPr>
+      </w:r>
+      <w:r>
+        <w:rPr>
+          <w:b/>
+          <w:lang w:val="gu_IN" w:bidi="gu_IN"/>
+        </w:rPr>
         <w:t>"મારા માટે જે કંઈ {બાબતો} લાભો હતી, તે {બાબતોને} હું ખ્રિસ્તને ખાતર નુકસાન ગણું છું"</w:t>
       </w:r>
     </w:p>
@@ -25132,6 +28162,21 @@
         <w:rPr>
           <w:lang w:val="gu_IN" w:bidi="gu_IN"/>
         </w:rPr>
+      </w:r>
+    </w:p>
+    <w:p>
+      <w:pPr/>
+      <w:r>
+        <w:rPr>
+          <w:lang w:val="gu_IN" w:bidi="gu_IN"/>
+        </w:rPr>
+      </w:r>
+      <w:r>
+        <w:rPr>
+          <w:b/>
+          <w:lang w:val="gu_IN" w:bidi="gu_IN"/>
+        </w:rPr>
+        <w:t>ἅτινα ἦν μοι κέρδη</w:t>
       </w:r>
     </w:p>
     <w:p>
@@ -25252,6 +28297,21 @@
           <w:b/>
           <w:lang w:val="gu_IN" w:bidi="gu_IN"/>
         </w:rPr>
+        <w:t>ἅτινα ἦν μοι κέρδη</w:t>
+      </w:r>
+    </w:p>
+    <w:p>
+      <w:pPr/>
+      <w:r>
+        <w:rPr>
+          <w:lang w:val="gu_IN" w:bidi="gu_IN"/>
+        </w:rPr>
+      </w:r>
+      <w:r>
+        <w:rPr>
+          <w:b/>
+          <w:lang w:val="gu_IN" w:bidi="gu_IN"/>
+        </w:rPr>
         <w:t>"મારા માટે જે કંઈ {બાબતો} લાભો હતી"</w:t>
       </w:r>
     </w:p>
@@ -25618,6 +28678,21 @@
           <w:b/>
           <w:lang w:val="gu_IN" w:bidi="gu_IN"/>
         </w:rPr>
+        <w:t>ζημίαν</w:t>
+      </w:r>
+    </w:p>
+    <w:p>
+      <w:pPr/>
+      <w:r>
+        <w:rPr>
+          <w:lang w:val="gu_IN" w:bidi="gu_IN"/>
+        </w:rPr>
+      </w:r>
+      <w:r>
+        <w:rPr>
+          <w:b/>
+          <w:lang w:val="gu_IN" w:bidi="gu_IN"/>
+        </w:rPr>
         <w:t>"નુકસાન"</w:t>
       </w:r>
     </w:p>
@@ -25820,6 +28895,21 @@
           <w:b/>
           <w:lang w:val="gu_IN" w:bidi="gu_IN"/>
         </w:rPr>
+        <w:t>καὶ ἡγοῦμαι πάντα ζημίαν εἶναι, διὰ τὸ ὑπερέχον τῆς γνώσεως Χριστοῦ Ἰησοῦ τοῦ Κυρίου μου</w:t>
+      </w:r>
+    </w:p>
+    <w:p>
+      <w:pPr/>
+      <w:r>
+        <w:rPr>
+          <w:lang w:val="gu_IN" w:bidi="gu_IN"/>
+        </w:rPr>
+      </w:r>
+      <w:r>
+        <w:rPr>
+          <w:b/>
+          <w:lang w:val="gu_IN" w:bidi="gu_IN"/>
+        </w:rPr>
         <w:t>"મારા પ્રભુ ખ્રિસ્ત ઈસુના જ્ઞાનના અતિશય મૂલ્યને લીધે"</w:t>
       </w:r>
     </w:p>
@@ -25984,6 +29074,21 @@
           <w:b/>
           <w:lang w:val="gu_IN" w:bidi="gu_IN"/>
         </w:rPr>
+        <w:t>τῆς γνώσεως Χριστοῦ Ἰησοῦ τοῦ Κυρίου μου</w:t>
+      </w:r>
+    </w:p>
+    <w:p>
+      <w:pPr/>
+      <w:r>
+        <w:rPr>
+          <w:lang w:val="gu_IN" w:bidi="gu_IN"/>
+        </w:rPr>
+      </w:r>
+      <w:r>
+        <w:rPr>
+          <w:b/>
+          <w:lang w:val="gu_IN" w:bidi="gu_IN"/>
+        </w:rPr>
         <w:t>"મારા પ્રભુ ખ્રિસ્ત ઈસુના જ્ઞાનના"</w:t>
       </w:r>
     </w:p>
@@ -26236,6 +29341,21 @@
           <w:b/>
           <w:lang w:val="gu_IN" w:bidi="gu_IN"/>
         </w:rPr>
+        <w:t>σκύβαλα</w:t>
+      </w:r>
+    </w:p>
+    <w:p>
+      <w:pPr/>
+      <w:r>
+        <w:rPr>
+          <w:lang w:val="gu_IN" w:bidi="gu_IN"/>
+        </w:rPr>
+      </w:r>
+      <w:r>
+        <w:rPr>
+          <w:b/>
+          <w:lang w:val="gu_IN" w:bidi="gu_IN"/>
+        </w:rPr>
         <w:t>"ગોબર"</w:t>
       </w:r>
     </w:p>
@@ -26400,6 +29520,21 @@
           <w:b/>
           <w:lang w:val="gu_IN" w:bidi="gu_IN"/>
         </w:rPr>
+        <w:t>ἵνα Χριστὸν κερδήσω</w:t>
+      </w:r>
+    </w:p>
+    <w:p>
+      <w:pPr/>
+      <w:r>
+        <w:rPr>
+          <w:lang w:val="gu_IN" w:bidi="gu_IN"/>
+        </w:rPr>
+      </w:r>
+      <w:r>
+        <w:rPr>
+          <w:b/>
+          <w:lang w:val="gu_IN" w:bidi="gu_IN"/>
+        </w:rPr>
         <w:t>"જેથી હું ખ્રિસ્તને પ્રાપ્ત કરી શકું"</w:t>
       </w:r>
     </w:p>
@@ -26482,6 +29617,21 @@
           <w:b/>
           <w:lang w:val="gu_IN" w:bidi="gu_IN"/>
         </w:rPr>
+        <w:t>καὶ εὑρεθῶ ἐν αὐτῷ</w:t>
+      </w:r>
+    </w:p>
+    <w:p>
+      <w:pPr/>
+      <w:r>
+        <w:rPr>
+          <w:lang w:val="gu_IN" w:bidi="gu_IN"/>
+        </w:rPr>
+      </w:r>
+      <w:r>
+        <w:rPr>
+          <w:b/>
+          <w:lang w:val="gu_IN" w:bidi="gu_IN"/>
+        </w:rPr>
         <w:t>"અને તેમનામાં મેળવાઉં"</w:t>
       </w:r>
     </w:p>
@@ -26772,6 +29922,21 @@
           <w:b/>
           <w:lang w:val="gu_IN" w:bidi="gu_IN"/>
         </w:rPr>
+        <w:t>ἀλλὰ τὴν διὰ πίστεως Χριστοῦ</w:t>
+      </w:r>
+    </w:p>
+    <w:p>
+      <w:pPr/>
+      <w:r>
+        <w:rPr>
+          <w:lang w:val="gu_IN" w:bidi="gu_IN"/>
+        </w:rPr>
+      </w:r>
+      <w:r>
+        <w:rPr>
+          <w:b/>
+          <w:lang w:val="gu_IN" w:bidi="gu_IN"/>
+        </w:rPr>
         <w:t>"કે &amp; પણ જે ખ્રિસ્તમાં વિશ્વાસ દ્વારા {છે"</w:t>
       </w:r>
     </w:p>
@@ -26860,6 +30025,21 @@
           <w:b/>
           <w:lang w:val="gu_IN" w:bidi="gu_IN"/>
         </w:rPr>
+        <w:t>τὴν ἐκ Θεοῦ δικαιοσύνην ἐπὶ τῇ πίστει</w:t>
+      </w:r>
+    </w:p>
+    <w:p>
+      <w:pPr/>
+      <w:r>
+        <w:rPr>
+          <w:lang w:val="gu_IN" w:bidi="gu_IN"/>
+        </w:rPr>
+      </w:r>
+      <w:r>
+        <w:rPr>
+          <w:b/>
+          <w:lang w:val="gu_IN" w:bidi="gu_IN"/>
+        </w:rPr>
         <w:t>"QUOTE_NOT_FOUND: τὴν ἐκ Θεοῦ δικαιοσύνην ἐπὶ τῇ πίστε"</w:t>
       </w:r>
     </w:p>
@@ -26974,6 +30154,21 @@
           <w:b/>
           <w:lang w:val="gu_IN" w:bidi="gu_IN"/>
         </w:rPr>
+        <w:t>τὴν ἐκ Θεοῦ δικαιοσύνην ἐπὶ τῇ πίστει</w:t>
+      </w:r>
+    </w:p>
+    <w:p>
+      <w:pPr/>
+      <w:r>
+        <w:rPr>
+          <w:lang w:val="gu_IN" w:bidi="gu_IN"/>
+        </w:rPr>
+      </w:r>
+      <w:r>
+        <w:rPr>
+          <w:b/>
+          <w:lang w:val="gu_IN" w:bidi="gu_IN"/>
+        </w:rPr>
         <w:t>"QUOTE_NOT_FOUND: τὴν ἐκ Θεοῦ δικαιοσύνην ἐπὶ τῇ πίστε"</w:t>
       </w:r>
     </w:p>
@@ -27088,6 +30283,21 @@
           <w:b/>
           <w:lang w:val="gu_IN" w:bidi="gu_IN"/>
         </w:rPr>
+        <w:t>ἐπὶ τῇ πίστει</w:t>
+      </w:r>
+    </w:p>
+    <w:p>
+      <w:pPr/>
+      <w:r>
+        <w:rPr>
+          <w:lang w:val="gu_IN" w:bidi="gu_IN"/>
+        </w:rPr>
+      </w:r>
+      <w:r>
+        <w:rPr>
+          <w:b/>
+          <w:lang w:val="gu_IN" w:bidi="gu_IN"/>
+        </w:rPr>
         <w:t>"વિશ્વાસ દ્વારા"</w:t>
       </w:r>
     </w:p>
@@ -27271,6 +30481,21 @@
           <w:b/>
           <w:lang w:val="gu_IN" w:bidi="gu_IN"/>
         </w:rPr>
+        <w:t>καὶ</w:t>
+      </w:r>
+    </w:p>
+    <w:p>
+      <w:pPr/>
+      <w:r>
+        <w:rPr>
+          <w:lang w:val="gu_IN" w:bidi="gu_IN"/>
+        </w:rPr>
+      </w:r>
+      <w:r>
+        <w:rPr>
+          <w:b/>
+          <w:lang w:val="gu_IN" w:bidi="gu_IN"/>
+        </w:rPr>
         <w:t>"અને"</w:t>
       </w:r>
     </w:p>
@@ -27442,6 +30667,21 @@
           <w:b/>
           <w:lang w:val="gu_IN" w:bidi="gu_IN"/>
         </w:rPr>
+        <w:t>τοῦ γνῶναι αὐτὸν</w:t>
+      </w:r>
+    </w:p>
+    <w:p>
+      <w:pPr/>
+      <w:r>
+        <w:rPr>
+          <w:lang w:val="gu_IN" w:bidi="gu_IN"/>
+        </w:rPr>
+      </w:r>
+      <w:r>
+        <w:rPr>
+          <w:b/>
+          <w:lang w:val="gu_IN" w:bidi="gu_IN"/>
+        </w:rPr>
         <w:t>"તેમને &amp; જાણવા માટે"</w:t>
       </w:r>
     </w:p>
@@ -27518,6 +30758,21 @@
           <w:b/>
           <w:lang w:val="gu_IN" w:bidi="gu_IN"/>
         </w:rPr>
+        <w:t>δύναμιν</w:t>
+      </w:r>
+    </w:p>
+    <w:p>
+      <w:pPr/>
+      <w:r>
+        <w:rPr>
+          <w:lang w:val="gu_IN" w:bidi="gu_IN"/>
+        </w:rPr>
+      </w:r>
+      <w:r>
+        <w:rPr>
+          <w:b/>
+          <w:lang w:val="gu_IN" w:bidi="gu_IN"/>
+        </w:rPr>
         <w:t>"શક્તિ"</w:t>
       </w:r>
     </w:p>
@@ -27619,6 +30874,21 @@
           <w:b/>
           <w:lang w:val="gu_IN" w:bidi="gu_IN"/>
         </w:rPr>
+        <w:t>καὶ κοινωνίαν παθημάτων αὐτοῦ</w:t>
+      </w:r>
+    </w:p>
+    <w:p>
+      <w:pPr/>
+      <w:r>
+        <w:rPr>
+          <w:lang w:val="gu_IN" w:bidi="gu_IN"/>
+        </w:rPr>
+      </w:r>
+      <w:r>
+        <w:rPr>
+          <w:b/>
+          <w:lang w:val="gu_IN" w:bidi="gu_IN"/>
+        </w:rPr>
         <w:t>"તેમના &amp; અને &amp; વેદનાની સહભાગિતા"</w:t>
       </w:r>
     </w:p>
@@ -27795,6 +31065,21 @@
           <w:b/>
           <w:lang w:val="gu_IN" w:bidi="gu_IN"/>
         </w:rPr>
+        <w:t>καὶ</w:t>
+      </w:r>
+    </w:p>
+    <w:p>
+      <w:pPr/>
+      <w:r>
+        <w:rPr>
+          <w:lang w:val="gu_IN" w:bidi="gu_IN"/>
+        </w:rPr>
+      </w:r>
+      <w:r>
+        <w:rPr>
+          <w:b/>
+          <w:lang w:val="gu_IN" w:bidi="gu_IN"/>
+        </w:rPr>
         <w:t>"અને"</w:t>
       </w:r>
     </w:p>
@@ -28122,6 +31407,21 @@
           <w:b/>
           <w:lang w:val="gu_IN" w:bidi="gu_IN"/>
         </w:rPr>
+        <w:t>οὐχ ὅτι ἤδη ἔλαβον</w:t>
+      </w:r>
+    </w:p>
+    <w:p>
+      <w:pPr/>
+      <w:r>
+        <w:rPr>
+          <w:lang w:val="gu_IN" w:bidi="gu_IN"/>
+        </w:rPr>
+      </w:r>
+      <w:r>
+        <w:rPr>
+          <w:b/>
+          <w:lang w:val="gu_IN" w:bidi="gu_IN"/>
+        </w:rPr>
         <w:t>"એવું નથી કે મને તે પહેલેથી જ પ્રાપ્ત થઇ ચૂક્યું છે"</w:t>
       </w:r>
     </w:p>
@@ -28228,6 +31528,21 @@
           <w:b/>
           <w:lang w:val="gu_IN" w:bidi="gu_IN"/>
         </w:rPr>
+        <w:t>ἢ ἤδη τετελείωμαι</w:t>
+      </w:r>
+    </w:p>
+    <w:p>
+      <w:pPr/>
+      <w:r>
+        <w:rPr>
+          <w:lang w:val="gu_IN" w:bidi="gu_IN"/>
+        </w:rPr>
+      </w:r>
+      <w:r>
+        <w:rPr>
+          <w:b/>
+          <w:lang w:val="gu_IN" w:bidi="gu_IN"/>
+        </w:rPr>
         <w:t>"અથવા પહેલેથી જ સંપૂર્ણ બનાવવામાં આવ્યો છું"</w:t>
       </w:r>
     </w:p>
@@ -28316,6 +31631,21 @@
           <w:b/>
           <w:lang w:val="gu_IN" w:bidi="gu_IN"/>
         </w:rPr>
+        <w:t>ἤδη τετελείωμαι</w:t>
+      </w:r>
+    </w:p>
+    <w:p>
+      <w:pPr/>
+      <w:r>
+        <w:rPr>
+          <w:lang w:val="gu_IN" w:bidi="gu_IN"/>
+        </w:rPr>
+      </w:r>
+      <w:r>
+        <w:rPr>
+          <w:b/>
+          <w:lang w:val="gu_IN" w:bidi="gu_IN"/>
+        </w:rPr>
         <w:t>"પહેલેથી જ સંપૂર્ણ બનાવવામાં આવ્યો છું"</w:t>
       </w:r>
     </w:p>
@@ -28404,6 +31734,21 @@
           <w:b/>
           <w:lang w:val="gu_IN" w:bidi="gu_IN"/>
         </w:rPr>
+        <w:t>ἤδη τετελείωμαι</w:t>
+      </w:r>
+    </w:p>
+    <w:p>
+      <w:pPr/>
+      <w:r>
+        <w:rPr>
+          <w:lang w:val="gu_IN" w:bidi="gu_IN"/>
+        </w:rPr>
+      </w:r>
+      <w:r>
+        <w:rPr>
+          <w:b/>
+          <w:lang w:val="gu_IN" w:bidi="gu_IN"/>
+        </w:rPr>
         <w:t>"પહેલેથી જ સંપૂર્ણ બનાવવામાં આવ્યો છું"</w:t>
       </w:r>
     </w:p>
@@ -28580,6 +31925,21 @@
           <w:b/>
           <w:lang w:val="gu_IN" w:bidi="gu_IN"/>
         </w:rPr>
+        <w:t>ἀδελφοί</w:t>
+      </w:r>
+    </w:p>
+    <w:p>
+      <w:pPr/>
+      <w:r>
+        <w:rPr>
+          <w:lang w:val="gu_IN" w:bidi="gu_IN"/>
+        </w:rPr>
+      </w:r>
+      <w:r>
+        <w:rPr>
+          <w:b/>
+          <w:lang w:val="gu_IN" w:bidi="gu_IN"/>
+        </w:rPr>
         <w:t>"ભાઈઓ"</w:t>
       </w:r>
     </w:p>
@@ -28656,6 +32016,21 @@
           <w:b/>
           <w:lang w:val="gu_IN" w:bidi="gu_IN"/>
         </w:rPr>
+        <w:t>ἐγὼ ἐμαυτὸν οὐ λογίζομαι κατειληφέναι</w:t>
+      </w:r>
+    </w:p>
+    <w:p>
+      <w:pPr/>
+      <w:r>
+        <w:rPr>
+          <w:lang w:val="gu_IN" w:bidi="gu_IN"/>
+        </w:rPr>
+      </w:r>
+      <w:r>
+        <w:rPr>
+          <w:b/>
+          <w:lang w:val="gu_IN" w:bidi="gu_IN"/>
+        </w:rPr>
         <w:t>"મેં પ્રાપ્ત કરી લીધું હોય તેમ હું સમજતો નથી"</w:t>
       </w:r>
     </w:p>
@@ -28757,6 +32132,21 @@
           <w:b/>
           <w:lang w:val="gu_IN" w:bidi="gu_IN"/>
         </w:rPr>
+        <w:t>ἓν δέ</w:t>
+      </w:r>
+    </w:p>
+    <w:p>
+      <w:pPr/>
+      <w:r>
+        <w:rPr>
+          <w:lang w:val="gu_IN" w:bidi="gu_IN"/>
+        </w:rPr>
+      </w:r>
+      <w:r>
+        <w:rPr>
+          <w:b/>
+          <w:lang w:val="gu_IN" w:bidi="gu_IN"/>
+        </w:rPr>
         <w:t>"પરંતુ એક બાબત"</w:t>
       </w:r>
     </w:p>
@@ -28839,6 +32229,21 @@
           <w:b/>
           <w:lang w:val="gu_IN" w:bidi="gu_IN"/>
         </w:rPr>
+        <w:t>τὰ &amp; ὀπίσω ἐπιλανθανόμενος, τοῖς δὲ ἔμπροσθεν ἐπεκτεινόμενος</w:t>
+      </w:r>
+    </w:p>
+    <w:p>
+      <w:pPr/>
+      <w:r>
+        <w:rPr>
+          <w:lang w:val="gu_IN" w:bidi="gu_IN"/>
+        </w:rPr>
+      </w:r>
+      <w:r>
+        <w:rPr>
+          <w:b/>
+          <w:lang w:val="gu_IN" w:bidi="gu_IN"/>
+        </w:rPr>
         <w:t>"જે પાછળ {છે} તેને ભૂલીને અને આગળ જે {છે} તેના માટે ઝંખીને"</w:t>
       </w:r>
     </w:p>
@@ -28921,6 +32326,21 @@
           <w:b/>
           <w:lang w:val="gu_IN" w:bidi="gu_IN"/>
         </w:rPr>
+        <w:t>κατὰ σκοπὸν διώκω εἰς τὸ βραβεῖον</w:t>
+      </w:r>
+    </w:p>
+    <w:p>
+      <w:pPr/>
+      <w:r>
+        <w:rPr>
+          <w:lang w:val="gu_IN" w:bidi="gu_IN"/>
+        </w:rPr>
+      </w:r>
+      <w:r>
+        <w:rPr>
+          <w:b/>
+          <w:lang w:val="gu_IN" w:bidi="gu_IN"/>
+        </w:rPr>
         <w:t>"હું ધ્યેય તરફ આગળ વધી રહ્યો છું &amp; ઇનામ માટે"</w:t>
       </w:r>
     </w:p>
@@ -29009,6 +32429,21 @@
           <w:b/>
           <w:lang w:val="gu_IN" w:bidi="gu_IN"/>
         </w:rPr>
+        <w:t>σκοπὸν &amp; εἰς τὸ βραβεῖον τῆς ἄνω κλήσεως τοῦ Θεοῦ</w:t>
+      </w:r>
+    </w:p>
+    <w:p>
+      <w:pPr/>
+      <w:r>
+        <w:rPr>
+          <w:lang w:val="gu_IN" w:bidi="gu_IN"/>
+        </w:rPr>
+      </w:r>
+      <w:r>
+        <w:rPr>
+          <w:b/>
+          <w:lang w:val="gu_IN" w:bidi="gu_IN"/>
+        </w:rPr>
         <w:t>"ધ્યેય &amp; ઈશ્વરના ઉપરના તેડાંના ઇનામ માટે"</w:t>
       </w:r>
     </w:p>
@@ -29118,6 +32553,21 @@
           <w:b/>
           <w:lang w:val="gu_IN" w:bidi="gu_IN"/>
         </w:rPr>
+        <w:t>τὸ βραβεῖον τῆς ἄνω κλήσεως τοῦ Θεοῦ</w:t>
+      </w:r>
+    </w:p>
+    <w:p>
+      <w:pPr/>
+      <w:r>
+        <w:rPr>
+          <w:lang w:val="gu_IN" w:bidi="gu_IN"/>
+        </w:rPr>
+      </w:r>
+      <w:r>
+        <w:rPr>
+          <w:b/>
+          <w:lang w:val="gu_IN" w:bidi="gu_IN"/>
+        </w:rPr>
         <w:t>"ઈશ્વરના ઉપરના તેડાંના ઇનામ માટે"</w:t>
       </w:r>
     </w:p>
@@ -29239,6 +32689,21 @@
           <w:b/>
           <w:lang w:val="gu_IN" w:bidi="gu_IN"/>
         </w:rPr>
+        <w:t>τῆς ἄνω κλήσεως τοῦ Θεοῦ</w:t>
+      </w:r>
+    </w:p>
+    <w:p>
+      <w:pPr/>
+      <w:r>
+        <w:rPr>
+          <w:lang w:val="gu_IN" w:bidi="gu_IN"/>
+        </w:rPr>
+      </w:r>
+      <w:r>
+        <w:rPr>
+          <w:b/>
+          <w:lang w:val="gu_IN" w:bidi="gu_IN"/>
+        </w:rPr>
         <w:t>"ઈશ્વરના ઉપરના તેડાંના"</w:t>
       </w:r>
     </w:p>
@@ -29556,6 +33021,21 @@
           <w:b/>
           <w:lang w:val="gu_IN" w:bidi="gu_IN"/>
         </w:rPr>
+        <w:t>οὖν</w:t>
+      </w:r>
+    </w:p>
+    <w:p>
+      <w:pPr/>
+      <w:r>
+        <w:rPr>
+          <w:lang w:val="gu_IN" w:bidi="gu_IN"/>
+        </w:rPr>
+      </w:r>
+      <w:r>
+        <w:rPr>
+          <w:b/>
+          <w:lang w:val="gu_IN" w:bidi="gu_IN"/>
+        </w:rPr>
         <w:t>"તેથી"</w:t>
       </w:r>
     </w:p>
@@ -29638,6 +33118,21 @@
           <w:b/>
           <w:lang w:val="gu_IN" w:bidi="gu_IN"/>
         </w:rPr>
+        <w:t>ὅσοι</w:t>
+      </w:r>
+    </w:p>
+    <w:p>
+      <w:pPr/>
+      <w:r>
+        <w:rPr>
+          <w:lang w:val="gu_IN" w:bidi="gu_IN"/>
+        </w:rPr>
+      </w:r>
+      <w:r>
+        <w:rPr>
+          <w:b/>
+          <w:lang w:val="gu_IN" w:bidi="gu_IN"/>
+        </w:rPr>
         <w:t>"જેટલા સંપૂર્ણ છે"</w:t>
       </w:r>
     </w:p>
@@ -29859,6 +33354,21 @@
           <w:b/>
           <w:lang w:val="gu_IN" w:bidi="gu_IN"/>
         </w:rPr>
+        <w:t>εἰς ὃ ἐφθάσαμεν, τῷ αὐτῷ στοιχεῖν</w:t>
+      </w:r>
+    </w:p>
+    <w:p>
+      <w:pPr/>
+      <w:r>
+        <w:rPr>
+          <w:lang w:val="gu_IN" w:bidi="gu_IN"/>
+        </w:rPr>
+      </w:r>
+      <w:r>
+        <w:rPr>
+          <w:b/>
+          <w:lang w:val="gu_IN" w:bidi="gu_IN"/>
+        </w:rPr>
         <w:t>"આપણે જે પ્રાપ્ત કર્યું છે, તેમાં આપણે જીવવું જોઈએ"</w:t>
       </w:r>
     </w:p>
@@ -30099,6 +33609,21 @@
           <w:b/>
           <w:lang w:val="gu_IN" w:bidi="gu_IN"/>
         </w:rPr>
+        <w:t>γίνεσθε</w:t>
+      </w:r>
+    </w:p>
+    <w:p>
+      <w:pPr/>
+      <w:r>
+        <w:rPr>
+          <w:lang w:val="gu_IN" w:bidi="gu_IN"/>
+        </w:rPr>
+      </w:r>
+      <w:r>
+        <w:rPr>
+          <w:b/>
+          <w:lang w:val="gu_IN" w:bidi="gu_IN"/>
+        </w:rPr>
         <w:t>"બનો"</w:t>
       </w:r>
     </w:p>
@@ -30245,6 +33770,21 @@
           <w:b/>
           <w:lang w:val="gu_IN" w:bidi="gu_IN"/>
         </w:rPr>
+        <w:t>σκοπεῖτε</w:t>
+      </w:r>
+    </w:p>
+    <w:p>
+      <w:pPr/>
+      <w:r>
+        <w:rPr>
+          <w:lang w:val="gu_IN" w:bidi="gu_IN"/>
+        </w:rPr>
+      </w:r>
+      <w:r>
+        <w:rPr>
+          <w:b/>
+          <w:lang w:val="gu_IN" w:bidi="gu_IN"/>
+        </w:rPr>
         <w:t>"નજીદીકીથી નિહાળો"</w:t>
       </w:r>
     </w:p>
@@ -30378,6 +33918,21 @@
           <w:b/>
           <w:lang w:val="gu_IN" w:bidi="gu_IN"/>
         </w:rPr>
+        <w:t>πολλοὶ γὰρ περιπατοῦσιν</w:t>
+      </w:r>
+    </w:p>
+    <w:p>
+      <w:pPr/>
+      <w:r>
+        <w:rPr>
+          <w:lang w:val="gu_IN" w:bidi="gu_IN"/>
+        </w:rPr>
+      </w:r>
+      <w:r>
+        <w:rPr>
+          <w:b/>
+          <w:lang w:val="gu_IN" w:bidi="gu_IN"/>
+        </w:rPr>
         <w:t>"કેમ કે ઘણા ચાલે છે"</w:t>
       </w:r>
     </w:p>
@@ -30466,6 +34021,21 @@
           <w:b/>
           <w:lang w:val="gu_IN" w:bidi="gu_IN"/>
         </w:rPr>
+        <w:t>πολλοὶ γὰρ</w:t>
+      </w:r>
+    </w:p>
+    <w:p>
+      <w:pPr/>
+      <w:r>
+        <w:rPr>
+          <w:lang w:val="gu_IN" w:bidi="gu_IN"/>
+        </w:rPr>
+      </w:r>
+      <w:r>
+        <w:rPr>
+          <w:b/>
+          <w:lang w:val="gu_IN" w:bidi="gu_IN"/>
+        </w:rPr>
         <w:t>"કેમ કે ઘણા"</w:t>
       </w:r>
     </w:p>
@@ -30611,6 +34181,21 @@
           <w:b/>
           <w:lang w:val="gu_IN" w:bidi="gu_IN"/>
         </w:rPr>
+        <w:t>τοὺς ἐχθροὺς τοῦ σταυροῦ τοῦ Χριστοῦ</w:t>
+      </w:r>
+    </w:p>
+    <w:p>
+      <w:pPr/>
+      <w:r>
+        <w:rPr>
+          <w:lang w:val="gu_IN" w:bidi="gu_IN"/>
+        </w:rPr>
+      </w:r>
+      <w:r>
+        <w:rPr>
+          <w:b/>
+          <w:lang w:val="gu_IN" w:bidi="gu_IN"/>
+        </w:rPr>
         <w:t>"ખ્રિસ્તના વધસ્તંભના દુશ્મનો {તરીકે"</w:t>
       </w:r>
     </w:p>
@@ -30719,6 +34304,21 @@
           <w:b/>
           <w:lang w:val="gu_IN" w:bidi="gu_IN"/>
         </w:rPr>
+        <w:t>ὧν τὸ τέλος ἀπώλεια</w:t>
+      </w:r>
+    </w:p>
+    <w:p>
+      <w:pPr/>
+      <w:r>
+        <w:rPr>
+          <w:lang w:val="gu_IN" w:bidi="gu_IN"/>
+        </w:rPr>
+      </w:r>
+      <w:r>
+        <w:rPr>
+          <w:b/>
+          <w:lang w:val="gu_IN" w:bidi="gu_IN"/>
+        </w:rPr>
         <w:t>"તેઓનો અંત વિનાશ {છે"</w:t>
       </w:r>
     </w:p>
@@ -30820,6 +34420,21 @@
           <w:b/>
           <w:lang w:val="gu_IN" w:bidi="gu_IN"/>
         </w:rPr>
+        <w:t>ὧν τὸ τέλος ἀπώλεια</w:t>
+      </w:r>
+    </w:p>
+    <w:p>
+      <w:pPr/>
+      <w:r>
+        <w:rPr>
+          <w:lang w:val="gu_IN" w:bidi="gu_IN"/>
+        </w:rPr>
+      </w:r>
+      <w:r>
+        <w:rPr>
+          <w:b/>
+          <w:lang w:val="gu_IN" w:bidi="gu_IN"/>
+        </w:rPr>
         <w:t>"તેઓનો અંત વિનાશ {છે"</w:t>
       </w:r>
     </w:p>
@@ -30921,6 +34536,21 @@
           <w:b/>
           <w:lang w:val="gu_IN" w:bidi="gu_IN"/>
         </w:rPr>
+        <w:t>ὧν ὁ Θεὸς ἡ κοιλία</w:t>
+      </w:r>
+    </w:p>
+    <w:p>
+      <w:pPr/>
+      <w:r>
+        <w:rPr>
+          <w:lang w:val="gu_IN" w:bidi="gu_IN"/>
+        </w:rPr>
+      </w:r>
+      <w:r>
+        <w:rPr>
+          <w:b/>
+          <w:lang w:val="gu_IN" w:bidi="gu_IN"/>
+        </w:rPr>
         <w:t>"તેમનો દેવ {તેઓનું} પેટ {છે"</w:t>
       </w:r>
     </w:p>
@@ -31098,6 +34728,21 @@
           <w:b/>
           <w:lang w:val="gu_IN" w:bidi="gu_IN"/>
         </w:rPr>
+        <w:t>ἡ δόξα ἐν τῇ αἰσχύνῃ αὐτῶν</w:t>
+      </w:r>
+    </w:p>
+    <w:p>
+      <w:pPr/>
+      <w:r>
+        <w:rPr>
+          <w:lang w:val="gu_IN" w:bidi="gu_IN"/>
+        </w:rPr>
+      </w:r>
+      <w:r>
+        <w:rPr>
+          <w:b/>
+          <w:lang w:val="gu_IN" w:bidi="gu_IN"/>
+        </w:rPr>
         <w:t>"તેમનો} મહિમા તેમની શરમમાં {છે"</w:t>
       </w:r>
     </w:p>
@@ -31199,6 +34844,21 @@
           <w:b/>
           <w:lang w:val="gu_IN" w:bidi="gu_IN"/>
         </w:rPr>
+        <w:t>ἡ δόξα ἐν τῇ αἰσχύνῃ αὐτῶν</w:t>
+      </w:r>
+    </w:p>
+    <w:p>
+      <w:pPr/>
+      <w:r>
+        <w:rPr>
+          <w:lang w:val="gu_IN" w:bidi="gu_IN"/>
+        </w:rPr>
+      </w:r>
+      <w:r>
+        <w:rPr>
+          <w:b/>
+          <w:lang w:val="gu_IN" w:bidi="gu_IN"/>
+        </w:rPr>
         <w:t>"તેમનો} મહિમા તેમની શરમમાં {છે"</w:t>
       </w:r>
     </w:p>
@@ -31463,6 +35123,21 @@
           <w:b/>
           <w:lang w:val="gu_IN" w:bidi="gu_IN"/>
         </w:rPr>
+        <w:t>ἡμῶν &amp; ἀπεκδεχόμεθα</w:t>
+      </w:r>
+    </w:p>
+    <w:p>
+      <w:pPr/>
+      <w:r>
+        <w:rPr>
+          <w:lang w:val="gu_IN" w:bidi="gu_IN"/>
+        </w:rPr>
+      </w:r>
+      <w:r>
+        <w:rPr>
+          <w:b/>
+          <w:lang w:val="gu_IN" w:bidi="gu_IN"/>
+        </w:rPr>
         <w:t>"આપણું &amp; આપણે &amp; આતુરતાથી રાહ જોઈ રહ્યા છીએ"</w:t>
       </w:r>
     </w:p>
@@ -31590,6 +35265,21 @@
           <w:b/>
           <w:lang w:val="gu_IN" w:bidi="gu_IN"/>
         </w:rPr>
+        <w:t>τὸ πολίτευμα</w:t>
+      </w:r>
+    </w:p>
+    <w:p>
+      <w:pPr/>
+      <w:r>
+        <w:rPr>
+          <w:lang w:val="gu_IN" w:bidi="gu_IN"/>
+        </w:rPr>
+      </w:r>
+      <w:r>
+        <w:rPr>
+          <w:b/>
+          <w:lang w:val="gu_IN" w:bidi="gu_IN"/>
+        </w:rPr>
         <w:t>"નાગરિકત્વ"</w:t>
       </w:r>
     </w:p>
@@ -31779,6 +35469,21 @@
           <w:b/>
           <w:lang w:val="gu_IN" w:bidi="gu_IN"/>
         </w:rPr>
+        <w:t>τοῦ δύνασθαι αὐτὸν</w:t>
+      </w:r>
+    </w:p>
+    <w:p>
+      <w:pPr/>
+      <w:r>
+        <w:rPr>
+          <w:lang w:val="gu_IN" w:bidi="gu_IN"/>
+        </w:rPr>
+      </w:r>
+      <w:r>
+        <w:rPr>
+          <w:b/>
+          <w:lang w:val="gu_IN" w:bidi="gu_IN"/>
+        </w:rPr>
         <w:t>"તેમના &amp; શક્તિના"</w:t>
       </w:r>
     </w:p>
@@ -31880,6 +35585,21 @@
           <w:b/>
           <w:lang w:val="gu_IN" w:bidi="gu_IN"/>
         </w:rPr>
+        <w:t>ὥστε</w:t>
+      </w:r>
+    </w:p>
+    <w:p>
+      <w:pPr/>
+      <w:r>
+        <w:rPr>
+          <w:lang w:val="gu_IN" w:bidi="gu_IN"/>
+        </w:rPr>
+      </w:r>
+      <w:r>
+        <w:rPr>
+          <w:b/>
+          <w:lang w:val="gu_IN" w:bidi="gu_IN"/>
+        </w:rPr>
         <w:t>"તેથી"</w:t>
       </w:r>
     </w:p>
@@ -32119,6 +35839,21 @@
           <w:b/>
           <w:lang w:val="gu_IN" w:bidi="gu_IN"/>
         </w:rPr>
+        <w:t>χαρὰ καὶ στέφανός μου</w:t>
+      </w:r>
+    </w:p>
+    <w:p>
+      <w:pPr/>
+      <w:r>
+        <w:rPr>
+          <w:lang w:val="gu_IN" w:bidi="gu_IN"/>
+        </w:rPr>
+      </w:r>
+      <w:r>
+        <w:rPr>
+          <w:b/>
+          <w:lang w:val="gu_IN" w:bidi="gu_IN"/>
+        </w:rPr>
         <w:t>"મારા &amp; મારા આનંદ અને મુગટ"</w:t>
       </w:r>
     </w:p>
@@ -32220,6 +35955,21 @@
           <w:b/>
           <w:lang w:val="gu_IN" w:bidi="gu_IN"/>
         </w:rPr>
+        <w:t>χαρὰ καὶ στέφανός μου</w:t>
+      </w:r>
+    </w:p>
+    <w:p>
+      <w:pPr/>
+      <w:r>
+        <w:rPr>
+          <w:lang w:val="gu_IN" w:bidi="gu_IN"/>
+        </w:rPr>
+      </w:r>
+      <w:r>
+        <w:rPr>
+          <w:b/>
+          <w:lang w:val="gu_IN" w:bidi="gu_IN"/>
+        </w:rPr>
         <w:t>"મારા &amp; મારા આનંદ અને મુગટ"</w:t>
       </w:r>
     </w:p>
@@ -32302,6 +36052,21 @@
           <w:b/>
           <w:lang w:val="gu_IN" w:bidi="gu_IN"/>
         </w:rPr>
+        <w:t>στέφανός</w:t>
+      </w:r>
+    </w:p>
+    <w:p>
+      <w:pPr/>
+      <w:r>
+        <w:rPr>
+          <w:lang w:val="gu_IN" w:bidi="gu_IN"/>
+        </w:rPr>
+      </w:r>
+      <w:r>
+        <w:rPr>
+          <w:b/>
+          <w:lang w:val="gu_IN" w:bidi="gu_IN"/>
+        </w:rPr>
         <w:t>"મુગટ"</w:t>
       </w:r>
     </w:p>
@@ -32479,6 +36244,21 @@
           <w:b/>
           <w:lang w:val="gu_IN" w:bidi="gu_IN"/>
         </w:rPr>
+        <w:t>οὕτως στήκετε ἐν Κυρίῳ, ἀγαπητοί</w:t>
+      </w:r>
+    </w:p>
+    <w:p>
+      <w:pPr/>
+      <w:r>
+        <w:rPr>
+          <w:lang w:val="gu_IN" w:bidi="gu_IN"/>
+        </w:rPr>
+      </w:r>
+      <w:r>
+        <w:rPr>
+          <w:b/>
+          <w:lang w:val="gu_IN" w:bidi="gu_IN"/>
+        </w:rPr>
         <w:t>"પ્રિય, પ્રભુમાં આ રીતે સ્થિર રહો"</w:t>
       </w:r>
     </w:p>
@@ -32549,6 +36329,21 @@
           <w:b/>
           <w:lang w:val="gu_IN" w:bidi="gu_IN"/>
         </w:rPr>
+        <w:t>στήκετε</w:t>
+      </w:r>
+    </w:p>
+    <w:p>
+      <w:pPr/>
+      <w:r>
+        <w:rPr>
+          <w:lang w:val="gu_IN" w:bidi="gu_IN"/>
+        </w:rPr>
+      </w:r>
+      <w:r>
+        <w:rPr>
+          <w:b/>
+          <w:lang w:val="gu_IN" w:bidi="gu_IN"/>
+        </w:rPr>
         <w:t>"સ્થિર રહો"</w:t>
       </w:r>
     </w:p>
@@ -32631,6 +36426,21 @@
           <w:b/>
           <w:lang w:val="gu_IN" w:bidi="gu_IN"/>
         </w:rPr>
+        <w:t>στήκετε</w:t>
+      </w:r>
+    </w:p>
+    <w:p>
+      <w:pPr/>
+      <w:r>
+        <w:rPr>
+          <w:lang w:val="gu_IN" w:bidi="gu_IN"/>
+        </w:rPr>
+      </w:r>
+      <w:r>
+        <w:rPr>
+          <w:b/>
+          <w:lang w:val="gu_IN" w:bidi="gu_IN"/>
+        </w:rPr>
         <w:t>"સ્થિર રહો"</w:t>
       </w:r>
     </w:p>
@@ -32877,6 +36687,21 @@
           <w:b/>
           <w:lang w:val="gu_IN" w:bidi="gu_IN"/>
         </w:rPr>
+        <w:t>σέ</w:t>
+      </w:r>
+    </w:p>
+    <w:p>
+      <w:pPr/>
+      <w:r>
+        <w:rPr>
+          <w:lang w:val="gu_IN" w:bidi="gu_IN"/>
+        </w:rPr>
+      </w:r>
+      <w:r>
+        <w:rPr>
+          <w:b/>
+          <w:lang w:val="gu_IN" w:bidi="gu_IN"/>
+        </w:rPr>
         <w:t>"તમને"</w:t>
       </w:r>
     </w:p>
@@ -32991,6 +36816,21 @@
           <w:b/>
           <w:lang w:val="gu_IN" w:bidi="gu_IN"/>
         </w:rPr>
+        <w:t>γνήσιε σύνζυγε</w:t>
+      </w:r>
+    </w:p>
+    <w:p>
+      <w:pPr/>
+      <w:r>
+        <w:rPr>
+          <w:lang w:val="gu_IN" w:bidi="gu_IN"/>
+        </w:rPr>
+      </w:r>
+      <w:r>
+        <w:rPr>
+          <w:b/>
+          <w:lang w:val="gu_IN" w:bidi="gu_IN"/>
+        </w:rPr>
         <w:t>"સાચા સાથી"</w:t>
       </w:r>
     </w:p>
@@ -33061,6 +36901,21 @@
           <w:b/>
           <w:lang w:val="gu_IN" w:bidi="gu_IN"/>
         </w:rPr>
+        <w:t>αἵτινες ἐν τῷ εὐαγγελίῳ συνήθλησάν μοι</w:t>
+      </w:r>
+    </w:p>
+    <w:p>
+      <w:pPr/>
+      <w:r>
+        <w:rPr>
+          <w:lang w:val="gu_IN" w:bidi="gu_IN"/>
+        </w:rPr>
+      </w:r>
+      <w:r>
+        <w:rPr>
+          <w:b/>
+          <w:lang w:val="gu_IN" w:bidi="gu_IN"/>
+        </w:rPr>
         <w:t>"જેમણે મારી સાથે સુવાર્તામાં કામ કર્યું હતું"</w:t>
       </w:r>
     </w:p>
@@ -33143,6 +36998,21 @@
           <w:b/>
           <w:lang w:val="gu_IN" w:bidi="gu_IN"/>
         </w:rPr>
+        <w:t>τῷ εὐαγγελίῳ</w:t>
+      </w:r>
+    </w:p>
+    <w:p>
+      <w:pPr/>
+      <w:r>
+        <w:rPr>
+          <w:lang w:val="gu_IN" w:bidi="gu_IN"/>
+        </w:rPr>
+      </w:r>
+      <w:r>
+        <w:rPr>
+          <w:b/>
+          <w:lang w:val="gu_IN" w:bidi="gu_IN"/>
+        </w:rPr>
         <w:t>"સુવાર્તામાં"</w:t>
       </w:r>
     </w:p>
@@ -33610,6 +37480,21 @@
           <w:b/>
           <w:lang w:val="gu_IN" w:bidi="gu_IN"/>
         </w:rPr>
+        <w:t>τὸ ἐπιεικὲς ὑμῶν γνωσθήτω</w:t>
+      </w:r>
+    </w:p>
+    <w:p>
+      <w:pPr/>
+      <w:r>
+        <w:rPr>
+          <w:lang w:val="gu_IN" w:bidi="gu_IN"/>
+        </w:rPr>
+      </w:r>
+      <w:r>
+        <w:rPr>
+          <w:b/>
+          <w:lang w:val="gu_IN" w:bidi="gu_IN"/>
+        </w:rPr>
         <w:t>"તમારી નમ્રતા &amp; જાણવા દો"</w:t>
       </w:r>
     </w:p>
@@ -33692,6 +37577,21 @@
           <w:b/>
           <w:lang w:val="gu_IN" w:bidi="gu_IN"/>
         </w:rPr>
+        <w:t>πᾶσιν ἀνθρώποις</w:t>
+      </w:r>
+    </w:p>
+    <w:p>
+      <w:pPr/>
+      <w:r>
+        <w:rPr>
+          <w:lang w:val="gu_IN" w:bidi="gu_IN"/>
+        </w:rPr>
+      </w:r>
+      <w:r>
+        <w:rPr>
+          <w:b/>
+          <w:lang w:val="gu_IN" w:bidi="gu_IN"/>
+        </w:rPr>
         <w:t>"સર્વ મનુષ્યોને"</w:t>
       </w:r>
     </w:p>
@@ -33762,6 +37662,21 @@
           <w:b/>
           <w:lang w:val="gu_IN" w:bidi="gu_IN"/>
         </w:rPr>
+        <w:t>ὁ Κύριος ἐγγύς</w:t>
+      </w:r>
+    </w:p>
+    <w:p>
+      <w:pPr/>
+      <w:r>
+        <w:rPr>
+          <w:lang w:val="gu_IN" w:bidi="gu_IN"/>
+        </w:rPr>
+      </w:r>
+      <w:r>
+        <w:rPr>
+          <w:b/>
+          <w:lang w:val="gu_IN" w:bidi="gu_IN"/>
+        </w:rPr>
         <w:t>"પ્રભુ નજીક {છે"</w:t>
       </w:r>
     </w:p>
@@ -33832,6 +37747,21 @@
           <w:b/>
           <w:lang w:val="gu_IN" w:bidi="gu_IN"/>
         </w:rPr>
+        <w:t>μηδὲν μεριμνᾶτε</w:t>
+      </w:r>
+    </w:p>
+    <w:p>
+      <w:pPr/>
+      <w:r>
+        <w:rPr>
+          <w:lang w:val="gu_IN" w:bidi="gu_IN"/>
+        </w:rPr>
+      </w:r>
+      <w:r>
+        <w:rPr>
+          <w:b/>
+          <w:lang w:val="gu_IN" w:bidi="gu_IN"/>
+        </w:rPr>
         <w:t>"કંઈપણ વિષે ચિંતા ન કરો"</w:t>
       </w:r>
     </w:p>
@@ -33914,6 +37844,21 @@
           <w:b/>
           <w:lang w:val="gu_IN" w:bidi="gu_IN"/>
         </w:rPr>
+        <w:t>ἀλλ’</w:t>
+      </w:r>
+    </w:p>
+    <w:p>
+      <w:pPr/>
+      <w:r>
+        <w:rPr>
+          <w:lang w:val="gu_IN" w:bidi="gu_IN"/>
+        </w:rPr>
+      </w:r>
+      <w:r>
+        <w:rPr>
+          <w:b/>
+          <w:lang w:val="gu_IN" w:bidi="gu_IN"/>
+        </w:rPr>
         <w:t>"પરંતુ"</w:t>
       </w:r>
     </w:p>
@@ -34028,6 +37973,21 @@
           <w:b/>
           <w:lang w:val="gu_IN" w:bidi="gu_IN"/>
         </w:rPr>
+        <w:t>ἐν παντὶ</w:t>
+      </w:r>
+    </w:p>
+    <w:p>
+      <w:pPr/>
+      <w:r>
+        <w:rPr>
+          <w:lang w:val="gu_IN" w:bidi="gu_IN"/>
+        </w:rPr>
+      </w:r>
+      <w:r>
+        <w:rPr>
+          <w:b/>
+          <w:lang w:val="gu_IN" w:bidi="gu_IN"/>
+        </w:rPr>
         <w:t>"દરેક બાબતમાં"</w:t>
       </w:r>
     </w:p>
@@ -34110,6 +38070,21 @@
           <w:b/>
           <w:lang w:val="gu_IN" w:bidi="gu_IN"/>
         </w:rPr>
+        <w:t>τῇ προσευχῇ καὶ τῇ δεήσει</w:t>
+      </w:r>
+    </w:p>
+    <w:p>
+      <w:pPr/>
+      <w:r>
+        <w:rPr>
+          <w:lang w:val="gu_IN" w:bidi="gu_IN"/>
+        </w:rPr>
+      </w:r>
+      <w:r>
+        <w:rPr>
+          <w:b/>
+          <w:lang w:val="gu_IN" w:bidi="gu_IN"/>
+        </w:rPr>
         <w:t>"પ્રાર્થના અને &amp; વિનંતી કરીને"</w:t>
       </w:r>
     </w:p>
@@ -34205,6 +38180,21 @@
           <w:b/>
           <w:lang w:val="gu_IN" w:bidi="gu_IN"/>
         </w:rPr>
+        <w:t>τῇ προσευχῇ καὶ τῇ δεήσει</w:t>
+      </w:r>
+    </w:p>
+    <w:p>
+      <w:pPr/>
+      <w:r>
+        <w:rPr>
+          <w:lang w:val="gu_IN" w:bidi="gu_IN"/>
+        </w:rPr>
+      </w:r>
+      <w:r>
+        <w:rPr>
+          <w:b/>
+          <w:lang w:val="gu_IN" w:bidi="gu_IN"/>
+        </w:rPr>
         <w:t>"પ્રાર્થના અને &amp; વિનંતી કરીને"</w:t>
       </w:r>
     </w:p>
@@ -34306,6 +38296,21 @@
           <w:b/>
           <w:lang w:val="gu_IN" w:bidi="gu_IN"/>
         </w:rPr>
+        <w:t>τῇ προσευχῇ καὶ τῇ δεήσει</w:t>
+      </w:r>
+    </w:p>
+    <w:p>
+      <w:pPr/>
+      <w:r>
+        <w:rPr>
+          <w:lang w:val="gu_IN" w:bidi="gu_IN"/>
+        </w:rPr>
+      </w:r>
+      <w:r>
+        <w:rPr>
+          <w:b/>
+          <w:lang w:val="gu_IN" w:bidi="gu_IN"/>
+        </w:rPr>
         <w:t>"પ્રાર્થના અને &amp; વિનંતી કરીને"</w:t>
       </w:r>
     </w:p>
@@ -34407,6 +38412,21 @@
           <w:b/>
           <w:lang w:val="gu_IN" w:bidi="gu_IN"/>
         </w:rPr>
+        <w:t>μετὰ εὐχαριστίας</w:t>
+      </w:r>
+    </w:p>
+    <w:p>
+      <w:pPr/>
+      <w:r>
+        <w:rPr>
+          <w:lang w:val="gu_IN" w:bidi="gu_IN"/>
+        </w:rPr>
+      </w:r>
+      <w:r>
+        <w:rPr>
+          <w:b/>
+          <w:lang w:val="gu_IN" w:bidi="gu_IN"/>
+        </w:rPr>
         <w:t>"આભારસ્તુતિ સાથે"</w:t>
       </w:r>
     </w:p>
@@ -34508,6 +38528,21 @@
           <w:b/>
           <w:lang w:val="gu_IN" w:bidi="gu_IN"/>
         </w:rPr>
+        <w:t>τὰ αἰτήματα ὑμῶν γνωριζέσθω</w:t>
+      </w:r>
+    </w:p>
+    <w:p>
+      <w:pPr/>
+      <w:r>
+        <w:rPr>
+          <w:lang w:val="gu_IN" w:bidi="gu_IN"/>
+        </w:rPr>
+      </w:r>
+      <w:r>
+        <w:rPr>
+          <w:b/>
+          <w:lang w:val="gu_IN" w:bidi="gu_IN"/>
+        </w:rPr>
         <w:t>"તમારી વિનંતીઓ &amp; જાણવા દો"</w:t>
       </w:r>
     </w:p>
@@ -34691,6 +38726,21 @@
           <w:b/>
           <w:lang w:val="gu_IN" w:bidi="gu_IN"/>
         </w:rPr>
+        <w:t>καὶ</w:t>
+      </w:r>
+    </w:p>
+    <w:p>
+      <w:pPr/>
+      <w:r>
+        <w:rPr>
+          <w:lang w:val="gu_IN" w:bidi="gu_IN"/>
+        </w:rPr>
+      </w:r>
+      <w:r>
+        <w:rPr>
+          <w:b/>
+          <w:lang w:val="gu_IN" w:bidi="gu_IN"/>
+        </w:rPr>
         <w:t>"અને"</w:t>
       </w:r>
     </w:p>
@@ -34874,6 +38924,21 @@
           <w:b/>
           <w:lang w:val="gu_IN" w:bidi="gu_IN"/>
         </w:rPr>
+        <w:t>τοῦ Θεοῦ ἡ ὑπερέχουσα πάντα νοῦν</w:t>
+      </w:r>
+    </w:p>
+    <w:p>
+      <w:pPr/>
+      <w:r>
+        <w:rPr>
+          <w:lang w:val="gu_IN" w:bidi="gu_IN"/>
+        </w:rPr>
+      </w:r>
+      <w:r>
+        <w:rPr>
+          <w:b/>
+          <w:lang w:val="gu_IN" w:bidi="gu_IN"/>
+        </w:rPr>
         <w:t>"ઈશ્વરની &amp; જે બધી સમજણથી પર છે, તે"</w:t>
       </w:r>
     </w:p>
@@ -34962,6 +39027,21 @@
           <w:b/>
           <w:lang w:val="gu_IN" w:bidi="gu_IN"/>
         </w:rPr>
+        <w:t>ἡ ὑπερέχουσα πάντα νοῦν</w:t>
+      </w:r>
+    </w:p>
+    <w:p>
+      <w:pPr/>
+      <w:r>
+        <w:rPr>
+          <w:lang w:val="gu_IN" w:bidi="gu_IN"/>
+        </w:rPr>
+      </w:r>
+      <w:r>
+        <w:rPr>
+          <w:b/>
+          <w:lang w:val="gu_IN" w:bidi="gu_IN"/>
+        </w:rPr>
         <w:t>"જે બધી સમજણથી પર છે, તે"</w:t>
       </w:r>
     </w:p>
@@ -35032,6 +39112,21 @@
           <w:b/>
           <w:lang w:val="gu_IN" w:bidi="gu_IN"/>
         </w:rPr>
+        <w:t>ἡ ὑπερέχουσα πάντα νοῦν</w:t>
+      </w:r>
+    </w:p>
+    <w:p>
+      <w:pPr/>
+      <w:r>
+        <w:rPr>
+          <w:lang w:val="gu_IN" w:bidi="gu_IN"/>
+        </w:rPr>
+      </w:r>
+      <w:r>
+        <w:rPr>
+          <w:b/>
+          <w:lang w:val="gu_IN" w:bidi="gu_IN"/>
+        </w:rPr>
         <w:t>"જે બધી સમજણથી પર છે, તે"</w:t>
       </w:r>
     </w:p>
@@ -35133,6 +39228,21 @@
           <w:b/>
           <w:lang w:val="gu_IN" w:bidi="gu_IN"/>
         </w:rPr>
+        <w:t>φρουρήσει τὰς καρδίας ὑμῶν καὶ τὰ νοήματα ὑμῶν</w:t>
+      </w:r>
+    </w:p>
+    <w:p>
+      <w:pPr/>
+      <w:r>
+        <w:rPr>
+          <w:lang w:val="gu_IN" w:bidi="gu_IN"/>
+        </w:rPr>
+      </w:r>
+      <w:r>
+        <w:rPr>
+          <w:b/>
+          <w:lang w:val="gu_IN" w:bidi="gu_IN"/>
+        </w:rPr>
         <w:t>"તમારા હૃદયો અને તમારા મનોની રક્ષા કરશે"</w:t>
       </w:r>
     </w:p>
@@ -35317,6 +39427,21 @@
           <w:b/>
           <w:lang w:val="gu_IN" w:bidi="gu_IN"/>
         </w:rPr>
+        <w:t>τὸ λοιπόν</w:t>
+      </w:r>
+    </w:p>
+    <w:p>
+      <w:pPr/>
+      <w:r>
+        <w:rPr>
+          <w:lang w:val="gu_IN" w:bidi="gu_IN"/>
+        </w:rPr>
+      </w:r>
+      <w:r>
+        <w:rPr>
+          <w:b/>
+          <w:lang w:val="gu_IN" w:bidi="gu_IN"/>
+        </w:rPr>
         <w:t>"બાકીની {બાબતો સંબંધી"</w:t>
       </w:r>
     </w:p>
@@ -35795,6 +39920,21 @@
           <w:b/>
           <w:lang w:val="gu_IN" w:bidi="gu_IN"/>
         </w:rPr>
+        <w:t>λογίζεσθε</w:t>
+      </w:r>
+    </w:p>
+    <w:p>
+      <w:pPr/>
+      <w:r>
+        <w:rPr>
+          <w:lang w:val="gu_IN" w:bidi="gu_IN"/>
+        </w:rPr>
+      </w:r>
+      <w:r>
+        <w:rPr>
+          <w:b/>
+          <w:lang w:val="gu_IN" w:bidi="gu_IN"/>
+        </w:rPr>
         <w:t>"વિષે વિચાર કરો"</w:t>
       </w:r>
     </w:p>
@@ -36097,6 +40237,21 @@
           <w:b/>
           <w:lang w:val="gu_IN" w:bidi="gu_IN"/>
         </w:rPr>
+        <w:t>πράσσετε</w:t>
+      </w:r>
+    </w:p>
+    <w:p>
+      <w:pPr/>
+      <w:r>
+        <w:rPr>
+          <w:lang w:val="gu_IN" w:bidi="gu_IN"/>
+        </w:rPr>
+      </w:r>
+      <w:r>
+        <w:rPr>
+          <w:b/>
+          <w:lang w:val="gu_IN" w:bidi="gu_IN"/>
+        </w:rPr>
         <w:t>"કરો"</w:t>
       </w:r>
     </w:p>
@@ -36179,6 +40334,21 @@
           <w:b/>
           <w:lang w:val="gu_IN" w:bidi="gu_IN"/>
         </w:rPr>
+        <w:t>καὶ</w:t>
+      </w:r>
+    </w:p>
+    <w:p>
+      <w:pPr/>
+      <w:r>
+        <w:rPr>
+          <w:lang w:val="gu_IN" w:bidi="gu_IN"/>
+        </w:rPr>
+      </w:r>
+      <w:r>
+        <w:rPr>
+          <w:b/>
+          <w:lang w:val="gu_IN" w:bidi="gu_IN"/>
+        </w:rPr>
         <w:t>"અને"</w:t>
       </w:r>
     </w:p>
@@ -36267,6 +40437,21 @@
           <w:b/>
           <w:lang w:val="gu_IN" w:bidi="gu_IN"/>
         </w:rPr>
+        <w:t>ὁ Θεὸς τῆς εἰρήνης</w:t>
+      </w:r>
+    </w:p>
+    <w:p>
+      <w:pPr/>
+      <w:r>
+        <w:rPr>
+          <w:lang w:val="gu_IN" w:bidi="gu_IN"/>
+        </w:rPr>
+      </w:r>
+      <w:r>
+        <w:rPr>
+          <w:b/>
+          <w:lang w:val="gu_IN" w:bidi="gu_IN"/>
+        </w:rPr>
         <w:t>"શાંતિનો ઈશ્વર"</w:t>
       </w:r>
     </w:p>
@@ -36337,6 +40522,21 @@
           <w:b/>
           <w:lang w:val="gu_IN" w:bidi="gu_IN"/>
         </w:rPr>
+        <w:t>καὶ ὁ Θεὸς τῆς εἰρήνης ἔσται μεθ’ ὑμῶν</w:t>
+      </w:r>
+    </w:p>
+    <w:p>
+      <w:pPr/>
+      <w:r>
+        <w:rPr>
+          <w:lang w:val="gu_IN" w:bidi="gu_IN"/>
+        </w:rPr>
+      </w:r>
+      <w:r>
+        <w:rPr>
+          <w:b/>
+          <w:lang w:val="gu_IN" w:bidi="gu_IN"/>
+        </w:rPr>
         <w:t>"અને શાંતિનો ઈશ્વર તમારી સાથે રહેશે"</w:t>
       </w:r>
     </w:p>
@@ -36660,6 +40860,21 @@
           <w:b/>
           <w:lang w:val="gu_IN" w:bidi="gu_IN"/>
         </w:rPr>
+        <w:t>ἠκαιρεῖσθε δέ</w:t>
+      </w:r>
+    </w:p>
+    <w:p>
+      <w:pPr/>
+      <w:r>
+        <w:rPr>
+          <w:lang w:val="gu_IN" w:bidi="gu_IN"/>
+        </w:rPr>
+      </w:r>
+      <w:r>
+        <w:rPr>
+          <w:b/>
+          <w:lang w:val="gu_IN" w:bidi="gu_IN"/>
+        </w:rPr>
         <w:t>"પણ તકનો અભાવ હતો"</w:t>
       </w:r>
     </w:p>
@@ -36872,6 +41087,21 @@
           <w:b/>
           <w:lang w:val="gu_IN" w:bidi="gu_IN"/>
         </w:rPr>
+        <w:t>ἐν οἷς εἰμι</w:t>
+      </w:r>
+    </w:p>
+    <w:p>
+      <w:pPr/>
+      <w:r>
+        <w:rPr>
+          <w:lang w:val="gu_IN" w:bidi="gu_IN"/>
+        </w:rPr>
+      </w:r>
+      <w:r>
+        <w:rPr>
+          <w:b/>
+          <w:lang w:val="gu_IN" w:bidi="gu_IN"/>
+        </w:rPr>
         <w:t>"કંઈપણમાં મારે"</w:t>
       </w:r>
     </w:p>
@@ -36947,6 +41177,21 @@
           <w:b/>
           <w:lang w:val="gu_IN" w:bidi="gu_IN"/>
         </w:rPr>
+        <w:t>οἶδα καὶ</w:t>
+      </w:r>
+    </w:p>
+    <w:p>
+      <w:pPr/>
+      <w:r>
+        <w:rPr>
+          <w:lang w:val="gu_IN" w:bidi="gu_IN"/>
+        </w:rPr>
+      </w:r>
+      <w:r>
+        <w:rPr>
+          <w:b/>
+          <w:lang w:val="gu_IN" w:bidi="gu_IN"/>
+        </w:rPr>
         <w:t>"હું બંને જાણું છું &amp; કેવી રીતે"</w:t>
       </w:r>
     </w:p>
@@ -37111,6 +41356,21 @@
           <w:b/>
           <w:lang w:val="gu_IN" w:bidi="gu_IN"/>
         </w:rPr>
+        <w:t>οἶδα καὶ ταπεινοῦσθαι, οἶδα καὶ περισσεύειν</w:t>
+      </w:r>
+    </w:p>
+    <w:p>
+      <w:pPr/>
+      <w:r>
+        <w:rPr>
+          <w:lang w:val="gu_IN" w:bidi="gu_IN"/>
+        </w:rPr>
+      </w:r>
+      <w:r>
+        <w:rPr>
+          <w:b/>
+          <w:lang w:val="gu_IN" w:bidi="gu_IN"/>
+        </w:rPr>
         <w:t>"હું બંને જાણું છું કે {કેવી રીતે} નિમ્નતામાં લવાવું &amp; કેવી રીતે} સમૃદ્ધ થવું તે હું જાણું છું"</w:t>
       </w:r>
     </w:p>
@@ -37212,6 +41472,21 @@
           <w:b/>
           <w:lang w:val="gu_IN" w:bidi="gu_IN"/>
         </w:rPr>
+        <w:t>ταπεινοῦσθαι</w:t>
+      </w:r>
+    </w:p>
+    <w:p>
+      <w:pPr/>
+      <w:r>
+        <w:rPr>
+          <w:lang w:val="gu_IN" w:bidi="gu_IN"/>
+        </w:rPr>
+      </w:r>
+      <w:r>
+        <w:rPr>
+          <w:b/>
+          <w:lang w:val="gu_IN" w:bidi="gu_IN"/>
+        </w:rPr>
         <w:t>"નિમ્નતામાં લવાવું"</w:t>
       </w:r>
     </w:p>
@@ -37300,6 +41575,21 @@
           <w:b/>
           <w:lang w:val="gu_IN" w:bidi="gu_IN"/>
         </w:rPr>
+        <w:t>ταπεινοῦσθαι</w:t>
+      </w:r>
+    </w:p>
+    <w:p>
+      <w:pPr/>
+      <w:r>
+        <w:rPr>
+          <w:lang w:val="gu_IN" w:bidi="gu_IN"/>
+        </w:rPr>
+      </w:r>
+      <w:r>
+        <w:rPr>
+          <w:b/>
+          <w:lang w:val="gu_IN" w:bidi="gu_IN"/>
+        </w:rPr>
         <w:t>"નિમ્નતામાં લવાવું"</w:t>
       </w:r>
     </w:p>
@@ -37388,6 +41678,21 @@
           <w:b/>
           <w:lang w:val="gu_IN" w:bidi="gu_IN"/>
         </w:rPr>
+        <w:t>χορτάζεσθαι καὶ πεινᾶν</w:t>
+      </w:r>
+    </w:p>
+    <w:p>
+      <w:pPr/>
+      <w:r>
+        <w:rPr>
+          <w:lang w:val="gu_IN" w:bidi="gu_IN"/>
+        </w:rPr>
+      </w:r>
+      <w:r>
+        <w:rPr>
+          <w:b/>
+          <w:lang w:val="gu_IN" w:bidi="gu_IN"/>
+        </w:rPr>
         <w:t>"ધરાયેલા હોવાનું તથા ભૂખ્યા રહેવાનું"</w:t>
       </w:r>
     </w:p>
@@ -37463,6 +41768,21 @@
           <w:b/>
           <w:lang w:val="gu_IN" w:bidi="gu_IN"/>
         </w:rPr>
+        <w:t>χορτάζεσθαι καὶ πεινᾶν</w:t>
+      </w:r>
+    </w:p>
+    <w:p>
+      <w:pPr/>
+      <w:r>
+        <w:rPr>
+          <w:lang w:val="gu_IN" w:bidi="gu_IN"/>
+        </w:rPr>
+      </w:r>
+      <w:r>
+        <w:rPr>
+          <w:b/>
+          <w:lang w:val="gu_IN" w:bidi="gu_IN"/>
+        </w:rPr>
         <w:t>"ધરાયેલા હોવાનું તથા ભૂખ્યા રહેવાનું"</w:t>
       </w:r>
     </w:p>
@@ -37564,6 +41884,21 @@
           <w:b/>
           <w:lang w:val="gu_IN" w:bidi="gu_IN"/>
         </w:rPr>
+        <w:t>περισσεύειν καὶ ὑστερεῖσθαι</w:t>
+      </w:r>
+    </w:p>
+    <w:p>
+      <w:pPr/>
+      <w:r>
+        <w:rPr>
+          <w:lang w:val="gu_IN" w:bidi="gu_IN"/>
+        </w:rPr>
+      </w:r>
+      <w:r>
+        <w:rPr>
+          <w:b/>
+          <w:lang w:val="gu_IN" w:bidi="gu_IN"/>
+        </w:rPr>
         <w:t>"તથા જરૂરિયાતમાં"</w:t>
       </w:r>
     </w:p>
@@ -37639,6 +41974,21 @@
           <w:b/>
           <w:lang w:val="gu_IN" w:bidi="gu_IN"/>
         </w:rPr>
+        <w:t>περισσεύειν καὶ ὑστερεῖσθαι</w:t>
+      </w:r>
+    </w:p>
+    <w:p>
+      <w:pPr/>
+      <w:r>
+        <w:rPr>
+          <w:lang w:val="gu_IN" w:bidi="gu_IN"/>
+        </w:rPr>
+      </w:r>
+      <w:r>
+        <w:rPr>
+          <w:b/>
+          <w:lang w:val="gu_IN" w:bidi="gu_IN"/>
+        </w:rPr>
         <w:t>"તથા જરૂરિયાતમાં"</w:t>
       </w:r>
     </w:p>
@@ -37929,6 +42279,21 @@
           <w:b/>
           <w:lang w:val="gu_IN" w:bidi="gu_IN"/>
         </w:rPr>
+        <w:t>συνκοινωνήσαντές μου τῇ θλίψει</w:t>
+      </w:r>
+    </w:p>
+    <w:p>
+      <w:pPr/>
+      <w:r>
+        <w:rPr>
+          <w:lang w:val="gu_IN" w:bidi="gu_IN"/>
+        </w:rPr>
+      </w:r>
+      <w:r>
+        <w:rPr>
+          <w:b/>
+          <w:lang w:val="gu_IN" w:bidi="gu_IN"/>
+        </w:rPr>
         <w:t>"મારા દુઃખમાં સાથે સહભાગી બનીને"</w:t>
       </w:r>
     </w:p>
@@ -38011,6 +42376,21 @@
           <w:b/>
           <w:lang w:val="gu_IN" w:bidi="gu_IN"/>
         </w:rPr>
+        <w:t>μου τῇ θλίψει</w:t>
+      </w:r>
+    </w:p>
+    <w:p>
+      <w:pPr/>
+      <w:r>
+        <w:rPr>
+          <w:lang w:val="gu_IN" w:bidi="gu_IN"/>
+        </w:rPr>
+      </w:r>
+      <w:r>
+        <w:rPr>
+          <w:b/>
+          <w:lang w:val="gu_IN" w:bidi="gu_IN"/>
+        </w:rPr>
         <w:t>"મારા દુઃખમાં"</w:t>
       </w:r>
     </w:p>
@@ -38188,6 +42568,21 @@
           <w:b/>
           <w:lang w:val="gu_IN" w:bidi="gu_IN"/>
         </w:rPr>
+        <w:t>ἐν ἀρχῇ τοῦ εὐαγγελίου</w:t>
+      </w:r>
+    </w:p>
+    <w:p>
+      <w:pPr/>
+      <w:r>
+        <w:rPr>
+          <w:lang w:val="gu_IN" w:bidi="gu_IN"/>
+        </w:rPr>
+      </w:r>
+      <w:r>
+        <w:rPr>
+          <w:b/>
+          <w:lang w:val="gu_IN" w:bidi="gu_IN"/>
+        </w:rPr>
         <w:t>"સુવાર્તાના આરંભમાં"</w:t>
       </w:r>
     </w:p>
@@ -38434,6 +42829,21 @@
           <w:b/>
           <w:lang w:val="gu_IN" w:bidi="gu_IN"/>
         </w:rPr>
+        <w:t>μοι &amp; ἐκοινώνησεν</w:t>
+      </w:r>
+    </w:p>
+    <w:p>
+      <w:pPr/>
+      <w:r>
+        <w:rPr>
+          <w:lang w:val="gu_IN" w:bidi="gu_IN"/>
+        </w:rPr>
+      </w:r>
+      <w:r>
+        <w:rPr>
+          <w:b/>
+          <w:lang w:val="gu_IN" w:bidi="gu_IN"/>
+        </w:rPr>
         <w:t>"મારી સાથે &amp; ભાગીદારી કરી &amp; હતી"</w:t>
       </w:r>
     </w:p>
@@ -38522,6 +42932,21 @@
           <w:b/>
           <w:lang w:val="gu_IN" w:bidi="gu_IN"/>
         </w:rPr>
+        <w:t>εἰς λόγον δόσεως καὶ λήμψεως</w:t>
+      </w:r>
+    </w:p>
+    <w:p>
+      <w:pPr/>
+      <w:r>
+        <w:rPr>
+          <w:lang w:val="gu_IN" w:bidi="gu_IN"/>
+        </w:rPr>
+      </w:r>
+      <w:r>
+        <w:rPr>
+          <w:b/>
+          <w:lang w:val="gu_IN" w:bidi="gu_IN"/>
+        </w:rPr>
         <w:t>"આપવા અને પ્રાપ્ત કરવાની બાબતમાં"</w:t>
       </w:r>
     </w:p>
@@ -38674,6 +43099,21 @@
           <w:b/>
           <w:lang w:val="gu_IN" w:bidi="gu_IN"/>
         </w:rPr>
+        <w:t>καὶ ἅπαξ καὶ δὶς</w:t>
+      </w:r>
+    </w:p>
+    <w:p>
+      <w:pPr/>
+      <w:r>
+        <w:rPr>
+          <w:lang w:val="gu_IN" w:bidi="gu_IN"/>
+        </w:rPr>
+      </w:r>
+      <w:r>
+        <w:rPr>
+          <w:b/>
+          <w:lang w:val="gu_IN" w:bidi="gu_IN"/>
+        </w:rPr>
         <w:t>"બંને, એક અને બે વાર"</w:t>
       </w:r>
     </w:p>
@@ -38756,6 +43196,21 @@
           <w:b/>
           <w:lang w:val="gu_IN" w:bidi="gu_IN"/>
         </w:rPr>
+        <w:t>εἰς τὴν χρείαν μοι ἐπέμψατε</w:t>
+      </w:r>
+    </w:p>
+    <w:p>
+      <w:pPr/>
+      <w:r>
+        <w:rPr>
+          <w:lang w:val="gu_IN" w:bidi="gu_IN"/>
+        </w:rPr>
+      </w:r>
+      <w:r>
+        <w:rPr>
+          <w:b/>
+          <w:lang w:val="gu_IN" w:bidi="gu_IN"/>
+        </w:rPr>
         <w:t>"તમે મારી જરૂરિયાતો માટે &amp; મોકલી આપ્યું હતું"</w:t>
       </w:r>
     </w:p>
@@ -38831,6 +43286,21 @@
           <w:b/>
           <w:lang w:val="gu_IN" w:bidi="gu_IN"/>
         </w:rPr>
+        <w:t>ἐπιζητῶ τὸν καρπὸν τὸν πλεονάζοντα εἰς λόγον ὑμῶν</w:t>
+      </w:r>
+    </w:p>
+    <w:p>
+      <w:pPr/>
+      <w:r>
+        <w:rPr>
+          <w:lang w:val="gu_IN" w:bidi="gu_IN"/>
+        </w:rPr>
+      </w:r>
+      <w:r>
+        <w:rPr>
+          <w:b/>
+          <w:lang w:val="gu_IN" w:bidi="gu_IN"/>
+        </w:rPr>
         <w:t>"હું તમારા ખાતામાં વધતા ફળની શોધ કરું છું"</w:t>
       </w:r>
     </w:p>
@@ -38932,6 +43402,21 @@
           <w:b/>
           <w:lang w:val="gu_IN" w:bidi="gu_IN"/>
         </w:rPr>
+        <w:t>ἀπέχω &amp; πάντα</w:t>
+      </w:r>
+    </w:p>
+    <w:p>
+      <w:pPr/>
+      <w:r>
+        <w:rPr>
+          <w:lang w:val="gu_IN" w:bidi="gu_IN"/>
+        </w:rPr>
+      </w:r>
+      <w:r>
+        <w:rPr>
+          <w:b/>
+          <w:lang w:val="gu_IN" w:bidi="gu_IN"/>
+        </w:rPr>
         <w:t>"મારી પાસે બધી વસ્તુઓ સંપૂર્ણપણે છે"</w:t>
       </w:r>
     </w:p>
@@ -39015,6 +43500,21 @@
           <w:b/>
           <w:lang w:val="gu_IN" w:bidi="gu_IN"/>
         </w:rPr>
+        <w:t>περισσεύω</w:t>
+      </w:r>
+    </w:p>
+    <w:p>
+      <w:pPr/>
+      <w:r>
+        <w:rPr>
+          <w:lang w:val="gu_IN" w:bidi="gu_IN"/>
+        </w:rPr>
+      </w:r>
+      <w:r>
+        <w:rPr>
+          <w:b/>
+          <w:lang w:val="gu_IN" w:bidi="gu_IN"/>
+        </w:rPr>
         <w:t>"હું &amp; છું"</w:t>
       </w:r>
     </w:p>
@@ -39182,6 +43682,21 @@
         <w:rPr>
           <w:lang w:val="gu_IN" w:bidi="gu_IN"/>
         </w:rPr>
+      </w:r>
+    </w:p>
+    <w:p>
+      <w:pPr/>
+      <w:r>
+        <w:rPr>
+          <w:lang w:val="gu_IN" w:bidi="gu_IN"/>
+        </w:rPr>
+      </w:r>
+      <w:r>
+        <w:rPr>
+          <w:b/>
+          <w:lang w:val="gu_IN" w:bidi="gu_IN"/>
+        </w:rPr>
+        <w:t>Ἐπαφροδίτου</w:t>
       </w:r>
     </w:p>
     <w:p>
@@ -39284,6 +43799,21 @@
           <w:b/>
           <w:lang w:val="gu_IN" w:bidi="gu_IN"/>
         </w:rPr>
+        <w:t>ὀσμὴν εὐωδίας, θυσίαν δεκτήν, εὐάρεστον τῷ Θεῷ</w:t>
+      </w:r>
+    </w:p>
+    <w:p>
+      <w:pPr/>
+      <w:r>
+        <w:rPr>
+          <w:lang w:val="gu_IN" w:bidi="gu_IN"/>
+        </w:rPr>
+      </w:r>
+      <w:r>
+        <w:rPr>
+          <w:b/>
+          <w:lang w:val="gu_IN" w:bidi="gu_IN"/>
+        </w:rPr>
         <w:t>"એક સુગંધ, એક મીઠી સુગંધ, ઈશ્વરને સ્વીકાર્ય, આનંદદાયક બલિદાન"</w:t>
       </w:r>
     </w:p>
@@ -39536,6 +44066,21 @@
           <w:b/>
           <w:lang w:val="gu_IN" w:bidi="gu_IN"/>
         </w:rPr>
+        <w:t>ἡμῶν</w:t>
+      </w:r>
+    </w:p>
+    <w:p>
+      <w:pPr/>
+      <w:r>
+        <w:rPr>
+          <w:lang w:val="gu_IN" w:bidi="gu_IN"/>
+        </w:rPr>
+      </w:r>
+      <w:r>
+        <w:rPr>
+          <w:b/>
+          <w:lang w:val="gu_IN" w:bidi="gu_IN"/>
+        </w:rPr>
         <w:t>"આપણા"</w:t>
       </w:r>
     </w:p>
@@ -39637,6 +44182,21 @@
           <w:b/>
           <w:lang w:val="gu_IN" w:bidi="gu_IN"/>
         </w:rPr>
+        <w:t>ἀσπάσασθε</w:t>
+      </w:r>
+    </w:p>
+    <w:p>
+      <w:pPr/>
+      <w:r>
+        <w:rPr>
+          <w:lang w:val="gu_IN" w:bidi="gu_IN"/>
+        </w:rPr>
+      </w:r>
+      <w:r>
+        <w:rPr>
+          <w:b/>
+          <w:lang w:val="gu_IN" w:bidi="gu_IN"/>
+        </w:rPr>
         <w:t>"સલામ પાઠવજો"</w:t>
       </w:r>
     </w:p>
@@ -39712,6 +44272,21 @@
           <w:b/>
           <w:lang w:val="gu_IN" w:bidi="gu_IN"/>
         </w:rPr>
+        <w:t>οἱ σὺν ἐμοὶ ἀδελφοί</w:t>
+      </w:r>
+    </w:p>
+    <w:p>
+      <w:pPr/>
+      <w:r>
+        <w:rPr>
+          <w:lang w:val="gu_IN" w:bidi="gu_IN"/>
+        </w:rPr>
+      </w:r>
+      <w:r>
+        <w:rPr>
+          <w:b/>
+          <w:lang w:val="gu_IN" w:bidi="gu_IN"/>
+        </w:rPr>
         <w:t>"મારી સાથેના ભાઈઓ"</w:t>
       </w:r>
     </w:p>
@@ -39799,6 +44374,21 @@
         <w:rPr>
           <w:lang w:val="gu_IN" w:bidi="gu_IN"/>
         </w:rPr>
+      </w:r>
+    </w:p>
+    <w:p>
+      <w:pPr/>
+      <w:r>
+        <w:rPr>
+          <w:lang w:val="gu_IN" w:bidi="gu_IN"/>
+        </w:rPr>
+      </w:r>
+      <w:r>
+        <w:rPr>
+          <w:b/>
+          <w:lang w:val="gu_IN" w:bidi="gu_IN"/>
+        </w:rPr>
+        <w:t>οἱ σὺν ἐμοὶ ἀδελφοί</w:t>
       </w:r>
     </w:p>
     <w:p>

--- a/guj/docx/50.content.docx
+++ b/guj/docx/50.content.docx
@@ -1585,6 +1585,21 @@
           <w:b/>
           <w:lang w:val="gu_IN" w:bidi="gu_IN"/>
         </w:rPr>
+        <w:t>ἐπὶ τῇ κοινωνίᾳ ὑμῶν εἰς τὸ εὐαγγέλιον, ἀπὸ τῆς πρώτης ἡμέρας ἄχρι τοῦ νῦν</w:t>
+      </w:r>
+    </w:p>
+    <w:p>
+      <w:pPr/>
+      <w:r>
+        <w:rPr>
+          <w:lang w:val="gu_IN" w:bidi="gu_IN"/>
+        </w:rPr>
+      </w:r>
+      <w:r>
+        <w:rPr>
+          <w:b/>
+          <w:lang w:val="gu_IN" w:bidi="gu_IN"/>
+        </w:rPr>
         <w:t>"પ્રથમ દિવસથી અત્યાર સુધી સુવાર્તામાં તમારી સહભાગીતાના કારણે"</w:t>
       </w:r>
     </w:p>
@@ -2097,6 +2112,21 @@
           <w:b/>
           <w:lang w:val="gu_IN" w:bidi="gu_IN"/>
         </w:rPr>
+        <w:t>πεποιθὼς αὐτὸ τοῦτο</w:t>
+      </w:r>
+    </w:p>
+    <w:p>
+      <w:pPr/>
+      <w:r>
+        <w:rPr>
+          <w:lang w:val="gu_IN" w:bidi="gu_IN"/>
+        </w:rPr>
+      </w:r>
+      <w:r>
+        <w:rPr>
+          <w:b/>
+          <w:lang w:val="gu_IN" w:bidi="gu_IN"/>
+        </w:rPr>
         <w:t>"આ બાબત માટે ખૂબ જ આશ્વસ્ત થઇને"</w:t>
       </w:r>
     </w:p>
@@ -2179,6 +2209,21 @@
           <w:b/>
           <w:lang w:val="gu_IN" w:bidi="gu_IN"/>
         </w:rPr>
+        <w:t>ὁ ἐναρξάμενος ἐν ὑμῖν ἔργον ἀγαθὸν, ἐπιτελέσει</w:t>
+      </w:r>
+    </w:p>
+    <w:p>
+      <w:pPr/>
+      <w:r>
+        <w:rPr>
+          <w:lang w:val="gu_IN" w:bidi="gu_IN"/>
+        </w:rPr>
+      </w:r>
+      <w:r>
+        <w:rPr>
+          <w:b/>
+          <w:lang w:val="gu_IN" w:bidi="gu_IN"/>
+        </w:rPr>
         <w:t>"એક જેમણે તમારામાં સારું કાર્ય શરૂ કર્યું છે તે &amp; તેને સમ્પૂર્ણ કરશે"</w:t>
       </w:r>
     </w:p>
@@ -2752,6 +2797,21 @@
           <w:b/>
           <w:lang w:val="gu_IN" w:bidi="gu_IN"/>
         </w:rPr>
+        <w:t>συνκοινωνούς μου τῆς χάριτος &amp; ὄντας</w:t>
+      </w:r>
+    </w:p>
+    <w:p>
+      <w:pPr/>
+      <w:r>
+        <w:rPr>
+          <w:lang w:val="gu_IN" w:bidi="gu_IN"/>
+        </w:rPr>
+      </w:r>
+      <w:r>
+        <w:rPr>
+          <w:b/>
+          <w:lang w:val="gu_IN" w:bidi="gu_IN"/>
+        </w:rPr>
         <w:t>"તમે બધા &amp; મારા &amp; કૃપાના ભાગીદારો છો"</w:t>
       </w:r>
     </w:p>
@@ -3274,6 +3334,21 @@
           <w:b/>
           <w:lang w:val="gu_IN" w:bidi="gu_IN"/>
         </w:rPr>
+        <w:t>ἐν σπλάγχνοις Χριστοῦ Ἰησοῦ</w:t>
+      </w:r>
+    </w:p>
+    <w:p>
+      <w:pPr/>
+      <w:r>
+        <w:rPr>
+          <w:lang w:val="gu_IN" w:bidi="gu_IN"/>
+        </w:rPr>
+      </w:r>
+      <w:r>
+        <w:rPr>
+          <w:b/>
+          <w:lang w:val="gu_IN" w:bidi="gu_IN"/>
+        </w:rPr>
         <w:t>"ખ્રિસ્ત ઈસુના આંતરીક ભાગો સાથે"</w:t>
       </w:r>
     </w:p>
@@ -3350,6 +3425,21 @@
           <w:b/>
           <w:lang w:val="gu_IN" w:bidi="gu_IN"/>
         </w:rPr>
+        <w:t>ἵνα ἡ ἀγάπη ὑμῶν ἔτι μᾶλλον καὶ μᾶλλον περισσεύῃ</w:t>
+      </w:r>
+    </w:p>
+    <w:p>
+      <w:pPr/>
+      <w:r>
+        <w:rPr>
+          <w:lang w:val="gu_IN" w:bidi="gu_IN"/>
+        </w:rPr>
+      </w:r>
+      <w:r>
+        <w:rPr>
+          <w:b/>
+          <w:lang w:val="gu_IN" w:bidi="gu_IN"/>
+        </w:rPr>
         <w:t>"કે તમારો પ્રેમ &amp; વધુને વધુ સમૃદ્ધ થાય"</w:t>
       </w:r>
     </w:p>
@@ -4807,6 +4897,21 @@
           <w:b/>
           <w:lang w:val="gu_IN" w:bidi="gu_IN"/>
         </w:rPr>
+        <w:t>μᾶλλον εἰς προκοπὴν τοῦ εὐαγγελίου ἐλήλυθεν</w:t>
+      </w:r>
+    </w:p>
+    <w:p>
+      <w:pPr/>
+      <w:r>
+        <w:rPr>
+          <w:lang w:val="gu_IN" w:bidi="gu_IN"/>
+        </w:rPr>
+      </w:r>
+      <w:r>
+        <w:rPr>
+          <w:b/>
+          <w:lang w:val="gu_IN" w:bidi="gu_IN"/>
+        </w:rPr>
         <w:t>"ખરેખર સુવાર્તાની પ્રગતિ માટે બની રહી છે"</w:t>
       </w:r>
     </w:p>
@@ -5178,6 +5283,21 @@
         <w:rPr>
           <w:lang w:val="gu_IN" w:bidi="gu_IN"/>
         </w:rPr>
+      </w:r>
+    </w:p>
+    <w:p>
+      <w:pPr/>
+      <w:r>
+        <w:rPr>
+          <w:lang w:val="gu_IN" w:bidi="gu_IN"/>
+        </w:rPr>
+      </w:r>
+      <w:r>
+        <w:rPr>
+          <w:b/>
+          <w:lang w:val="gu_IN" w:bidi="gu_IN"/>
+        </w:rPr>
+        <w:t>τῶν ἀδελφῶν</w:t>
       </w:r>
     </w:p>
     <w:p>
@@ -5480,6 +5600,21 @@
           <w:b/>
           <w:lang w:val="gu_IN" w:bidi="gu_IN"/>
         </w:rPr>
+        <w:t>καὶ τοὺς πλείονας τῶν ἀδελφῶν ἐν Κυρίῳ πεποιθότας τοῖς δεσμοῖς μου</w:t>
+      </w:r>
+    </w:p>
+    <w:p>
+      <w:pPr/>
+      <w:r>
+        <w:rPr>
+          <w:lang w:val="gu_IN" w:bidi="gu_IN"/>
+        </w:rPr>
+      </w:r>
+      <w:r>
+        <w:rPr>
+          <w:b/>
+          <w:lang w:val="gu_IN" w:bidi="gu_IN"/>
+        </w:rPr>
         <w:t>"અને મોટા ભાગના ભાઈઓને મારી સાંકળો દ્વારા પ્રભુમાં પ્રોત્સાહિત કરવામાં આવ્યા છે"</w:t>
       </w:r>
     </w:p>
@@ -5824,6 +5959,21 @@
           <w:b/>
           <w:lang w:val="gu_IN" w:bidi="gu_IN"/>
         </w:rPr>
+        <w:t>τινὲς μὲν καὶ &amp; τὸν Χριστὸν κηρύσσουσιν</w:t>
+      </w:r>
+    </w:p>
+    <w:p>
+      <w:pPr/>
+      <w:r>
+        <w:rPr>
+          <w:lang w:val="gu_IN" w:bidi="gu_IN"/>
+        </w:rPr>
+      </w:r>
+      <w:r>
+        <w:rPr>
+          <w:b/>
+          <w:lang w:val="gu_IN" w:bidi="gu_IN"/>
+        </w:rPr>
         <w:t>"કેટલાક ખરેખર &amp; ખ્રિસ્તની ઘોષણા કરે છે, પણ"</w:t>
       </w:r>
     </w:p>
@@ -6532,6 +6682,21 @@
           <w:b/>
           <w:lang w:val="gu_IN" w:bidi="gu_IN"/>
         </w:rPr>
+        <w:t>ἀπολογίαν τοῦ εὐαγγελίου</w:t>
+      </w:r>
+    </w:p>
+    <w:p>
+      <w:pPr/>
+      <w:r>
+        <w:rPr>
+          <w:lang w:val="gu_IN" w:bidi="gu_IN"/>
+        </w:rPr>
+      </w:r>
+      <w:r>
+        <w:rPr>
+          <w:b/>
+          <w:lang w:val="gu_IN" w:bidi="gu_IN"/>
+        </w:rPr>
         <w:t>"સુવાર્તાના બચાવ"</w:t>
       </w:r>
     </w:p>
@@ -6595,6 +6760,21 @@
           <w:b/>
           <w:lang w:val="gu_IN" w:bidi="gu_IN"/>
         </w:rPr>
+        <w:t>οἱ δὲ ἐξ ἐριθείας τὸν Χριστὸν καταγγέλλουσιν</w:t>
+      </w:r>
+    </w:p>
+    <w:p>
+      <w:pPr/>
+      <w:r>
+        <w:rPr>
+          <w:lang w:val="gu_IN" w:bidi="gu_IN"/>
+        </w:rPr>
+      </w:r>
+      <w:r>
+        <w:rPr>
+          <w:b/>
+          <w:lang w:val="gu_IN" w:bidi="gu_IN"/>
+        </w:rPr>
         <w:t>"પરંતુ સ્વાર્થી મહત્વાકાંક્ષાવાળાઓ &amp; ખ્રિસ્તની ઘોષણા &amp; કરતા"</w:t>
       </w:r>
     </w:p>
@@ -6683,6 +6863,21 @@
           <w:b/>
           <w:lang w:val="gu_IN" w:bidi="gu_IN"/>
         </w:rPr>
+        <w:t>οὐχ ἁγνῶς</w:t>
+      </w:r>
+    </w:p>
+    <w:p>
+      <w:pPr/>
+      <w:r>
+        <w:rPr>
+          <w:lang w:val="gu_IN" w:bidi="gu_IN"/>
+        </w:rPr>
+      </w:r>
+      <w:r>
+        <w:rPr>
+          <w:b/>
+          <w:lang w:val="gu_IN" w:bidi="gu_IN"/>
+        </w:rPr>
         <w:t>"નિષ્ઠાપૂર્વક &amp; નથી"</w:t>
       </w:r>
     </w:p>
@@ -7126,6 +7321,21 @@
           <w:b/>
           <w:lang w:val="gu_IN" w:bidi="gu_IN"/>
         </w:rPr>
+        <w:t>Χριστὸς καταγγέλλεται</w:t>
+      </w:r>
+    </w:p>
+    <w:p>
+      <w:pPr/>
+      <w:r>
+        <w:rPr>
+          <w:lang w:val="gu_IN" w:bidi="gu_IN"/>
+        </w:rPr>
+      </w:r>
+      <w:r>
+        <w:rPr>
+          <w:b/>
+          <w:lang w:val="gu_IN" w:bidi="gu_IN"/>
+        </w:rPr>
         <w:t>"ખ્રિસ્તની ઘોષણા કરવામાં આવે છે"</w:t>
       </w:r>
     </w:p>
@@ -7317,6 +7527,21 @@
           <w:b/>
           <w:lang w:val="gu_IN" w:bidi="gu_IN"/>
         </w:rPr>
+        <w:t>οἶδα γὰρ ὅτι τοῦτό μοι ἀποβήσεται εἰς σωτηρίαν</w:t>
+      </w:r>
+    </w:p>
+    <w:p>
+      <w:pPr/>
+      <w:r>
+        <w:rPr>
+          <w:lang w:val="gu_IN" w:bidi="gu_IN"/>
+        </w:rPr>
+      </w:r>
+      <w:r>
+        <w:rPr>
+          <w:b/>
+          <w:lang w:val="gu_IN" w:bidi="gu_IN"/>
+        </w:rPr>
         <w:t>"કેમ કે હું જાણું છું કે &amp; આ મને મુક્તિમાં પરિણમશે"</w:t>
       </w:r>
     </w:p>
@@ -7405,7 +7630,7 @@
           <w:b/>
           <w:lang w:val="gu_IN" w:bidi="gu_IN"/>
         </w:rPr>
-        <w:t>οἶδα γὰρ ὅτι τοῦτό μοι ἀποβήσεται εἰς σωτηρίαν</w:t>
+        <w:t>ἐπιχορηγίας τοῦ Πνεύματος Ἰησοῦ Χριστοῦ</w:t>
       </w:r>
     </w:p>
     <w:p>
@@ -7618,6 +7843,21 @@
           <w:b/>
           <w:lang w:val="gu_IN" w:bidi="gu_IN"/>
         </w:rPr>
+        <w:t>κατὰ τὴν ἀποκαραδοκίαν καὶ ἐλπίδα μου</w:t>
+      </w:r>
+    </w:p>
+    <w:p>
+      <w:pPr/>
+      <w:r>
+        <w:rPr>
+          <w:lang w:val="gu_IN" w:bidi="gu_IN"/>
+        </w:rPr>
+      </w:r>
+      <w:r>
+        <w:rPr>
+          <w:b/>
+          <w:lang w:val="gu_IN" w:bidi="gu_IN"/>
+        </w:rPr>
         <w:t>"મારી આતુર અપેક્ષા અને આશા અનુસાર"</w:t>
       </w:r>
     </w:p>
@@ -7829,6 +8069,21 @@
           <w:b/>
           <w:lang w:val="gu_IN" w:bidi="gu_IN"/>
         </w:rPr>
+        <w:t>ἐν οὐδενὶ αἰσχυνθήσομαι, ἀλλ’</w:t>
+      </w:r>
+    </w:p>
+    <w:p>
+      <w:pPr/>
+      <w:r>
+        <w:rPr>
+          <w:lang w:val="gu_IN" w:bidi="gu_IN"/>
+        </w:rPr>
+      </w:r>
+      <w:r>
+        <w:rPr>
+          <w:b/>
+          <w:lang w:val="gu_IN" w:bidi="gu_IN"/>
+        </w:rPr>
         <w:t>"હું કંઈપણમાં શરમ અનુભવીશ નહીં, પરંતુ &amp; રાખીને"</w:t>
       </w:r>
     </w:p>
@@ -7917,6 +8172,21 @@
           <w:b/>
           <w:lang w:val="gu_IN" w:bidi="gu_IN"/>
         </w:rPr>
+        <w:t>ἐν πάσῃ παρρησίᾳ</w:t>
+      </w:r>
+    </w:p>
+    <w:p>
+      <w:pPr/>
+      <w:r>
+        <w:rPr>
+          <w:lang w:val="gu_IN" w:bidi="gu_IN"/>
+        </w:rPr>
+      </w:r>
+      <w:r>
+        <w:rPr>
+          <w:b/>
+          <w:lang w:val="gu_IN" w:bidi="gu_IN"/>
+        </w:rPr>
         <w:t>"દરેક બાબતમાં હિંમત"</w:t>
       </w:r>
     </w:p>
@@ -7991,6 +8261,21 @@
         <w:rPr>
           <w:lang w:val="gu_IN" w:bidi="gu_IN"/>
         </w:rPr>
+      </w:r>
+    </w:p>
+    <w:p>
+      <w:pPr/>
+      <w:r>
+        <w:rPr>
+          <w:lang w:val="gu_IN" w:bidi="gu_IN"/>
+        </w:rPr>
+      </w:r>
+      <w:r>
+        <w:rPr>
+          <w:b/>
+          <w:lang w:val="gu_IN" w:bidi="gu_IN"/>
+        </w:rPr>
+        <w:t>εἴτε διὰ ζωῆς εἴτε διὰ θανάτου</w:t>
       </w:r>
     </w:p>
     <w:p>
@@ -9504,6 +9789,21 @@
           <w:b/>
           <w:lang w:val="gu_IN" w:bidi="gu_IN"/>
         </w:rPr>
+        <w:t>τοῦτο πεποιθὼς</w:t>
+      </w:r>
+    </w:p>
+    <w:p>
+      <w:pPr/>
+      <w:r>
+        <w:rPr>
+          <w:lang w:val="gu_IN" w:bidi="gu_IN"/>
+        </w:rPr>
+      </w:r>
+      <w:r>
+        <w:rPr>
+          <w:b/>
+          <w:lang w:val="gu_IN" w:bidi="gu_IN"/>
+        </w:rPr>
         <w:t>"આની સમજ પામ્યો હોવાથી"</w:t>
       </w:r>
     </w:p>
@@ -10887,6 +11187,21 @@
           <w:b/>
           <w:lang w:val="gu_IN" w:bidi="gu_IN"/>
         </w:rPr>
+        <w:t>ἀξίως τοῦ εὐαγγελίου τοῦ Χριστοῦ πολιτεύεσθε</w:t>
+      </w:r>
+    </w:p>
+    <w:p>
+      <w:pPr/>
+      <w:r>
+        <w:rPr>
+          <w:lang w:val="gu_IN" w:bidi="gu_IN"/>
+        </w:rPr>
+      </w:r>
+      <w:r>
+        <w:rPr>
+          <w:b/>
+          <w:lang w:val="gu_IN" w:bidi="gu_IN"/>
+        </w:rPr>
         <w:t>"ખ્રિસ્તની સુવાર્તાને યોગ્ય રીતે તમારી વર્તણૂક રાખો"</w:t>
       </w:r>
     </w:p>
@@ -11297,6 +11612,21 @@
           <w:b/>
           <w:lang w:val="gu_IN" w:bidi="gu_IN"/>
         </w:rPr>
+        <w:t>συναθλοῦντες</w:t>
+      </w:r>
+    </w:p>
+    <w:p>
+      <w:pPr/>
+      <w:r>
+        <w:rPr>
+          <w:lang w:val="gu_IN" w:bidi="gu_IN"/>
+        </w:rPr>
+      </w:r>
+      <w:r>
+        <w:rPr>
+          <w:b/>
+          <w:lang w:val="gu_IN" w:bidi="gu_IN"/>
+        </w:rPr>
         <w:t>"મળીને &amp; પ્રયત્નશીલ છો"</w:t>
       </w:r>
     </w:p>
@@ -11987,6 +12317,21 @@
           <w:b/>
           <w:lang w:val="gu_IN" w:bidi="gu_IN"/>
         </w:rPr>
+        <w:t>ὑμῖν ἐχαρίσθη</w:t>
+      </w:r>
+    </w:p>
+    <w:p>
+      <w:pPr/>
+      <w:r>
+        <w:rPr>
+          <w:lang w:val="gu_IN" w:bidi="gu_IN"/>
+        </w:rPr>
+      </w:r>
+      <w:r>
+        <w:rPr>
+          <w:b/>
+          <w:lang w:val="gu_IN" w:bidi="gu_IN"/>
+        </w:rPr>
         <w:t>"તમને તે મુક્તપણે આપવામાં આવ્યું છે"</w:t>
       </w:r>
     </w:p>
@@ -12599,6 +12944,21 @@
           <w:b/>
           <w:lang w:val="gu_IN" w:bidi="gu_IN"/>
         </w:rPr>
+        <w:t>εἴ τις &amp; παράκλησις ἐν Χριστῷ, εἴ τι παραμύθιον ἀγάπης, εἴ τις κοινωνία Πνεύματος, εἴ τις σπλάγχνα καὶ οἰκτιρμοί</w:t>
+      </w:r>
+    </w:p>
+    <w:p>
+      <w:pPr/>
+      <w:r>
+        <w:rPr>
+          <w:lang w:val="gu_IN" w:bidi="gu_IN"/>
+        </w:rPr>
+      </w:r>
+      <w:r>
+        <w:rPr>
+          <w:b/>
+          <w:lang w:val="gu_IN" w:bidi="gu_IN"/>
+        </w:rPr>
         <w:t>"જો ખ્રિસ્તમાં {કોઈ} ઉત્તેજન {હોય}, જો પ્રેમનો કોઈ દિલાસો હોય, જો કોઈ આત્માની સંગત હોય, જો કોઈ સ્નેહ અને કરુણા હોય"</w:t>
       </w:r>
     </w:p>
@@ -12694,6 +13054,21 @@
           <w:b/>
           <w:lang w:val="gu_IN" w:bidi="gu_IN"/>
         </w:rPr>
+        <w:t>εἴ τι παραμύθιον ἀγάπης, εἴ τις κοινωνία Πνεύματος, εἴ τις σπλάγχνα καὶ οἰκτιρμοί</w:t>
+      </w:r>
+    </w:p>
+    <w:p>
+      <w:pPr/>
+      <w:r>
+        <w:rPr>
+          <w:lang w:val="gu_IN" w:bidi="gu_IN"/>
+        </w:rPr>
+      </w:r>
+      <w:r>
+        <w:rPr>
+          <w:b/>
+          <w:lang w:val="gu_IN" w:bidi="gu_IN"/>
+        </w:rPr>
         <w:t>"જો પ્રેમનો કોઈ દિલાસો હોય, જો કોઈ આત્માની સંગત હોય, જો કોઈ સ્નેહ અને કરુણા હોય"</w:t>
       </w:r>
     </w:p>
@@ -12782,6 +13157,21 @@
           <w:b/>
           <w:lang w:val="gu_IN" w:bidi="gu_IN"/>
         </w:rPr>
+        <w:t>εἴ τις &amp; παράκλησις ἐν Χριστῷ</w:t>
+      </w:r>
+    </w:p>
+    <w:p>
+      <w:pPr/>
+      <w:r>
+        <w:rPr>
+          <w:lang w:val="gu_IN" w:bidi="gu_IN"/>
+        </w:rPr>
+      </w:r>
+      <w:r>
+        <w:rPr>
+          <w:b/>
+          <w:lang w:val="gu_IN" w:bidi="gu_IN"/>
+        </w:rPr>
         <w:t>"જો ખ્રિસ્તમાં {કોઈ} ઉત્તેજન {હોય"</w:t>
       </w:r>
     </w:p>
@@ -13924,6 +14314,21 @@
           <w:b/>
           <w:lang w:val="gu_IN" w:bidi="gu_IN"/>
         </w:rPr>
+        <w:t>τὸ αὐτὸ φρονῆτε</w:t>
+      </w:r>
+    </w:p>
+    <w:p>
+      <w:pPr/>
+      <w:r>
+        <w:rPr>
+          <w:lang w:val="gu_IN" w:bidi="gu_IN"/>
+        </w:rPr>
+      </w:r>
+      <w:r>
+        <w:rPr>
+          <w:b/>
+          <w:lang w:val="gu_IN" w:bidi="gu_IN"/>
+        </w:rPr>
         <w:t>"તમે સમાન વિચારી શકો"</w:t>
       </w:r>
     </w:p>
@@ -14194,6 +14599,21 @@
           <w:b/>
           <w:lang w:val="gu_IN" w:bidi="gu_IN"/>
         </w:rPr>
+        <w:t>τὸ ἓν φρονοῦντες</w:t>
+      </w:r>
+    </w:p>
+    <w:p>
+      <w:pPr/>
+      <w:r>
+        <w:rPr>
+          <w:lang w:val="gu_IN" w:bidi="gu_IN"/>
+        </w:rPr>
+      </w:r>
+      <w:r>
+        <w:rPr>
+          <w:b/>
+          <w:lang w:val="gu_IN" w:bidi="gu_IN"/>
+        </w:rPr>
         <w:t>"જીવમાં &amp; એક બાબત વિચારી શકો"</w:t>
       </w:r>
     </w:p>
@@ -14257,6 +14677,21 @@
           <w:b/>
           <w:lang w:val="gu_IN" w:bidi="gu_IN"/>
         </w:rPr>
+        <w:t>μηδὲν κατ’ ἐριθείαν</w:t>
+      </w:r>
+    </w:p>
+    <w:p>
+      <w:pPr/>
+      <w:r>
+        <w:rPr>
+          <w:lang w:val="gu_IN" w:bidi="gu_IN"/>
+        </w:rPr>
+      </w:r>
+      <w:r>
+        <w:rPr>
+          <w:b/>
+          <w:lang w:val="gu_IN" w:bidi="gu_IN"/>
+        </w:rPr>
         <w:t>"સ્વાર્થી મહત્વાકાંક્ષા &amp; પ્રમાણે કંઈ ન {કરો"</w:t>
       </w:r>
     </w:p>
@@ -14320,6 +14755,21 @@
           <w:b/>
           <w:lang w:val="gu_IN" w:bidi="gu_IN"/>
         </w:rPr>
+        <w:t>μηδὲ κατὰ κενοδοξίαν</w:t>
+      </w:r>
+    </w:p>
+    <w:p>
+      <w:pPr/>
+      <w:r>
+        <w:rPr>
+          <w:lang w:val="gu_IN" w:bidi="gu_IN"/>
+        </w:rPr>
+      </w:r>
+      <w:r>
+        <w:rPr>
+          <w:b/>
+          <w:lang w:val="gu_IN" w:bidi="gu_IN"/>
+        </w:rPr>
         <w:t>"કે ખાલી અભિમાન પ્રમાણે"</w:t>
       </w:r>
     </w:p>
@@ -14486,6 +14936,21 @@
           <w:b/>
           <w:lang w:val="gu_IN" w:bidi="gu_IN"/>
         </w:rPr>
+        <w:t>ἀλλὰ τῇ ταπεινοφροσύνῃ ἀλλήλους ἡγούμενοι ὑπερέχοντας ἑαυτῶν</w:t>
+      </w:r>
+    </w:p>
+    <w:p>
+      <w:pPr/>
+      <w:r>
+        <w:rPr>
+          <w:lang w:val="gu_IN" w:bidi="gu_IN"/>
+        </w:rPr>
+      </w:r>
+      <w:r>
+        <w:rPr>
+          <w:b/>
+          <w:lang w:val="gu_IN" w:bidi="gu_IN"/>
+        </w:rPr>
         <w:t>"પણ નમ્રતાથી બીજાને તમારા કરતાં વધુ સારા ગણો"</w:t>
       </w:r>
     </w:p>
@@ -14574,6 +15039,21 @@
           <w:b/>
           <w:lang w:val="gu_IN" w:bidi="gu_IN"/>
         </w:rPr>
+        <w:t>μὴ τὰ ἑαυτῶν ἕκαστος σκοποῦντες, ἀλλὰ καὶ τὰ ἑτέρων ἕκαστοι</w:t>
+      </w:r>
+    </w:p>
+    <w:p>
+      <w:pPr/>
+      <w:r>
+        <w:rPr>
+          <w:lang w:val="gu_IN" w:bidi="gu_IN"/>
+        </w:rPr>
+      </w:r>
+      <w:r>
+        <w:rPr>
+          <w:b/>
+          <w:lang w:val="gu_IN" w:bidi="gu_IN"/>
+        </w:rPr>
         <w:t>"દરેક પોતપોતાની બાબતોને ધ્યાનમાં લઈને નહિ, પણ એકબીજાની બાબતો પણ ધ્યાનમાં લઈને"</w:t>
       </w:r>
     </w:p>
@@ -14740,6 +15220,21 @@
           <w:b/>
           <w:lang w:val="gu_IN" w:bidi="gu_IN"/>
         </w:rPr>
+        <w:t>μὴ &amp; σκοποῦντες</w:t>
+      </w:r>
+    </w:p>
+    <w:p>
+      <w:pPr/>
+      <w:r>
+        <w:rPr>
+          <w:lang w:val="gu_IN" w:bidi="gu_IN"/>
+        </w:rPr>
+      </w:r>
+      <w:r>
+        <w:rPr>
+          <w:b/>
+          <w:lang w:val="gu_IN" w:bidi="gu_IN"/>
+        </w:rPr>
         <w:t>"ધ્યાનમાં લઈને નહિ"</w:t>
       </w:r>
     </w:p>
@@ -15022,6 +15517,21 @@
           <w:b/>
           <w:lang w:val="gu_IN" w:bidi="gu_IN"/>
         </w:rPr>
+        <w:t>τοῦτο φρονεῖτε ἐν ὑμῖν, ὃ καὶ ἐν Χριστῷ Ἰησοῦ</w:t>
+      </w:r>
+    </w:p>
+    <w:p>
+      <w:pPr/>
+      <w:r>
+        <w:rPr>
+          <w:lang w:val="gu_IN" w:bidi="gu_IN"/>
+        </w:rPr>
+      </w:r>
+      <w:r>
+        <w:rPr>
+          <w:b/>
+          <w:lang w:val="gu_IN" w:bidi="gu_IN"/>
+        </w:rPr>
         <w:t>"તમારામાં પણ એવું વલણ રાખો જે ખ્રિસ્ત ઈસુમાં પણ {હતું"</w:t>
       </w:r>
     </w:p>
@@ -15085,6 +15595,21 @@
           <w:b/>
           <w:lang w:val="gu_IN" w:bidi="gu_IN"/>
         </w:rPr>
+        <w:t>τοῦτο φρονεῖτε ἐν ὑμῖν, ὃ καὶ ἐν Χριστῷ Ἰησοῦ</w:t>
+      </w:r>
+    </w:p>
+    <w:p>
+      <w:pPr/>
+      <w:r>
+        <w:rPr>
+          <w:lang w:val="gu_IN" w:bidi="gu_IN"/>
+        </w:rPr>
+      </w:r>
+      <w:r>
+        <w:rPr>
+          <w:b/>
+          <w:lang w:val="gu_IN" w:bidi="gu_IN"/>
+        </w:rPr>
         <w:t>"તમારામાં પણ એવું વલણ રાખો જે ખ્રિસ્ત ઈસુમાં પણ {હતું"</w:t>
       </w:r>
     </w:p>
@@ -15445,6 +15970,21 @@
           <w:b/>
           <w:lang w:val="gu_IN" w:bidi="gu_IN"/>
         </w:rPr>
+        <w:t>οὐχ &amp; ἡγήσατο</w:t>
+      </w:r>
+    </w:p>
+    <w:p>
+      <w:pPr/>
+      <w:r>
+        <w:rPr>
+          <w:lang w:val="gu_IN" w:bidi="gu_IN"/>
+        </w:rPr>
+      </w:r>
+      <w:r>
+        <w:rPr>
+          <w:b/>
+          <w:lang w:val="gu_IN" w:bidi="gu_IN"/>
+        </w:rPr>
         <w:t>"માન્યું નહિ"</w:t>
       </w:r>
     </w:p>
@@ -15494,6 +16034,21 @@
         <w:rPr>
           <w:lang w:val="gu_IN" w:bidi="gu_IN"/>
         </w:rPr>
+      </w:r>
+    </w:p>
+    <w:p>
+      <w:pPr/>
+      <w:r>
+        <w:rPr>
+          <w:lang w:val="gu_IN" w:bidi="gu_IN"/>
+        </w:rPr>
+      </w:r>
+      <w:r>
+        <w:rPr>
+          <w:b/>
+          <w:lang w:val="gu_IN" w:bidi="gu_IN"/>
+        </w:rPr>
+        <w:t>ἁρπαγμὸν</w:t>
       </w:r>
     </w:p>
     <w:p>
@@ -16748,6 +17303,21 @@
           <w:b/>
           <w:lang w:val="gu_IN" w:bidi="gu_IN"/>
         </w:rPr>
+        <w:t>γενόμενος ὑπήκοος μέχρι θανάτου, θανάτου δὲ σταυροῦ</w:t>
+      </w:r>
+    </w:p>
+    <w:p>
+      <w:pPr/>
+      <w:r>
+        <w:rPr>
+          <w:lang w:val="gu_IN" w:bidi="gu_IN"/>
+        </w:rPr>
+      </w:r>
+      <w:r>
+        <w:rPr>
+          <w:b/>
+          <w:lang w:val="gu_IN" w:bidi="gu_IN"/>
+        </w:rPr>
         <w:t>"મૃત્યુ સુધી આજ્ઞાકારી બનીને, વધસ્તંભ પરના મૃત્યુ સુધી પણ"</w:t>
       </w:r>
     </w:p>
@@ -17180,6 +17750,21 @@
           <w:b/>
           <w:lang w:val="gu_IN" w:bidi="gu_IN"/>
         </w:rPr>
+        <w:t>αὐτὸν ὑπερύψωσεν</w:t>
+      </w:r>
+    </w:p>
+    <w:p>
+      <w:pPr/>
+      <w:r>
+        <w:rPr>
+          <w:lang w:val="gu_IN" w:bidi="gu_IN"/>
+        </w:rPr>
+      </w:r>
+      <w:r>
+        <w:rPr>
+          <w:b/>
+          <w:lang w:val="gu_IN" w:bidi="gu_IN"/>
+        </w:rPr>
         <w:t>"તેમને ખૂબ જ ઊંચા કર્યા"</w:t>
       </w:r>
     </w:p>
@@ -17546,6 +18131,21 @@
           <w:b/>
           <w:lang w:val="gu_IN" w:bidi="gu_IN"/>
         </w:rPr>
+        <w:t>ἐν τῷ ὀνόματι Ἰησοῦ, πᾶν γόνυ κάμψῃ</w:t>
+      </w:r>
+    </w:p>
+    <w:p>
+      <w:pPr/>
+      <w:r>
+        <w:rPr>
+          <w:lang w:val="gu_IN" w:bidi="gu_IN"/>
+        </w:rPr>
+      </w:r>
+      <w:r>
+        <w:rPr>
+          <w:b/>
+          <w:lang w:val="gu_IN" w:bidi="gu_IN"/>
+        </w:rPr>
         <w:t>"પર &amp; ઈસુના નામ &amp; દરેક ઘૂંટણ નમશે"</w:t>
       </w:r>
     </w:p>
@@ -17828,6 +18428,21 @@
           <w:b/>
           <w:lang w:val="gu_IN" w:bidi="gu_IN"/>
         </w:rPr>
+        <w:t>εἰς δόξαν Θεοῦ Πατρὸς</w:t>
+      </w:r>
+    </w:p>
+    <w:p>
+      <w:pPr/>
+      <w:r>
+        <w:rPr>
+          <w:lang w:val="gu_IN" w:bidi="gu_IN"/>
+        </w:rPr>
+      </w:r>
+      <w:r>
+        <w:rPr>
+          <w:b/>
+          <w:lang w:val="gu_IN" w:bidi="gu_IN"/>
+        </w:rPr>
         <w:t>"ઈશ્વર પિતાના મહિમા માટે"</w:t>
       </w:r>
     </w:p>
@@ -18225,6 +18840,21 @@
           <w:b/>
           <w:lang w:val="gu_IN" w:bidi="gu_IN"/>
         </w:rPr>
+        <w:t>ὡς ἐν τῇ παρουσίᾳ μου</w:t>
+      </w:r>
+    </w:p>
+    <w:p>
+      <w:pPr/>
+      <w:r>
+        <w:rPr>
+          <w:lang w:val="gu_IN" w:bidi="gu_IN"/>
+        </w:rPr>
+      </w:r>
+      <w:r>
+        <w:rPr>
+          <w:b/>
+          <w:lang w:val="gu_IN" w:bidi="gu_IN"/>
+        </w:rPr>
         <w:t>"મારી હાજરીમાં જ"</w:t>
       </w:r>
     </w:p>
@@ -18288,6 +18918,21 @@
           <w:b/>
           <w:lang w:val="gu_IN" w:bidi="gu_IN"/>
         </w:rPr>
+        <w:t>ἐν τῇ ἀπουσίᾳ μου</w:t>
+      </w:r>
+    </w:p>
+    <w:p>
+      <w:pPr/>
+      <w:r>
+        <w:rPr>
+          <w:lang w:val="gu_IN" w:bidi="gu_IN"/>
+        </w:rPr>
+      </w:r>
+      <w:r>
+        <w:rPr>
+          <w:b/>
+          <w:lang w:val="gu_IN" w:bidi="gu_IN"/>
+        </w:rPr>
         <w:t>"મારી ગેરહાજરીમાં પણ"</w:t>
       </w:r>
     </w:p>
@@ -18765,6 +19410,21 @@
           <w:b/>
           <w:lang w:val="gu_IN" w:bidi="gu_IN"/>
         </w:rPr>
+        <w:t>καὶ τὸ θέλειν, καὶ τὸ ἐνεργεῖν, ὑπὲρ τῆς εὐδοκίας</w:t>
+      </w:r>
+    </w:p>
+    <w:p>
+      <w:pPr/>
+      <w:r>
+        <w:rPr>
+          <w:lang w:val="gu_IN" w:bidi="gu_IN"/>
+        </w:rPr>
+      </w:r>
+      <w:r>
+        <w:rPr>
+          <w:b/>
+          <w:lang w:val="gu_IN" w:bidi="gu_IN"/>
+        </w:rPr>
         <w:t>"બંને, ઈચ્છા અને {તેમના} સારા આનંદ માટે કાર્ય"</w:t>
       </w:r>
     </w:p>
@@ -20399,6 +21059,21 @@
         <w:rPr>
           <w:lang w:val="gu_IN" w:bidi="gu_IN"/>
         </w:rPr>
+      </w:r>
+    </w:p>
+    <w:p>
+      <w:pPr/>
+      <w:r>
+        <w:rPr>
+          <w:lang w:val="gu_IN" w:bidi="gu_IN"/>
+        </w:rPr>
+      </w:r>
+      <w:r>
+        <w:rPr>
+          <w:b/>
+          <w:lang w:val="gu_IN" w:bidi="gu_IN"/>
+        </w:rPr>
+        <w:t>εἰς καύχημα ἐμοὶ</w:t>
       </w:r>
     </w:p>
     <w:p>
@@ -21320,6 +21995,21 @@
           <w:b/>
           <w:lang w:val="gu_IN" w:bidi="gu_IN"/>
         </w:rPr>
+        <w:t>σπένδομαι</w:t>
+      </w:r>
+    </w:p>
+    <w:p>
+      <w:pPr/>
+      <w:r>
+        <w:rPr>
+          <w:lang w:val="gu_IN" w:bidi="gu_IN"/>
+        </w:rPr>
+      </w:r>
+      <w:r>
+        <w:rPr>
+          <w:b/>
+          <w:lang w:val="gu_IN" w:bidi="gu_IN"/>
+        </w:rPr>
         <w:t>"હું &amp; અર્પણ તરીકે રેડાવામાં આવી રહ્યો છું"</w:t>
       </w:r>
     </w:p>
@@ -21394,6 +22084,21 @@
         <w:rPr>
           <w:lang w:val="gu_IN" w:bidi="gu_IN"/>
         </w:rPr>
+      </w:r>
+    </w:p>
+    <w:p>
+      <w:pPr/>
+      <w:r>
+        <w:rPr>
+          <w:lang w:val="gu_IN" w:bidi="gu_IN"/>
+        </w:rPr>
+      </w:r>
+      <w:r>
+        <w:rPr>
+          <w:b/>
+          <w:lang w:val="gu_IN" w:bidi="gu_IN"/>
+        </w:rPr>
+        <w:t>ἐπὶ τῇ θυσίᾳ καὶ λειτουργίᾳ τῆς πίστεως ὑμῶν</w:t>
       </w:r>
     </w:p>
     <w:p>
@@ -21923,6 +22628,21 @@
           <w:b/>
           <w:lang w:val="gu_IN" w:bidi="gu_IN"/>
         </w:rPr>
+        <w:t>ἐλπίζω δὲ ἐν Κυρίῳ Ἰησοῦ</w:t>
+      </w:r>
+    </w:p>
+    <w:p>
+      <w:pPr/>
+      <w:r>
+        <w:rPr>
+          <w:lang w:val="gu_IN" w:bidi="gu_IN"/>
+        </w:rPr>
+      </w:r>
+      <w:r>
+        <w:rPr>
+          <w:b/>
+          <w:lang w:val="gu_IN" w:bidi="gu_IN"/>
+        </w:rPr>
         <w:t>"હવે &amp; હું પ્રભુ ઈસુમાં આશા રાખું છું"</w:t>
       </w:r>
     </w:p>
@@ -22018,6 +22738,21 @@
           <w:b/>
           <w:lang w:val="gu_IN" w:bidi="gu_IN"/>
         </w:rPr>
+        <w:t>οὐδένα γὰρ ἔχω ἰσόψυχον</w:t>
+      </w:r>
+    </w:p>
+    <w:p>
+      <w:pPr/>
+      <w:r>
+        <w:rPr>
+          <w:lang w:val="gu_IN" w:bidi="gu_IN"/>
+        </w:rPr>
+      </w:r>
+      <w:r>
+        <w:rPr>
+          <w:b/>
+          <w:lang w:val="gu_IN" w:bidi="gu_IN"/>
+        </w:rPr>
         <w:t>"કેમ કે મારી પાસે સમાન-વિચારવાળો કોઈ નથી"</w:t>
       </w:r>
     </w:p>
@@ -22081,6 +22816,21 @@
           <w:b/>
           <w:lang w:val="gu_IN" w:bidi="gu_IN"/>
         </w:rPr>
+        <w:t>οἱ πάντες γὰρ τὰ ἑαυτῶν ζητοῦσιν, οὐ τὰ Ἰησοῦ Χριστοῦ</w:t>
+      </w:r>
+    </w:p>
+    <w:p>
+      <w:pPr/>
+      <w:r>
+        <w:rPr>
+          <w:lang w:val="gu_IN" w:bidi="gu_IN"/>
+        </w:rPr>
+      </w:r>
+      <w:r>
+        <w:rPr>
+          <w:b/>
+          <w:lang w:val="gu_IN" w:bidi="gu_IN"/>
+        </w:rPr>
         <w:t>"કારણ કે તેઓ બધા પોતપોતાની બાબતો શોધે છે, નહિ કે ઈસુ ખ્રિસ્તની બાબતો"</w:t>
       </w:r>
     </w:p>
@@ -22478,6 +23228,21 @@
           <w:b/>
           <w:lang w:val="gu_IN" w:bidi="gu_IN"/>
         </w:rPr>
+        <w:t>πέποιθα &amp; ἐν Κυρίῳ, ὅτι καὶ αὐτὸς ταχέως ἐλεύσομαι</w:t>
+      </w:r>
+    </w:p>
+    <w:p>
+      <w:pPr/>
+      <w:r>
+        <w:rPr>
+          <w:lang w:val="gu_IN" w:bidi="gu_IN"/>
+        </w:rPr>
+      </w:r>
+      <w:r>
+        <w:rPr>
+          <w:b/>
+          <w:lang w:val="gu_IN" w:bidi="gu_IN"/>
+        </w:rPr>
         <w:t>"મને પ્રભુમાં વિશ્વાસ છે કે હું પોતે પણ જલ્દી આવીશ"</w:t>
       </w:r>
     </w:p>
@@ -22644,6 +23409,21 @@
           <w:b/>
           <w:lang w:val="gu_IN" w:bidi="gu_IN"/>
         </w:rPr>
+        <w:t>ὅτι καὶ αὐτὸς ταχέως ἐλεύσομαι</w:t>
+      </w:r>
+    </w:p>
+    <w:p>
+      <w:pPr/>
+      <w:r>
+        <w:rPr>
+          <w:lang w:val="gu_IN" w:bidi="gu_IN"/>
+        </w:rPr>
+      </w:r>
+      <w:r>
+        <w:rPr>
+          <w:b/>
+          <w:lang w:val="gu_IN" w:bidi="gu_IN"/>
+        </w:rPr>
         <w:t>"કે હું પોતે પણ જલ્દી આવીશ"</w:t>
       </w:r>
     </w:p>
@@ -23061,6 +23841,21 @@
           <w:b/>
           <w:lang w:val="gu_IN" w:bidi="gu_IN"/>
         </w:rPr>
+        <w:t>ὑμῶν &amp; ἀπόστολον καὶ λειτουργὸν τῆς χρείας μου</w:t>
+      </w:r>
+    </w:p>
+    <w:p>
+      <w:pPr/>
+      <w:r>
+        <w:rPr>
+          <w:lang w:val="gu_IN" w:bidi="gu_IN"/>
+        </w:rPr>
+      </w:r>
+      <w:r>
+        <w:rPr>
+          <w:b/>
+          <w:lang w:val="gu_IN" w:bidi="gu_IN"/>
+        </w:rPr>
         <w:t>"મારી &amp; માટે તમારા સંદેશવાહક અને સેવક &amp; જરૂરી"</w:t>
       </w:r>
     </w:p>
@@ -23124,6 +23919,21 @@
           <w:b/>
           <w:lang w:val="gu_IN" w:bidi="gu_IN"/>
         </w:rPr>
+        <w:t>ἐπιποθῶν ἦν πάντας ὑμᾶς, καὶ ἀδημονῶν</w:t>
+      </w:r>
+    </w:p>
+    <w:p>
+      <w:pPr/>
+      <w:r>
+        <w:rPr>
+          <w:lang w:val="gu_IN" w:bidi="gu_IN"/>
+        </w:rPr>
+      </w:r>
+      <w:r>
+        <w:rPr>
+          <w:b/>
+          <w:lang w:val="gu_IN" w:bidi="gu_IN"/>
+        </w:rPr>
         <w:t>"તમારી સાથે રહેવાને તે ઝંખી રહ્યો છે, અને તે દુઃખી છે"</w:t>
       </w:r>
     </w:p>
@@ -23187,6 +23997,21 @@
           <w:b/>
           <w:lang w:val="gu_IN" w:bidi="gu_IN"/>
         </w:rPr>
+        <w:t>ἐπειδὴ ἐπιποθῶν ἦν πάντας ὑμᾶς, καὶ ἀδημονῶν διότι ἠκούσατε ὅτι ἠσθένησεν</w:t>
+      </w:r>
+    </w:p>
+    <w:p>
+      <w:pPr/>
+      <w:r>
+        <w:rPr>
+          <w:lang w:val="gu_IN" w:bidi="gu_IN"/>
+        </w:rPr>
+      </w:r>
+      <w:r>
+        <w:rPr>
+          <w:b/>
+          <w:lang w:val="gu_IN" w:bidi="gu_IN"/>
+        </w:rPr>
         <w:t>"તે જોઈને કે તમારી સાથે રહેવાને તે ઝંખી રહ્યો છે, અને તે દુઃખી છે કારણ કે તમે સાંભળ્યું છે કે તે બીમાર છે"</w:t>
       </w:r>
     </w:p>
@@ -23275,6 +24100,21 @@
           <w:b/>
           <w:lang w:val="gu_IN" w:bidi="gu_IN"/>
         </w:rPr>
+        <w:t>καὶ γὰρ ἠσθένησεν παραπλήσιον θανάτῳ, ἀλλὰ ὁ Θεὸς ἠλέησεν αὐτόν, οὐκ αὐτὸν δὲ μόνον, ἀλλὰ καὶ ἐμέ, ἵνα μὴ λύπην ἐπὶ λύπην σχῶ</w:t>
+      </w:r>
+    </w:p>
+    <w:p>
+      <w:pPr/>
+      <w:r>
+        <w:rPr>
+          <w:lang w:val="gu_IN" w:bidi="gu_IN"/>
+        </w:rPr>
+      </w:r>
+      <w:r>
+        <w:rPr>
+          <w:b/>
+          <w:lang w:val="gu_IN" w:bidi="gu_IN"/>
+        </w:rPr>
         <w:t>"કેમ કે ખરેખર તે લગભગ મૃત્યુને આંબી ગયો હતો, પણ ઈશ્વરે તેના પર દયા કરી, અને માત્ર તેના પર જ નહિ, પણ મારા પર પણ, જેથી મને દુઃખ પર દુઃખ ન થાય"</w:t>
       </w:r>
     </w:p>
@@ -23794,6 +24634,21 @@
           <w:b/>
           <w:lang w:val="gu_IN" w:bidi="gu_IN"/>
         </w:rPr>
+        <w:t>σπουδαιοτέρως οὖν ἔπεμψα αὐτὸν, ἵνα ἰδόντες αὐτὸν πάλιν, χαρῆτε κἀγὼ ἀλυπότερος ὦ</w:t>
+      </w:r>
+    </w:p>
+    <w:p>
+      <w:pPr/>
+      <w:r>
+        <w:rPr>
+          <w:lang w:val="gu_IN" w:bidi="gu_IN"/>
+        </w:rPr>
+      </w:r>
+      <w:r>
+        <w:rPr>
+          <w:b/>
+          <w:lang w:val="gu_IN" w:bidi="gu_IN"/>
+        </w:rPr>
         <w:t>"તેથી, મેં તેને વધુ આતુરતાથી મોકલ્યો, જેથી, તેને ફરીથી જોઈને, તમે આનંદ કરો, અને હું પીડાથી મુક્ત થઈ શકું"</w:t>
       </w:r>
     </w:p>
@@ -24463,6 +25318,21 @@
           <w:b/>
           <w:lang w:val="gu_IN" w:bidi="gu_IN"/>
         </w:rPr>
+        <w:t>ὅτι διὰ τὸ ἔργον Χριστοῦ μέχρι θανάτου ἤγγισεν, παραβολευσάμενος τῇ ψυχῇ, ἵνα ἀναπληρώσῃ τὸ ὑμῶν ὑστέρημα, τῆς πρός με λειτουργίας</w:t>
+      </w:r>
+    </w:p>
+    <w:p>
+      <w:pPr/>
+      <w:r>
+        <w:rPr>
+          <w:lang w:val="gu_IN" w:bidi="gu_IN"/>
+        </w:rPr>
+      </w:r>
+      <w:r>
+        <w:rPr>
+          <w:b/>
+          <w:lang w:val="gu_IN" w:bidi="gu_IN"/>
+        </w:rPr>
         <w:t>"કારણ કે ખ્રિસ્તના કાર્યને લીધે, તે મૃત્યુની પણ નજીક આવ્યો, તેણે {પોતાનો} જીવ જોખમમાં મૂક્યો, જેથી તે મારી સેવામાં તમારી ઉણપ પૂરી કરી શકે"</w:t>
       </w:r>
     </w:p>
@@ -25035,6 +25905,21 @@
           <w:b/>
           <w:lang w:val="gu_IN" w:bidi="gu_IN"/>
         </w:rPr>
+        <w:t>ἵνα ἀναπληρώσῃ τὸ ὑμῶν ὑστέρημα, τῆς πρός με λειτουργίας</w:t>
+      </w:r>
+    </w:p>
+    <w:p>
+      <w:pPr/>
+      <w:r>
+        <w:rPr>
+          <w:lang w:val="gu_IN" w:bidi="gu_IN"/>
+        </w:rPr>
+      </w:r>
+      <w:r>
+        <w:rPr>
+          <w:b/>
+          <w:lang w:val="gu_IN" w:bidi="gu_IN"/>
+        </w:rPr>
         <w:t>"પોતાનો &amp; જેથી તે મારી સેવામાં તમારી ઉણપ પૂરી કરી શકે"</w:t>
       </w:r>
     </w:p>
@@ -25981,6 +26866,21 @@
           <w:b/>
           <w:lang w:val="gu_IN" w:bidi="gu_IN"/>
         </w:rPr>
+        <w:t>τοὺς κύνας &amp; τοὺς κακοὺς ἐργάτας &amp; τὴν κατατομήν</w:t>
+      </w:r>
+    </w:p>
+    <w:p>
+      <w:pPr/>
+      <w:r>
+        <w:rPr>
+          <w:lang w:val="gu_IN" w:bidi="gu_IN"/>
+        </w:rPr>
+      </w:r>
+      <w:r>
+        <w:rPr>
+          <w:b/>
+          <w:lang w:val="gu_IN" w:bidi="gu_IN"/>
+        </w:rPr>
         <w:t>"કૂતરાથી &amp; દુષ્ટ કામદારોથી &amp; અંગછેદનથી"</w:t>
       </w:r>
     </w:p>
@@ -26773,6 +27673,21 @@
           <w:b/>
           <w:lang w:val="gu_IN" w:bidi="gu_IN"/>
         </w:rPr>
+        <w:t>οἱ Πνεύματι Θεοῦ λατρεύοντες</w:t>
+      </w:r>
+    </w:p>
+    <w:p>
+      <w:pPr/>
+      <w:r>
+        <w:rPr>
+          <w:lang w:val="gu_IN" w:bidi="gu_IN"/>
+        </w:rPr>
+      </w:r>
+      <w:r>
+        <w:rPr>
+          <w:b/>
+          <w:lang w:val="gu_IN" w:bidi="gu_IN"/>
+        </w:rPr>
         <w:t>"જેઓ ઈશ્વરના આત્માથી ભજન કરે છે"</w:t>
       </w:r>
     </w:p>
@@ -27179,6 +28094,21 @@
           <w:b/>
           <w:lang w:val="gu_IN" w:bidi="gu_IN"/>
         </w:rPr>
+        <w:t>ἐγὼ ἔχων πεποίθησιν καὶ ἐν σαρκί. εἴ τις δοκεῖ ἄλλος πεποιθέναι ἐν σαρκί, ἐγὼ μᾶλλον</w:t>
+      </w:r>
+    </w:p>
+    <w:p>
+      <w:pPr/>
+      <w:r>
+        <w:rPr>
+          <w:lang w:val="gu_IN" w:bidi="gu_IN"/>
+        </w:rPr>
+      </w:r>
+      <w:r>
+        <w:rPr>
+          <w:b/>
+          <w:lang w:val="gu_IN" w:bidi="gu_IN"/>
+        </w:rPr>
         <w:t>"હું મારી જાતને પણ દેહમાં વિશ્વાસ ધરાવતો હતો. જો કોઈ અન્ય વ્યક્તિ દેહમાં વિશ્વાસ રાખવાનું વિચારે છે, તો હું તેનાથી પણ વધુ"</w:t>
       </w:r>
     </w:p>
@@ -27569,6 +28499,21 @@
           <w:b/>
           <w:lang w:val="gu_IN" w:bidi="gu_IN"/>
         </w:rPr>
+        <w:t>κατὰ ζῆλος διώκων τὴν ἐκκλησίαν, κατὰ δικαιοσύνην τὴν ἐν νόμῳ γενόμενος ἄμεμπτος</w:t>
+      </w:r>
+    </w:p>
+    <w:p>
+      <w:pPr/>
+      <w:r>
+        <w:rPr>
+          <w:lang w:val="gu_IN" w:bidi="gu_IN"/>
+        </w:rPr>
+      </w:r>
+      <w:r>
+        <w:rPr>
+          <w:b/>
+          <w:lang w:val="gu_IN" w:bidi="gu_IN"/>
+        </w:rPr>
         <w:t>"ઉત્સાહ અનુસાર, મંડળીની સતાવણી કરનાર; નિયમશાસ્ત્રમાં જે ન્યાયીપણું {છે} તે પ્રમાણે, નિર્દોષ ઠરીને"</w:t>
       </w:r>
     </w:p>
@@ -27903,6 +28848,21 @@
           <w:b/>
           <w:lang w:val="gu_IN" w:bidi="gu_IN"/>
         </w:rPr>
+        <w:t>κατὰ δικαιοσύνην τὴν ἐν νόμῳ γενόμενος ἄμεμπτος</w:t>
+      </w:r>
+    </w:p>
+    <w:p>
+      <w:pPr/>
+      <w:r>
+        <w:rPr>
+          <w:lang w:val="gu_IN" w:bidi="gu_IN"/>
+        </w:rPr>
+      </w:r>
+      <w:r>
+        <w:rPr>
+          <w:b/>
+          <w:lang w:val="gu_IN" w:bidi="gu_IN"/>
+        </w:rPr>
         <w:t>"નિયમશાસ્ત્રમાં જે ન્યાયીપણું {છે} તે પ્રમાણે, નિર્દોષ ઠરીને"</w:t>
       </w:r>
     </w:p>
@@ -27971,6 +28931,21 @@
         <w:rPr>
           <w:lang w:val="gu_IN" w:bidi="gu_IN"/>
         </w:rPr>
+      </w:r>
+    </w:p>
+    <w:p>
+      <w:pPr/>
+      <w:r>
+        <w:rPr>
+          <w:lang w:val="gu_IN" w:bidi="gu_IN"/>
+        </w:rPr>
+      </w:r>
+      <w:r>
+        <w:rPr>
+          <w:b/>
+          <w:lang w:val="gu_IN" w:bidi="gu_IN"/>
+        </w:rPr>
+        <w:t>ἅτινα ἦν μοι κέρδη, ταῦτα ἥγημαι διὰ τὸν Χριστὸν ζημίαν</w:t>
       </w:r>
     </w:p>
     <w:p>
@@ -28426,6 +29401,21 @@
           <w:b/>
           <w:lang w:val="gu_IN" w:bidi="gu_IN"/>
         </w:rPr>
+        <w:t>ταῦτα ἥγημαι διὰ τὸν Χριστὸν ζημίαν</w:t>
+      </w:r>
+    </w:p>
+    <w:p>
+      <w:pPr/>
+      <w:r>
+        <w:rPr>
+          <w:lang w:val="gu_IN" w:bidi="gu_IN"/>
+        </w:rPr>
+      </w:r>
+      <w:r>
+        <w:rPr>
+          <w:b/>
+          <w:lang w:val="gu_IN" w:bidi="gu_IN"/>
+        </w:rPr>
         <w:t>"તે {બાબતોને} હું ખ્રિસ્તને ખાતર નુકસાન ગણું છું"</w:t>
       </w:r>
     </w:p>
@@ -28527,6 +29517,21 @@
           <w:b/>
           <w:lang w:val="gu_IN" w:bidi="gu_IN"/>
         </w:rPr>
+        <w:t>ἀλλὰ μενοῦνγε καὶ ἡγοῦμαι πάντα ζημίαν εἶναι, διὰ τὸ ὑπερέχον τῆς γνώσεως Χριστοῦ Ἰησοῦ τοῦ Κυρίου μου, δι’ ὃν τὰ πάντα ἐζημιώθην καὶ ἡγοῦμαι σκύβαλα, ἵνα Χριστὸν κερδήσω</w:t>
+      </w:r>
+    </w:p>
+    <w:p>
+      <w:pPr/>
+      <w:r>
+        <w:rPr>
+          <w:lang w:val="gu_IN" w:bidi="gu_IN"/>
+        </w:rPr>
+      </w:r>
+      <w:r>
+        <w:rPr>
+          <w:b/>
+          <w:lang w:val="gu_IN" w:bidi="gu_IN"/>
+        </w:rPr>
         <w:t>"પણ તેનાથી વિપરિત, મારા પ્રભુ ખ્રિસ્ત ઈસુના જ્ઞાનના અતિશય મૂલ્યને લીધે હું સઘળી બાબતોને પણ નુકસાન ગણું છું, જેમના લીધે મેં બધી વસ્તુઓ ગુમાવી છે - અને હું તેઓને ગોબર ગણું છું - જેથી હું ખ્રિસ્તને પ્રાપ્ત કરી શકું"</w:t>
       </w:r>
     </w:p>
@@ -28602,6 +29607,21 @@
           <w:b/>
           <w:lang w:val="gu_IN" w:bidi="gu_IN"/>
         </w:rPr>
+        <w:t>ἡγοῦμαι</w:t>
+      </w:r>
+    </w:p>
+    <w:p>
+      <w:pPr/>
+      <w:r>
+        <w:rPr>
+          <w:lang w:val="gu_IN" w:bidi="gu_IN"/>
+        </w:rPr>
+      </w:r>
+      <w:r>
+        <w:rPr>
+          <w:b/>
+          <w:lang w:val="gu_IN" w:bidi="gu_IN"/>
+        </w:rPr>
         <w:t>"હું &amp; ગણું છું"</w:t>
       </w:r>
     </w:p>
@@ -28781,6 +29801,21 @@
           <w:b/>
           <w:lang w:val="gu_IN" w:bidi="gu_IN"/>
         </w:rPr>
+        <w:t>καὶ ἡγοῦμαι πάντα ζημίαν εἶναι, διὰ τὸ ὑπερέχον τῆς γνώσεως Χριστοῦ Ἰησοῦ τοῦ Κυρίου μου</w:t>
+      </w:r>
+    </w:p>
+    <w:p>
+      <w:pPr/>
+      <w:r>
+        <w:rPr>
+          <w:lang w:val="gu_IN" w:bidi="gu_IN"/>
+        </w:rPr>
+      </w:r>
+      <w:r>
+        <w:rPr>
+          <w:b/>
+          <w:lang w:val="gu_IN" w:bidi="gu_IN"/>
+        </w:rPr>
         <w:t>"મારા પ્રભુ ખ્રિસ્ત ઈસુના જ્ઞાનના અતિશય મૂલ્યને લીધે હું સઘળી બાબતોને પણ નુકસાન ગણું છું"</w:t>
       </w:r>
     </w:p>
@@ -28895,7 +29930,7 @@
           <w:b/>
           <w:lang w:val="gu_IN" w:bidi="gu_IN"/>
         </w:rPr>
-        <w:t>καὶ ἡγοῦμαι πάντα ζημίαν εἶναι, διὰ τὸ ὑπερέχον τῆς γνώσεως Χριστοῦ Ἰησοῦ τοῦ Κυρίου μου</w:t>
+        <w:t>διὰ τὸ ὑπερέχον τῆς γνώσεως Χριστοῦ Ἰησοῦ τοῦ Κυρίου μου</w:t>
       </w:r>
     </w:p>
     <w:p>
@@ -29011,6 +30046,21 @@
           <w:b/>
           <w:lang w:val="gu_IN" w:bidi="gu_IN"/>
         </w:rPr>
+        <w:t>διὰ τὸ ὑπερέχον τῆς γνώσεως Χριστοῦ Ἰησοῦ τοῦ Κυρίου μου</w:t>
+      </w:r>
+    </w:p>
+    <w:p>
+      <w:pPr/>
+      <w:r>
+        <w:rPr>
+          <w:lang w:val="gu_IN" w:bidi="gu_IN"/>
+        </w:rPr>
+      </w:r>
+      <w:r>
+        <w:rPr>
+          <w:b/>
+          <w:lang w:val="gu_IN" w:bidi="gu_IN"/>
+        </w:rPr>
         <w:t>"મારા પ્રભુ ખ્રિસ્ત ઈસુના જ્ઞાનના અતિશય મૂલ્યને લીધે"</w:t>
       </w:r>
     </w:p>
@@ -29177,6 +30227,21 @@
           <w:b/>
           <w:lang w:val="gu_IN" w:bidi="gu_IN"/>
         </w:rPr>
+        <w:t>δι’ ὃν τὰ πάντα ἐζημιώθην</w:t>
+      </w:r>
+    </w:p>
+    <w:p>
+      <w:pPr/>
+      <w:r>
+        <w:rPr>
+          <w:lang w:val="gu_IN" w:bidi="gu_IN"/>
+        </w:rPr>
+      </w:r>
+      <w:r>
+        <w:rPr>
+          <w:b/>
+          <w:lang w:val="gu_IN" w:bidi="gu_IN"/>
+        </w:rPr>
         <w:t>"જેમના લીધે મેં બધી વસ્તુઓ ગુમાવી છે"</w:t>
       </w:r>
     </w:p>
@@ -29265,6 +30330,21 @@
           <w:b/>
           <w:lang w:val="gu_IN" w:bidi="gu_IN"/>
         </w:rPr>
+        <w:t>ἡγοῦμαι</w:t>
+      </w:r>
+    </w:p>
+    <w:p>
+      <w:pPr/>
+      <w:r>
+        <w:rPr>
+          <w:lang w:val="gu_IN" w:bidi="gu_IN"/>
+        </w:rPr>
+      </w:r>
+      <w:r>
+        <w:rPr>
+          <w:b/>
+          <w:lang w:val="gu_IN" w:bidi="gu_IN"/>
+        </w:rPr>
         <w:t>"હું તેઓને &amp; ગણું છું"</w:t>
       </w:r>
     </w:p>
@@ -29444,6 +30524,21 @@
           <w:b/>
           <w:lang w:val="gu_IN" w:bidi="gu_IN"/>
         </w:rPr>
+        <w:t>κερδήσω</w:t>
+      </w:r>
+    </w:p>
+    <w:p>
+      <w:pPr/>
+      <w:r>
+        <w:rPr>
+          <w:lang w:val="gu_IN" w:bidi="gu_IN"/>
+        </w:rPr>
+      </w:r>
+      <w:r>
+        <w:rPr>
+          <w:b/>
+          <w:lang w:val="gu_IN" w:bidi="gu_IN"/>
+        </w:rPr>
         <w:t>"હું &amp; પ્રાપ્ત કરી શકું"</w:t>
       </w:r>
     </w:p>
@@ -29720,6 +30815,21 @@
           <w:b/>
           <w:lang w:val="gu_IN" w:bidi="gu_IN"/>
         </w:rPr>
+        <w:t>μὴ ἔχων ἐμὴν δικαιοσύνην, τὴν ἐκ νόμου</w:t>
+      </w:r>
+    </w:p>
+    <w:p>
+      <w:pPr/>
+      <w:r>
+        <w:rPr>
+          <w:lang w:val="gu_IN" w:bidi="gu_IN"/>
+        </w:rPr>
+      </w:r>
+      <w:r>
+        <w:rPr>
+          <w:b/>
+          <w:lang w:val="gu_IN" w:bidi="gu_IN"/>
+        </w:rPr>
         <w:t>"મારી પોતાની ન્યાયીતાથી નહિ &amp; જે કાયદાથી {છે"</w:t>
       </w:r>
     </w:p>
@@ -29821,6 +30931,21 @@
           <w:b/>
           <w:lang w:val="gu_IN" w:bidi="gu_IN"/>
         </w:rPr>
+        <w:t>ἀλλὰ τὴν διὰ πίστεως Χριστοῦ</w:t>
+      </w:r>
+    </w:p>
+    <w:p>
+      <w:pPr/>
+      <w:r>
+        <w:rPr>
+          <w:lang w:val="gu_IN" w:bidi="gu_IN"/>
+        </w:rPr>
+      </w:r>
+      <w:r>
+        <w:rPr>
+          <w:b/>
+          <w:lang w:val="gu_IN" w:bidi="gu_IN"/>
+        </w:rPr>
         <w:t>"કે &amp; પણ જે ખ્રિસ્તમાં વિશ્વાસ દ્વારા {છે"</w:t>
       </w:r>
     </w:p>
@@ -30380,6 +31505,21 @@
           <w:b/>
           <w:lang w:val="gu_IN" w:bidi="gu_IN"/>
         </w:rPr>
+        <w:t>τοῦ γνῶναι αὐτὸν, καὶ τὴν δύναμιν τῆς ἀναστάσεως αὐτοῦ, καὶ κοινωνίαν παθημάτων αὐτοῦ, συμμορφιζόμενος τῷ θανάτῳ αὐτοῦ</w:t>
+      </w:r>
+    </w:p>
+    <w:p>
+      <w:pPr/>
+      <w:r>
+        <w:rPr>
+          <w:lang w:val="gu_IN" w:bidi="gu_IN"/>
+        </w:rPr>
+      </w:r>
+      <w:r>
+        <w:rPr>
+          <w:b/>
+          <w:lang w:val="gu_IN" w:bidi="gu_IN"/>
+        </w:rPr>
         <w:t>"તેમને અને તેમના પુનરુત્થાનની શક્તિ અને તેમની વેદનાની સહભાગિતા, તેમના મૃત્યુને અનુરૂપ હોવાનું જાણવા માટે"</w:t>
       </w:r>
     </w:p>
@@ -30578,6 +31718,21 @@
           <w:b/>
           <w:lang w:val="gu_IN" w:bidi="gu_IN"/>
         </w:rPr>
+        <w:t>τοῦ γνῶναι αὐτὸν, καὶ τὴν δύναμιν τῆς ἀναστάσεως αὐτοῦ, καὶ κοινωνίαν παθημάτων αὐτοῦ</w:t>
+      </w:r>
+    </w:p>
+    <w:p>
+      <w:pPr/>
+      <w:r>
+        <w:rPr>
+          <w:lang w:val="gu_IN" w:bidi="gu_IN"/>
+        </w:rPr>
+      </w:r>
+      <w:r>
+        <w:rPr>
+          <w:b/>
+          <w:lang w:val="gu_IN" w:bidi="gu_IN"/>
+        </w:rPr>
         <w:t>"તેમને અને તેમના પુનરુત્થાનની શક્તિ અને તેમની વેદનાની સહભાગિતા &amp; જાણવા માટે"</w:t>
       </w:r>
     </w:p>
@@ -30977,6 +32132,21 @@
           <w:b/>
           <w:lang w:val="gu_IN" w:bidi="gu_IN"/>
         </w:rPr>
+        <w:t>καὶ κοινωνίαν παθημάτων αὐτοῦ</w:t>
+      </w:r>
+    </w:p>
+    <w:p>
+      <w:pPr/>
+      <w:r>
+        <w:rPr>
+          <w:lang w:val="gu_IN" w:bidi="gu_IN"/>
+        </w:rPr>
+      </w:r>
+      <w:r>
+        <w:rPr>
+          <w:b/>
+          <w:lang w:val="gu_IN" w:bidi="gu_IN"/>
+        </w:rPr>
         <w:t>"તેમના &amp; અને &amp; વેદનાની સહભાગિતા"</w:t>
       </w:r>
     </w:p>
@@ -31168,6 +32338,21 @@
           <w:b/>
           <w:lang w:val="gu_IN" w:bidi="gu_IN"/>
         </w:rPr>
+        <w:t>συμμορφιζόμενος τῷ θανάτῳ αὐτοῦ</w:t>
+      </w:r>
+    </w:p>
+    <w:p>
+      <w:pPr/>
+      <w:r>
+        <w:rPr>
+          <w:lang w:val="gu_IN" w:bidi="gu_IN"/>
+        </w:rPr>
+      </w:r>
+      <w:r>
+        <w:rPr>
+          <w:b/>
+          <w:lang w:val="gu_IN" w:bidi="gu_IN"/>
+        </w:rPr>
         <w:t>"તેમના મૃત્યુને અનુરૂપ હોવાનું"</w:t>
       </w:r>
     </w:p>
@@ -31256,6 +32441,21 @@
           <w:b/>
           <w:lang w:val="gu_IN" w:bidi="gu_IN"/>
         </w:rPr>
+        <w:t>συμμορφιζόμενος τῷ θανάτῳ αὐτοῦ</w:t>
+      </w:r>
+    </w:p>
+    <w:p>
+      <w:pPr/>
+      <w:r>
+        <w:rPr>
+          <w:lang w:val="gu_IN" w:bidi="gu_IN"/>
+        </w:rPr>
+      </w:r>
+      <w:r>
+        <w:rPr>
+          <w:b/>
+          <w:lang w:val="gu_IN" w:bidi="gu_IN"/>
+        </w:rPr>
         <w:t>"તેમના મૃત્યુને અનુરૂપ હોવાનું"</w:t>
       </w:r>
     </w:p>
@@ -31344,6 +32544,21 @@
           <w:b/>
           <w:lang w:val="gu_IN" w:bidi="gu_IN"/>
         </w:rPr>
+        <w:t>τὴν ἐξανάστασιν τὴν ἐκ νεκρῶν</w:t>
+      </w:r>
+    </w:p>
+    <w:p>
+      <w:pPr/>
+      <w:r>
+        <w:rPr>
+          <w:lang w:val="gu_IN" w:bidi="gu_IN"/>
+        </w:rPr>
+      </w:r>
+      <w:r>
+        <w:rPr>
+          <w:b/>
+          <w:lang w:val="gu_IN" w:bidi="gu_IN"/>
+        </w:rPr>
         <w:t>"મૃત્યુંમાંથી જે પુનરુત્થાન {છે} તેને"</w:t>
       </w:r>
     </w:p>
@@ -31837,6 +33052,21 @@
           <w:b/>
           <w:lang w:val="gu_IN" w:bidi="gu_IN"/>
         </w:rPr>
+        <w:t>καταλάβω, ἐφ’ ᾧ καὶ κατελήμφθην ὑπὸ Χριστοῦ Ἰησοῦ</w:t>
+      </w:r>
+    </w:p>
+    <w:p>
+      <w:pPr/>
+      <w:r>
+        <w:rPr>
+          <w:lang w:val="gu_IN" w:bidi="gu_IN"/>
+        </w:rPr>
+      </w:r>
+      <w:r>
+        <w:rPr>
+          <w:b/>
+          <w:lang w:val="gu_IN" w:bidi="gu_IN"/>
+        </w:rPr>
         <w:t>"કદાચ હું તે &amp; પકડી શકું કે જેના માટે મને પણ ખ્રિસ્ત ઈસુ દ્વારા પકડવામાં આવ્યો હતો"</w:t>
       </w:r>
     </w:p>
@@ -32812,6 +34042,21 @@
           <w:b/>
           <w:lang w:val="gu_IN" w:bidi="gu_IN"/>
         </w:rPr>
+        <w:t>κατὰ σκοπὸν διώκω εἰς τὸ βραβεῖον τῆς ἄνω κλήσεως τοῦ Θεοῦ ἐν Χριστῷ Ἰησοῦ</w:t>
+      </w:r>
+    </w:p>
+    <w:p>
+      <w:pPr/>
+      <w:r>
+        <w:rPr>
+          <w:lang w:val="gu_IN" w:bidi="gu_IN"/>
+        </w:rPr>
+      </w:r>
+      <w:r>
+        <w:rPr>
+          <w:b/>
+          <w:lang w:val="gu_IN" w:bidi="gu_IN"/>
+        </w:rPr>
         <w:t>"હું ધ્યેય તરફ આગળ વધી રહ્યો છું, ખ્રિસ્ત ઈસુમાં ઈશ્વરના ઉપરના તેડાંના ઇનામ માટે"</w:t>
       </w:r>
     </w:p>
@@ -32920,6 +34165,21 @@
           <w:b/>
           <w:lang w:val="gu_IN" w:bidi="gu_IN"/>
         </w:rPr>
+        <w:t>κατὰ σκοπὸν διώκω εἰς τὸ βραβεῖον τῆς ἄνω κλήσεως τοῦ Θεοῦ ἐν Χριστῷ Ἰησοῦ</w:t>
+      </w:r>
+    </w:p>
+    <w:p>
+      <w:pPr/>
+      <w:r>
+        <w:rPr>
+          <w:lang w:val="gu_IN" w:bidi="gu_IN"/>
+        </w:rPr>
+      </w:r>
+      <w:r>
+        <w:rPr>
+          <w:b/>
+          <w:lang w:val="gu_IN" w:bidi="gu_IN"/>
+        </w:rPr>
         <w:t>"હું ધ્યેય તરફ આગળ વધી રહ્યો છું, ખ્રિસ્ત ઈસુમાં ઈશ્વરના ઉપરના તેડાંના ઇનામ માટે"</w:t>
       </w:r>
     </w:p>
@@ -33291,6 +34551,21 @@
           <w:b/>
           <w:lang w:val="gu_IN" w:bidi="gu_IN"/>
         </w:rPr>
+        <w:t>καὶ τοῦτο ὁ Θεὸς ὑμῖν ἀποκαλύψει</w:t>
+      </w:r>
+    </w:p>
+    <w:p>
+      <w:pPr/>
+      <w:r>
+        <w:rPr>
+          <w:lang w:val="gu_IN" w:bidi="gu_IN"/>
+        </w:rPr>
+      </w:r>
+      <w:r>
+        <w:rPr>
+          <w:b/>
+          <w:lang w:val="gu_IN" w:bidi="gu_IN"/>
+        </w:rPr>
         <w:t>"ઈશ્વર પણ તમને તે જાહેર કરશે"</w:t>
       </w:r>
     </w:p>
@@ -33483,6 +34758,21 @@
           <w:b/>
           <w:lang w:val="gu_IN" w:bidi="gu_IN"/>
         </w:rPr>
+        <w:t>εἰς ὃ ἐφθάσαμεν, τῷ αὐτῷ στοιχεῖν</w:t>
+      </w:r>
+    </w:p>
+    <w:p>
+      <w:pPr/>
+      <w:r>
+        <w:rPr>
+          <w:lang w:val="gu_IN" w:bidi="gu_IN"/>
+        </w:rPr>
+      </w:r>
+      <w:r>
+        <w:rPr>
+          <w:b/>
+          <w:lang w:val="gu_IN" w:bidi="gu_IN"/>
+        </w:rPr>
         <w:t>"આપણે જે પ્રાપ્ત કર્યું છે, તેમાં આપણે જીવવું જોઈએ"</w:t>
       </w:r>
     </w:p>
@@ -33546,6 +34836,21 @@
           <w:b/>
           <w:lang w:val="gu_IN" w:bidi="gu_IN"/>
         </w:rPr>
+        <w:t>συνμιμηταί μου γίνεσθε</w:t>
+      </w:r>
+    </w:p>
+    <w:p>
+      <w:pPr/>
+      <w:r>
+        <w:rPr>
+          <w:lang w:val="gu_IN" w:bidi="gu_IN"/>
+        </w:rPr>
+      </w:r>
+      <w:r>
+        <w:rPr>
+          <w:b/>
+          <w:lang w:val="gu_IN" w:bidi="gu_IN"/>
+        </w:rPr>
         <w:t>"મારા અનુકરણ કરનારા બનો"</w:t>
       </w:r>
     </w:p>
@@ -33694,6 +34999,21 @@
           <w:b/>
           <w:lang w:val="gu_IN" w:bidi="gu_IN"/>
         </w:rPr>
+        <w:t>ἀδελφοί</w:t>
+      </w:r>
+    </w:p>
+    <w:p>
+      <w:pPr/>
+      <w:r>
+        <w:rPr>
+          <w:lang w:val="gu_IN" w:bidi="gu_IN"/>
+        </w:rPr>
+      </w:r>
+      <w:r>
+        <w:rPr>
+          <w:b/>
+          <w:lang w:val="gu_IN" w:bidi="gu_IN"/>
+        </w:rPr>
         <w:t>"ભાઈઓ"</w:t>
       </w:r>
     </w:p>
@@ -33855,6 +35175,21 @@
           <w:b/>
           <w:lang w:val="gu_IN" w:bidi="gu_IN"/>
         </w:rPr>
+        <w:t>τοὺς οὕτω περιπατοῦντας, καθὼς ἔχετε τύπον ἡμᾶς</w:t>
+      </w:r>
+    </w:p>
+    <w:p>
+      <w:pPr/>
+      <w:r>
+        <w:rPr>
+          <w:lang w:val="gu_IN" w:bidi="gu_IN"/>
+        </w:rPr>
+      </w:r>
+      <w:r>
+        <w:rPr>
+          <w:b/>
+          <w:lang w:val="gu_IN" w:bidi="gu_IN"/>
+        </w:rPr>
         <w:t>"જેઓ આ રીતે ચાલે છે તેઓને &amp; જેમ અમે તમારી પાસે ઉદાહરણ {તરીકે} છીએ"</w:t>
       </w:r>
     </w:p>
@@ -34118,6 +35453,21 @@
           <w:b/>
           <w:lang w:val="gu_IN" w:bidi="gu_IN"/>
         </w:rPr>
+        <w:t>νῦν δὲ καὶ κλαίων</w:t>
+      </w:r>
+    </w:p>
+    <w:p>
+      <w:pPr/>
+      <w:r>
+        <w:rPr>
+          <w:lang w:val="gu_IN" w:bidi="gu_IN"/>
+        </w:rPr>
+      </w:r>
+      <w:r>
+        <w:rPr>
+          <w:b/>
+          <w:lang w:val="gu_IN" w:bidi="gu_IN"/>
+        </w:rPr>
         <w:t>"પરંતુ હવે રડતા પણ"</w:t>
       </w:r>
     </w:p>
@@ -34652,6 +36002,21 @@
           <w:b/>
           <w:lang w:val="gu_IN" w:bidi="gu_IN"/>
         </w:rPr>
+        <w:t>ἡ δόξα ἐν τῇ αἰσχύνῃ αὐτῶν</w:t>
+      </w:r>
+    </w:p>
+    <w:p>
+      <w:pPr/>
+      <w:r>
+        <w:rPr>
+          <w:lang w:val="gu_IN" w:bidi="gu_IN"/>
+        </w:rPr>
+      </w:r>
+      <w:r>
+        <w:rPr>
+          <w:b/>
+          <w:lang w:val="gu_IN" w:bidi="gu_IN"/>
+        </w:rPr>
         <w:t>"તેમનો} મહિમા તેમની શરમમાં {છે"</w:t>
       </w:r>
     </w:p>
@@ -34960,6 +36325,21 @@
           <w:b/>
           <w:lang w:val="gu_IN" w:bidi="gu_IN"/>
         </w:rPr>
+        <w:t>οἱ τὰ ἐπίγεια φρονοῦντες</w:t>
+      </w:r>
+    </w:p>
+    <w:p>
+      <w:pPr/>
+      <w:r>
+        <w:rPr>
+          <w:lang w:val="gu_IN" w:bidi="gu_IN"/>
+        </w:rPr>
+      </w:r>
+      <w:r>
+        <w:rPr>
+          <w:b/>
+          <w:lang w:val="gu_IN" w:bidi="gu_IN"/>
+        </w:rPr>
         <w:t>"તેઓ પૃથ્વીની વસ્તુઓ વિષે વિચારે છે"</w:t>
       </w:r>
     </w:p>
@@ -35381,6 +36761,21 @@
           <w:b/>
           <w:lang w:val="gu_IN" w:bidi="gu_IN"/>
         </w:rPr>
+        <w:t>τῷ σώματι τῆς δόξης αὐτοῦ</w:t>
+      </w:r>
+    </w:p>
+    <w:p>
+      <w:pPr/>
+      <w:r>
+        <w:rPr>
+          <w:lang w:val="gu_IN" w:bidi="gu_IN"/>
+        </w:rPr>
+      </w:r>
+      <w:r>
+        <w:rPr>
+          <w:b/>
+          <w:lang w:val="gu_IN" w:bidi="gu_IN"/>
+        </w:rPr>
         <w:t>"મહિમાવંત શરીરના &amp; તેમની"</w:t>
       </w:r>
     </w:p>
@@ -35688,6 +37083,21 @@
           <w:b/>
           <w:lang w:val="gu_IN" w:bidi="gu_IN"/>
         </w:rPr>
+        <w:t>ἀδελφοί</w:t>
+      </w:r>
+    </w:p>
+    <w:p>
+      <w:pPr/>
+      <w:r>
+        <w:rPr>
+          <w:lang w:val="gu_IN" w:bidi="gu_IN"/>
+        </w:rPr>
+      </w:r>
+      <w:r>
+        <w:rPr>
+          <w:b/>
+          <w:lang w:val="gu_IN" w:bidi="gu_IN"/>
+        </w:rPr>
         <w:t>"ભાઈઓ"</w:t>
       </w:r>
     </w:p>
@@ -35776,6 +37186,21 @@
           <w:b/>
           <w:lang w:val="gu_IN" w:bidi="gu_IN"/>
         </w:rPr>
+        <w:t>ἀγαπητοὶ καὶ ἐπιπόθητοι</w:t>
+      </w:r>
+    </w:p>
+    <w:p>
+      <w:pPr/>
+      <w:r>
+        <w:rPr>
+          <w:lang w:val="gu_IN" w:bidi="gu_IN"/>
+        </w:rPr>
+      </w:r>
+      <w:r>
+        <w:rPr>
+          <w:b/>
+          <w:lang w:val="gu_IN" w:bidi="gu_IN"/>
+        </w:rPr>
         <w:t>"વહાલાઓ અને જેઓ માટે હું ઝંખુ છું"</w:t>
       </w:r>
     </w:p>
@@ -36181,6 +37606,21 @@
           <w:b/>
           <w:lang w:val="gu_IN" w:bidi="gu_IN"/>
         </w:rPr>
+        <w:t>οὕτως στήκετε ἐν Κυρίῳ, ἀγαπητοί</w:t>
+      </w:r>
+    </w:p>
+    <w:p>
+      <w:pPr/>
+      <w:r>
+        <w:rPr>
+          <w:lang w:val="gu_IN" w:bidi="gu_IN"/>
+        </w:rPr>
+      </w:r>
+      <w:r>
+        <w:rPr>
+          <w:b/>
+          <w:lang w:val="gu_IN" w:bidi="gu_IN"/>
+        </w:rPr>
         <w:t>"પ્રિય, પ્રભુમાં આ રીતે સ્થિર રહો"</w:t>
       </w:r>
     </w:p>
@@ -36529,6 +37969,21 @@
           <w:b/>
           <w:lang w:val="gu_IN" w:bidi="gu_IN"/>
         </w:rPr>
+        <w:t>οὕτως στήκετε ἐν Κυρίῳ</w:t>
+      </w:r>
+    </w:p>
+    <w:p>
+      <w:pPr/>
+      <w:r>
+        <w:rPr>
+          <w:lang w:val="gu_IN" w:bidi="gu_IN"/>
+        </w:rPr>
+      </w:r>
+      <w:r>
+        <w:rPr>
+          <w:b/>
+          <w:lang w:val="gu_IN" w:bidi="gu_IN"/>
+        </w:rPr>
         <w:t>"પ્રભુમાં આ રીતે સ્થિર રહો"</w:t>
       </w:r>
     </w:p>
@@ -36592,6 +38047,21 @@
           <w:b/>
           <w:lang w:val="gu_IN" w:bidi="gu_IN"/>
         </w:rPr>
+        <w:t>Εὐοδίαν &amp; Συντύχην</w:t>
+      </w:r>
+    </w:p>
+    <w:p>
+      <w:pPr/>
+      <w:r>
+        <w:rPr>
+          <w:lang w:val="gu_IN" w:bidi="gu_IN"/>
+        </w:rPr>
+      </w:r>
+      <w:r>
+        <w:rPr>
+          <w:b/>
+          <w:lang w:val="gu_IN" w:bidi="gu_IN"/>
+        </w:rPr>
         <w:t>"યુવદિયાને &amp; સુન્તુખેને"</w:t>
       </w:r>
     </w:p>
@@ -37101,6 +38571,21 @@
           <w:b/>
           <w:lang w:val="gu_IN" w:bidi="gu_IN"/>
         </w:rPr>
+        <w:t>τῷ εὐαγγελίῳ</w:t>
+      </w:r>
+    </w:p>
+    <w:p>
+      <w:pPr/>
+      <w:r>
+        <w:rPr>
+          <w:lang w:val="gu_IN" w:bidi="gu_IN"/>
+        </w:rPr>
+      </w:r>
+      <w:r>
+        <w:rPr>
+          <w:b/>
+          <w:lang w:val="gu_IN" w:bidi="gu_IN"/>
+        </w:rPr>
         <w:t>"સુવાર્તામાં"</w:t>
       </w:r>
     </w:p>
@@ -37177,6 +38662,21 @@
           <w:b/>
           <w:lang w:val="gu_IN" w:bidi="gu_IN"/>
         </w:rPr>
+        <w:t>Κλήμεντος</w:t>
+      </w:r>
+    </w:p>
+    <w:p>
+      <w:pPr/>
+      <w:r>
+        <w:rPr>
+          <w:lang w:val="gu_IN" w:bidi="gu_IN"/>
+        </w:rPr>
+      </w:r>
+      <w:r>
+        <w:rPr>
+          <w:b/>
+          <w:lang w:val="gu_IN" w:bidi="gu_IN"/>
+        </w:rPr>
         <w:t>"ક્લેમેન્ત"</w:t>
       </w:r>
     </w:p>
@@ -37259,6 +38759,21 @@
           <w:b/>
           <w:lang w:val="gu_IN" w:bidi="gu_IN"/>
         </w:rPr>
+        <w:t>ὧν τὰ ὀνόματα ἐν βίβλῳ ζωῆς</w:t>
+      </w:r>
+    </w:p>
+    <w:p>
+      <w:pPr/>
+      <w:r>
+        <w:rPr>
+          <w:lang w:val="gu_IN" w:bidi="gu_IN"/>
+        </w:rPr>
+      </w:r>
+      <w:r>
+        <w:rPr>
+          <w:b/>
+          <w:lang w:val="gu_IN" w:bidi="gu_IN"/>
+        </w:rPr>
         <w:t>"જેઓના નામ જીવનના પુસ્તકમાં {છે"</w:t>
       </w:r>
     </w:p>
@@ -37322,6 +38837,21 @@
           <w:b/>
           <w:lang w:val="gu_IN" w:bidi="gu_IN"/>
         </w:rPr>
+        <w:t>χαίρετε ἐν Κυρίῳ</w:t>
+      </w:r>
+    </w:p>
+    <w:p>
+      <w:pPr/>
+      <w:r>
+        <w:rPr>
+          <w:lang w:val="gu_IN" w:bidi="gu_IN"/>
+        </w:rPr>
+      </w:r>
+      <w:r>
+        <w:rPr>
+          <w:b/>
+          <w:lang w:val="gu_IN" w:bidi="gu_IN"/>
+        </w:rPr>
         <w:t>"પ્રભુમાં આનંદ કરો"</w:t>
       </w:r>
     </w:p>
@@ -37398,6 +38928,21 @@
           <w:b/>
           <w:lang w:val="gu_IN" w:bidi="gu_IN"/>
         </w:rPr>
+        <w:t>χαίρετε ἐν Κυρίῳ πάντοτε, πάλιν ἐρῶ, χαίρετε</w:t>
+      </w:r>
+    </w:p>
+    <w:p>
+      <w:pPr/>
+      <w:r>
+        <w:rPr>
+          <w:lang w:val="gu_IN" w:bidi="gu_IN"/>
+        </w:rPr>
+      </w:r>
+      <w:r>
+        <w:rPr>
+          <w:b/>
+          <w:lang w:val="gu_IN" w:bidi="gu_IN"/>
+        </w:rPr>
         <w:t>"હંમેશા પ્રભુમાં આનંદ કરો. ફરીથી હું કહીશ, આનંદ કરો"</w:t>
       </w:r>
     </w:p>
@@ -38625,6 +40170,21 @@
           <w:b/>
           <w:lang w:val="gu_IN" w:bidi="gu_IN"/>
         </w:rPr>
+        <w:t>τὰ αἰτήματα ὑμῶν γνωριζέσθω πρὸς τὸν Θεόν</w:t>
+      </w:r>
+    </w:p>
+    <w:p>
+      <w:pPr/>
+      <w:r>
+        <w:rPr>
+          <w:lang w:val="gu_IN" w:bidi="gu_IN"/>
+        </w:rPr>
+      </w:r>
+      <w:r>
+        <w:rPr>
+          <w:b/>
+          <w:lang w:val="gu_IN" w:bidi="gu_IN"/>
+        </w:rPr>
         <w:t>"QUOTE_NOT_FOUND: τὰ αἰτήματα ὑμῶν γνωριζέσθω πρὸς τὸν Θεό"</w:t>
       </w:r>
     </w:p>
@@ -39351,6 +40911,21 @@
           <w:b/>
           <w:lang w:val="gu_IN" w:bidi="gu_IN"/>
         </w:rPr>
+        <w:t>ἐν Χριστῷ Ἰησοῦ</w:t>
+      </w:r>
+    </w:p>
+    <w:p>
+      <w:pPr/>
+      <w:r>
+        <w:rPr>
+          <w:lang w:val="gu_IN" w:bidi="gu_IN"/>
+        </w:rPr>
+      </w:r>
+      <w:r>
+        <w:rPr>
+          <w:b/>
+          <w:lang w:val="gu_IN" w:bidi="gu_IN"/>
+        </w:rPr>
         <w:t>"ખ્રિસ્ત ઈસુમાં"</w:t>
       </w:r>
     </w:p>
@@ -39505,6 +41080,21 @@
           <w:b/>
           <w:lang w:val="gu_IN" w:bidi="gu_IN"/>
         </w:rPr>
+        <w:t>ἀδελφοί</w:t>
+      </w:r>
+    </w:p>
+    <w:p>
+      <w:pPr/>
+      <w:r>
+        <w:rPr>
+          <w:lang w:val="gu_IN" w:bidi="gu_IN"/>
+        </w:rPr>
+      </w:r>
+      <w:r>
+        <w:rPr>
+          <w:b/>
+          <w:lang w:val="gu_IN" w:bidi="gu_IN"/>
+        </w:rPr>
         <w:t>"ભાઈઓ"</w:t>
       </w:r>
     </w:p>
@@ -39593,6 +41183,21 @@
           <w:b/>
           <w:lang w:val="gu_IN" w:bidi="gu_IN"/>
         </w:rPr>
+        <w:t>ὅσα ἐστὶν ἀληθῆ, ὅσα σεμνά, ὅσα δίκαια, ὅσα ἁγνά, ὅσα προσφιλῆ, ὅσα εὔφημα</w:t>
+      </w:r>
+    </w:p>
+    <w:p>
+      <w:pPr/>
+      <w:r>
+        <w:rPr>
+          <w:lang w:val="gu_IN" w:bidi="gu_IN"/>
+        </w:rPr>
+      </w:r>
+      <w:r>
+        <w:rPr>
+          <w:b/>
+          <w:lang w:val="gu_IN" w:bidi="gu_IN"/>
+        </w:rPr>
         <w:t>"જેટલું સાચું છે, જેટલું સન્માનીય છે, જેટલું ન્યાયી છે, જેટલું શુદ્ધ છે, જેટલું સુંદર છે, જેટલું પ્રતિષ્ઠિત છે"</w:t>
       </w:r>
     </w:p>
@@ -39668,6 +41273,21 @@
           <w:b/>
           <w:lang w:val="gu_IN" w:bidi="gu_IN"/>
         </w:rPr>
+        <w:t>ὅσα προσφιλῆ</w:t>
+      </w:r>
+    </w:p>
+    <w:p>
+      <w:pPr/>
+      <w:r>
+        <w:rPr>
+          <w:lang w:val="gu_IN" w:bidi="gu_IN"/>
+        </w:rPr>
+      </w:r>
+      <w:r>
+        <w:rPr>
+          <w:b/>
+          <w:lang w:val="gu_IN" w:bidi="gu_IN"/>
+        </w:rPr>
         <w:t>"જેટલું સુંદર છે"</w:t>
       </w:r>
     </w:p>
@@ -39731,6 +41351,21 @@
           <w:b/>
           <w:lang w:val="gu_IN" w:bidi="gu_IN"/>
         </w:rPr>
+        <w:t>ὅσα εὔφημα</w:t>
+      </w:r>
+    </w:p>
+    <w:p>
+      <w:pPr/>
+      <w:r>
+        <w:rPr>
+          <w:lang w:val="gu_IN" w:bidi="gu_IN"/>
+        </w:rPr>
+      </w:r>
+      <w:r>
+        <w:rPr>
+          <w:b/>
+          <w:lang w:val="gu_IN" w:bidi="gu_IN"/>
+        </w:rPr>
         <w:t>"જેટલું પ્રતિષ્ઠિત છે"</w:t>
       </w:r>
     </w:p>
@@ -39794,6 +41429,21 @@
           <w:b/>
           <w:lang w:val="gu_IN" w:bidi="gu_IN"/>
         </w:rPr>
+        <w:t>εἴ τις ἀρετὴ</w:t>
+      </w:r>
+    </w:p>
+    <w:p>
+      <w:pPr/>
+      <w:r>
+        <w:rPr>
+          <w:lang w:val="gu_IN" w:bidi="gu_IN"/>
+        </w:rPr>
+      </w:r>
+      <w:r>
+        <w:rPr>
+          <w:b/>
+          <w:lang w:val="gu_IN" w:bidi="gu_IN"/>
+        </w:rPr>
         <w:t>"જો કંઈ સદાચારી {છે"</w:t>
       </w:r>
     </w:p>
@@ -39857,6 +41507,21 @@
           <w:b/>
           <w:lang w:val="gu_IN" w:bidi="gu_IN"/>
         </w:rPr>
+        <w:t>εἴ τις ἔπαινος</w:t>
+      </w:r>
+    </w:p>
+    <w:p>
+      <w:pPr/>
+      <w:r>
+        <w:rPr>
+          <w:lang w:val="gu_IN" w:bidi="gu_IN"/>
+        </w:rPr>
+      </w:r>
+      <w:r>
+        <w:rPr>
+          <w:b/>
+          <w:lang w:val="gu_IN" w:bidi="gu_IN"/>
+        </w:rPr>
         <w:t>"જો કંઈ પ્રશંસનીય {છે"</w:t>
       </w:r>
     </w:p>
@@ -40010,6 +41675,21 @@
           <w:b/>
           <w:lang w:val="gu_IN" w:bidi="gu_IN"/>
         </w:rPr>
+        <w:t>ἃ καὶ ἐμάθετε καὶ παρελάβετε, καὶ ἠκούσατε καὶ εἴδετε, ἐν ἐμοί</w:t>
+      </w:r>
+    </w:p>
+    <w:p>
+      <w:pPr/>
+      <w:r>
+        <w:rPr>
+          <w:lang w:val="gu_IN" w:bidi="gu_IN"/>
+        </w:rPr>
+      </w:r>
+      <w:r>
+        <w:rPr>
+          <w:b/>
+          <w:lang w:val="gu_IN" w:bidi="gu_IN"/>
+        </w:rPr>
         <w:t>"અને તમે મારામાં જે શીખ્યા અને પ્રાપ્ત કર્યું અને સાંભળ્યું અને જોયું, તો"</w:t>
       </w:r>
     </w:p>
@@ -40073,6 +41753,21 @@
           <w:b/>
           <w:lang w:val="gu_IN" w:bidi="gu_IN"/>
         </w:rPr>
+        <w:t>ἃ καὶ ἐμάθετε καὶ παρελάβετε</w:t>
+      </w:r>
+    </w:p>
+    <w:p>
+      <w:pPr/>
+      <w:r>
+        <w:rPr>
+          <w:lang w:val="gu_IN" w:bidi="gu_IN"/>
+        </w:rPr>
+      </w:r>
+      <w:r>
+        <w:rPr>
+          <w:b/>
+          <w:lang w:val="gu_IN" w:bidi="gu_IN"/>
+        </w:rPr>
         <w:t>"અને તમે &amp; જે શીખ્યા અને પ્રાપ્ત કર્યું"</w:t>
       </w:r>
     </w:p>
@@ -40174,6 +41869,21 @@
           <w:b/>
           <w:lang w:val="gu_IN" w:bidi="gu_IN"/>
         </w:rPr>
+        <w:t>ταῦτα πράσσετε</w:t>
+      </w:r>
+    </w:p>
+    <w:p>
+      <w:pPr/>
+      <w:r>
+        <w:rPr>
+          <w:lang w:val="gu_IN" w:bidi="gu_IN"/>
+        </w:rPr>
+      </w:r>
+      <w:r>
+        <w:rPr>
+          <w:b/>
+          <w:lang w:val="gu_IN" w:bidi="gu_IN"/>
+        </w:rPr>
         <w:t>"આ બાબતો કરો"</w:t>
       </w:r>
     </w:p>
@@ -40961,6 +42671,21 @@
           <w:b/>
           <w:lang w:val="gu_IN" w:bidi="gu_IN"/>
         </w:rPr>
+        <w:t>οὐχ ὅτι καθ’ ὑστέρησιν λέγω</w:t>
+      </w:r>
+    </w:p>
+    <w:p>
+      <w:pPr/>
+      <w:r>
+        <w:rPr>
+          <w:lang w:val="gu_IN" w:bidi="gu_IN"/>
+        </w:rPr>
+      </w:r>
+      <w:r>
+        <w:rPr>
+          <w:b/>
+          <w:lang w:val="gu_IN" w:bidi="gu_IN"/>
+        </w:rPr>
         <w:t>"એવું નથી કે હું જરૂરિયાત પ્રમાણે બોલું છું"</w:t>
       </w:r>
     </w:p>
@@ -41024,6 +42749,21 @@
           <w:b/>
           <w:lang w:val="gu_IN" w:bidi="gu_IN"/>
         </w:rPr>
+        <w:t>αὐτάρκης εἶναι</w:t>
+      </w:r>
+    </w:p>
+    <w:p>
+      <w:pPr/>
+      <w:r>
+        <w:rPr>
+          <w:lang w:val="gu_IN" w:bidi="gu_IN"/>
+        </w:rPr>
+      </w:r>
+      <w:r>
+        <w:rPr>
+          <w:b/>
+          <w:lang w:val="gu_IN" w:bidi="gu_IN"/>
+        </w:rPr>
         <w:t>"સંતોષી રહેવાનું"</w:t>
       </w:r>
     </w:p>
@@ -41280,6 +43020,21 @@
           <w:b/>
           <w:lang w:val="gu_IN" w:bidi="gu_IN"/>
         </w:rPr>
+        <w:t>οἶδα καὶ ταπεινοῦσθαι, οἶδα καὶ περισσεύειν &amp; καὶ περισσεύειν καὶ ὑστερεῖσθαι</w:t>
+      </w:r>
+    </w:p>
+    <w:p>
+      <w:pPr/>
+      <w:r>
+        <w:rPr>
+          <w:lang w:val="gu_IN" w:bidi="gu_IN"/>
+        </w:rPr>
+      </w:r>
+      <w:r>
+        <w:rPr>
+          <w:b/>
+          <w:lang w:val="gu_IN" w:bidi="gu_IN"/>
+        </w:rPr>
         <w:t>"હું બંને જાણું છું કે {કેવી રીતે} નિમ્નતામાં લવાવું &amp; કેવી રીતે} સમૃદ્ધ થવું તે હું જાણું છું &amp; અને &amp; તથા જરૂરિયાતમાં"</w:t>
       </w:r>
     </w:p>
@@ -42090,6 +43845,21 @@
           <w:b/>
           <w:lang w:val="gu_IN" w:bidi="gu_IN"/>
         </w:rPr>
+        <w:t>πάντα ἰσχύω ἐν τῷ ἐνδυναμοῦντί με</w:t>
+      </w:r>
+    </w:p>
+    <w:p>
+      <w:pPr/>
+      <w:r>
+        <w:rPr>
+          <w:lang w:val="gu_IN" w:bidi="gu_IN"/>
+        </w:rPr>
+      </w:r>
+      <w:r>
+        <w:rPr>
+          <w:b/>
+          <w:lang w:val="gu_IN" w:bidi="gu_IN"/>
+        </w:rPr>
         <w:t>"જે મને સામર્થ્યવાન કરે છે તેમનામાં હું બધું જ કરી શકું છું"</w:t>
       </w:r>
     </w:p>
@@ -42178,6 +43948,21 @@
           <w:b/>
           <w:lang w:val="gu_IN" w:bidi="gu_IN"/>
         </w:rPr>
+        <w:t>πάντα ἰσχύω ἐν τῷ ἐνδυναμοῦντί με</w:t>
+      </w:r>
+    </w:p>
+    <w:p>
+      <w:pPr/>
+      <w:r>
+        <w:rPr>
+          <w:lang w:val="gu_IN" w:bidi="gu_IN"/>
+        </w:rPr>
+      </w:r>
+      <w:r>
+        <w:rPr>
+          <w:b/>
+          <w:lang w:val="gu_IN" w:bidi="gu_IN"/>
+        </w:rPr>
         <w:t>"જે મને સામર્થ્યવાન કરે છે તેમનામાં હું બધું જ કરી શકું છું"</w:t>
       </w:r>
     </w:p>
@@ -42505,6 +44290,21 @@
           <w:b/>
           <w:lang w:val="gu_IN" w:bidi="gu_IN"/>
         </w:rPr>
+        <w:t>μου τῇ θλίψει</w:t>
+      </w:r>
+    </w:p>
+    <w:p>
+      <w:pPr/>
+      <w:r>
+        <w:rPr>
+          <w:lang w:val="gu_IN" w:bidi="gu_IN"/>
+        </w:rPr>
+      </w:r>
+      <w:r>
+        <w:rPr>
+          <w:b/>
+          <w:lang w:val="gu_IN" w:bidi="gu_IN"/>
+        </w:rPr>
         <w:t>"મારા દુઃખમાં"</w:t>
       </w:r>
     </w:p>
@@ -42671,6 +44471,21 @@
           <w:b/>
           <w:lang w:val="gu_IN" w:bidi="gu_IN"/>
         </w:rPr>
+        <w:t>τοῦ εὐαγγελίου</w:t>
+      </w:r>
+    </w:p>
+    <w:p>
+      <w:pPr/>
+      <w:r>
+        <w:rPr>
+          <w:lang w:val="gu_IN" w:bidi="gu_IN"/>
+        </w:rPr>
+      </w:r>
+      <w:r>
+        <w:rPr>
+          <w:b/>
+          <w:lang w:val="gu_IN" w:bidi="gu_IN"/>
+        </w:rPr>
         <w:t>"સુવાર્તાના આરંભમાં"</w:t>
       </w:r>
     </w:p>
@@ -42747,6 +44562,21 @@
           <w:b/>
           <w:lang w:val="gu_IN" w:bidi="gu_IN"/>
         </w:rPr>
+        <w:t>οὐδεμία μοι ἐκκλησία ἐκοινώνησεν εἰς λόγον δόσεως καὶ λήμψεως, εἰ μὴ ὑμεῖς μόνοι</w:t>
+      </w:r>
+    </w:p>
+    <w:p>
+      <w:pPr/>
+      <w:r>
+        <w:rPr>
+          <w:lang w:val="gu_IN" w:bidi="gu_IN"/>
+        </w:rPr>
+      </w:r>
+      <w:r>
+        <w:rPr>
+          <w:b/>
+          <w:lang w:val="gu_IN" w:bidi="gu_IN"/>
+        </w:rPr>
         <w:t>"એકલા તમારા સિવાય કોઈ મંડળીએ મારી સાથે આપવા અને પ્રાપ્ત કરવાની બાબતમાં ભાગીદારી કરી ન હતી"</w:t>
       </w:r>
     </w:p>
@@ -43036,6 +44866,21 @@
           <w:b/>
           <w:lang w:val="gu_IN" w:bidi="gu_IN"/>
         </w:rPr>
+        <w:t>ὅτι καὶ ἐν Θεσσαλονίκῃ</w:t>
+      </w:r>
+    </w:p>
+    <w:p>
+      <w:pPr/>
+      <w:r>
+        <w:rPr>
+          <w:lang w:val="gu_IN" w:bidi="gu_IN"/>
+        </w:rPr>
+      </w:r>
+      <w:r>
+        <w:rPr>
+          <w:b/>
+          <w:lang w:val="gu_IN" w:bidi="gu_IN"/>
+        </w:rPr>
         <w:t>"કારણ કે થેસ્સાલોનિકામાં પણ"</w:t>
       </w:r>
     </w:p>
@@ -43583,6 +45428,21 @@
         <w:rPr>
           <w:lang w:val="gu_IN" w:bidi="gu_IN"/>
         </w:rPr>
+      </w:r>
+    </w:p>
+    <w:p>
+      <w:pPr/>
+      <w:r>
+        <w:rPr>
+          <w:lang w:val="gu_IN" w:bidi="gu_IN"/>
+        </w:rPr>
+      </w:r>
+      <w:r>
+        <w:rPr>
+          <w:b/>
+          <w:lang w:val="gu_IN" w:bidi="gu_IN"/>
+        </w:rPr>
+        <w:t>πεπλήρωμαι, δεξάμενος παρὰ Ἐπαφροδίτου τὰ παρ’ ὑμῶν</w:t>
       </w:r>
     </w:p>
     <w:p>
@@ -43915,6 +45775,21 @@
           <w:b/>
           <w:lang w:val="gu_IN" w:bidi="gu_IN"/>
         </w:rPr>
+        <w:t>πληρώσει πᾶσαν χρείαν ὑμῶν</w:t>
+      </w:r>
+    </w:p>
+    <w:p>
+      <w:pPr/>
+      <w:r>
+        <w:rPr>
+          <w:lang w:val="gu_IN" w:bidi="gu_IN"/>
+        </w:rPr>
+      </w:r>
+      <w:r>
+        <w:rPr>
+          <w:b/>
+          <w:lang w:val="gu_IN" w:bidi="gu_IN"/>
+        </w:rPr>
         <w:t>"તમારી બધી જરૂરિયાતો પૂરી કરશે"</w:t>
       </w:r>
     </w:p>
@@ -44003,6 +45878,21 @@
           <w:b/>
           <w:lang w:val="gu_IN" w:bidi="gu_IN"/>
         </w:rPr>
+        <w:t>κατὰ τὸ πλοῦτος αὐτοῦ ἐν δόξῃ ἐν Χριστῷ Ἰησοῦ</w:t>
+      </w:r>
+    </w:p>
+    <w:p>
+      <w:pPr/>
+      <w:r>
+        <w:rPr>
+          <w:lang w:val="gu_IN" w:bidi="gu_IN"/>
+        </w:rPr>
+      </w:r>
+      <w:r>
+        <w:rPr>
+          <w:b/>
+          <w:lang w:val="gu_IN" w:bidi="gu_IN"/>
+        </w:rPr>
         <w:t>"ખ્રિસ્ત ઈસુમાં તેમના મહિમાની સંપત્તિ પ્રમાણે"</w:t>
       </w:r>
     </w:p>
@@ -44492,6 +46382,21 @@
           <w:b/>
           <w:lang w:val="gu_IN" w:bidi="gu_IN"/>
         </w:rPr>
+        <w:t>τῆς Καίσαρος οἰκίας</w:t>
+      </w:r>
+    </w:p>
+    <w:p>
+      <w:pPr/>
+      <w:r>
+        <w:rPr>
+          <w:lang w:val="gu_IN" w:bidi="gu_IN"/>
+        </w:rPr>
+      </w:r>
+      <w:r>
+        <w:rPr>
+          <w:b/>
+          <w:lang w:val="gu_IN" w:bidi="gu_IN"/>
+        </w:rPr>
         <w:t>"કૈસરના પરિવારના લોકો"</w:t>
       </w:r>
     </w:p>
@@ -44574,6 +46479,21 @@
           <w:b/>
           <w:lang w:val="gu_IN" w:bidi="gu_IN"/>
         </w:rPr>
+        <w:t>μετὰ τοῦ πνεύματος ὑμῶν</w:t>
+      </w:r>
+    </w:p>
+    <w:p>
+      <w:pPr/>
+      <w:r>
+        <w:rPr>
+          <w:lang w:val="gu_IN" w:bidi="gu_IN"/>
+        </w:rPr>
+      </w:r>
+      <w:r>
+        <w:rPr>
+          <w:b/>
+          <w:lang w:val="gu_IN" w:bidi="gu_IN"/>
+        </w:rPr>
         <w:t>"તમારા આત્મા સાથે હો"</w:t>
       </w:r>
     </w:p>
@@ -44636,6 +46556,21 @@
         <w:rPr>
           <w:lang w:val="gu_IN" w:bidi="gu_IN"/>
         </w:rPr>
+      </w:r>
+    </w:p>
+    <w:p>
+      <w:pPr/>
+      <w:r>
+        <w:rPr>
+          <w:lang w:val="gu_IN" w:bidi="gu_IN"/>
+        </w:rPr>
+      </w:r>
+      <w:r>
+        <w:rPr>
+          <w:b/>
+          <w:lang w:val="gu_IN" w:bidi="gu_IN"/>
+        </w:rPr>
+        <w:t>ἡ χάρις τοῦ Κυρίου Ἰησοῦ Χριστοῦ μετὰ τοῦ πνεύματος ὑμῶν</w:t>
       </w:r>
     </w:p>
     <w:p>
